--- a/Especificación de Requisitos del Software - PefLife.docx
+++ b/Especificación de Requisitos del Software - PefLife.docx
@@ -1,148 +1,128 @@
 
 <file path=word/document.xml><?xml version="1.0" encoding="utf-8"?>
-<w:document xmlns:mc="http://schemas.openxmlformats.org/markup-compatibility/2006" xmlns:o="urn:schemas-microsoft-com:office:office" xmlns:r="http://schemas.openxmlformats.org/officeDocument/2006/relationships" xmlns:m="http://schemas.openxmlformats.org/officeDocument/2006/math" xmlns:v="urn:schemas-microsoft-com:vml" xmlns:wp="http://schemas.openxmlformats.org/drawingml/2006/wordprocessingDrawing" xmlns:w10="urn:schemas-microsoft-com:office:word" xmlns:w="http://schemas.openxmlformats.org/wordprocessingml/2006/main" xmlns:wne="http://schemas.microsoft.com/office/word/2006/wordml" xmlns:sl="http://schemas.openxmlformats.org/schemaLibrary/2006/main" xmlns:a="http://schemas.openxmlformats.org/drawingml/2006/main" xmlns:pic="http://schemas.openxmlformats.org/drawingml/2006/picture" xmlns:c="http://schemas.openxmlformats.org/drawingml/2006/chart" xmlns:lc="http://schemas.openxmlformats.org/drawingml/2006/lockedCanvas" xmlns:dgm="http://schemas.openxmlformats.org/drawingml/2006/diagram" xmlns:wps="http://schemas.microsoft.com/office/word/2010/wordprocessingShape" xmlns:wpg="http://schemas.microsoft.com/office/word/2010/wordprocessingGroup" xmlns:w14="http://schemas.microsoft.com/office/word/2010/wordml" xmlns:w15="http://schemas.microsoft.com/office/word/2012/wordml" xmlns:w16="http://schemas.microsoft.com/office/word/2018/wordml" xmlns:w16cex="http://schemas.microsoft.com/office/word/2018/wordml/cex" xmlns:w16cid="http://schemas.microsoft.com/office/word/2016/wordml/cid" xmlns="http://schemas.microsoft.com/office/tasks/2019/documenttasks" xmlns:cr="http://schemas.microsoft.com/office/comments/2020/reactions">
+<w:document xmlns:wpc="http://schemas.microsoft.com/office/word/2010/wordprocessingCanvas" xmlns:cx="http://schemas.microsoft.com/office/drawing/2014/chartex" xmlns:mc="http://schemas.openxmlformats.org/markup-compatibility/2006" xmlns:o="urn:schemas-microsoft-com:office:office" xmlns:r="http://schemas.openxmlformats.org/officeDocument/2006/relationships" xmlns:m="http://schemas.openxmlformats.org/officeDocument/2006/math" xmlns:v="urn:schemas-microsoft-com:vml" xmlns:wp14="http://schemas.microsoft.com/office/word/2010/wordprocessingDrawing" xmlns:wp="http://schemas.openxmlformats.org/drawingml/2006/wordprocessingDrawing" xmlns:w10="urn:schemas-microsoft-com:office:word" xmlns:w="http://schemas.openxmlformats.org/wordprocessingml/2006/main" xmlns:w14="http://schemas.microsoft.com/office/word/2010/wordml" xmlns:w15="http://schemas.microsoft.com/office/word/2012/wordml" xmlns:w16se="http://schemas.microsoft.com/office/word/2015/wordml/symex" xmlns:wpg="http://schemas.microsoft.com/office/word/2010/wordprocessingGroup" xmlns:wpi="http://schemas.microsoft.com/office/word/2010/wordprocessingInk" xmlns:wne="http://schemas.microsoft.com/office/word/2006/wordml" xmlns:wps="http://schemas.microsoft.com/office/word/2010/wordprocessingShape" mc:Ignorable="w14 w15 w16se wp14">
   <w:body>
     <w:p>
       <w:pPr>
         <w:rPr>
-          <w:b w:val="1"/>
+          <w:b/>
         </w:rPr>
       </w:pPr>
       <w:r>
         <w:rPr>
-          <w:b w:val="1"/>
-          <w:rtl w:val="0"/>
+          <w:b/>
         </w:rPr>
-        <w:t xml:space="preserve">Especificación de Requisitos del Software (ERS)</w:t>
-      </w:r>
-    </w:p>
-    <w:p>
-      <w:pPr>
-        <w:rPr/>
-      </w:pPr>
+        <w:t>Especificación de Requisitos del Software (ERS)</w:t>
+      </w:r>
+    </w:p>
+    <w:p>
       <w:r>
         <w:rPr>
-          <w:b w:val="1"/>
-          <w:rtl w:val="0"/>
+          <w:b/>
         </w:rPr>
-        <w:t xml:space="preserve">Proyecto:</w:t>
+        <w:t>Proyecto:</w:t>
+      </w:r>
+      <w:r>
+        <w:t xml:space="preserve"> Sistema de Gestión Veterinaria </w:t>
+      </w:r>
+      <w:proofErr w:type="spellStart"/>
+      <w:r>
+        <w:t>PetLife</w:t>
+      </w:r>
+      <w:proofErr w:type="spellEnd"/>
+      <w:r>
+        <w:br/>
       </w:r>
       <w:r>
         <w:rPr>
-          <w:rtl w:val="0"/>
+          <w:b/>
         </w:rPr>
-        <w:t xml:space="preserve"> Sistema de Gestión Veterinaria PetLife</w:t>
-        <w:br w:type="textWrapping"/>
+        <w:t>Versión:</w:t>
+      </w:r>
+      <w:r>
+        <w:t xml:space="preserve"> 1.0</w:t>
+      </w:r>
+      <w:r>
+        <w:br/>
       </w:r>
       <w:r>
         <w:rPr>
-          <w:b w:val="1"/>
-          <w:rtl w:val="0"/>
+          <w:b/>
         </w:rPr>
-        <w:t xml:space="preserve">Versión:</w:t>
+        <w:t>Autor:</w:t>
+      </w:r>
+      <w:r>
+        <w:t xml:space="preserve"> Equipo de </w:t>
+      </w:r>
+      <w:proofErr w:type="spellStart"/>
+      <w:r>
+        <w:t>SofTech</w:t>
+      </w:r>
+      <w:proofErr w:type="spellEnd"/>
+      <w:r>
+        <w:t xml:space="preserve"> </w:t>
+      </w:r>
+      <w:proofErr w:type="spellStart"/>
+      <w:r>
+        <w:t>Solutions</w:t>
+      </w:r>
+      <w:proofErr w:type="spellEnd"/>
+      <w:r>
+        <w:br/>
       </w:r>
       <w:r>
         <w:rPr>
-          <w:rtl w:val="0"/>
+          <w:b/>
         </w:rPr>
-        <w:t xml:space="preserve"> 1.0</w:t>
-        <w:br w:type="textWrapping"/>
-      </w:r>
-      <w:r>
+        <w:t>Fecha:</w:t>
+      </w:r>
+      <w:r>
+        <w:t xml:space="preserve"> [Sin fecha]</w:t>
+      </w:r>
+    </w:p>
+    <w:p>
+      <w:r>
+        <w:pict w14:anchorId="4A4C4397">
+          <v:rect id="_x0000_i1025" style="width:0;height:1.5pt" o:hralign="center" o:hrstd="t" o:hr="t" fillcolor="#a0a0a0" stroked="f"/>
+        </w:pict>
+      </w:r>
+    </w:p>
+    <w:p>
+      <w:pPr>
         <w:rPr>
-          <w:b w:val="1"/>
-          <w:rtl w:val="0"/>
+          <w:b/>
         </w:rPr>
-        <w:t xml:space="preserve">Autor:</w:t>
-      </w:r>
+      </w:pPr>
       <w:r>
         <w:rPr>
-          <w:rtl w:val="0"/>
+          <w:b/>
         </w:rPr>
-        <w:t xml:space="preserve"> Equipo de SofTech Solutions</w:t>
-        <w:br w:type="textWrapping"/>
-      </w:r>
-      <w:r>
+        <w:t>1. Introducción</w:t>
+      </w:r>
+    </w:p>
+    <w:p>
+      <w:r>
+        <w:t>El software servirá para que la clínica veterinaria tenga todo en un solo lugar. Se desea que sea fácil de usar y que los datos estén bien organizados.</w:t>
+      </w:r>
+    </w:p>
+    <w:p>
+      <w:r>
+        <w:pict w14:anchorId="38FAB9AE">
+          <v:rect id="_x0000_i1026" style="width:0;height:1.5pt" o:hralign="center" o:hrstd="t" o:hr="t" fillcolor="#a0a0a0" stroked="f"/>
+        </w:pict>
+      </w:r>
+    </w:p>
+    <w:p>
+      <w:pPr>
         <w:rPr>
-          <w:b w:val="1"/>
-          <w:rtl w:val="0"/>
+          <w:b/>
         </w:rPr>
-        <w:t xml:space="preserve">Fecha:</w:t>
-      </w:r>
+      </w:pPr>
       <w:r>
         <w:rPr>
-          <w:rtl w:val="0"/>
+          <w:b/>
         </w:rPr>
-        <w:t xml:space="preserve"> [Sin fecha]</w:t>
-      </w:r>
-    </w:p>
-    <w:p>
-      <w:pPr>
-        <w:rPr/>
-      </w:pPr>
-      <w:r>
-        <w:pict>
-          <v:rect style="width:0.0pt;height:1.5pt" o:hr="t" o:hrstd="t" o:hralign="center" fillcolor="#A0A0A0" stroked="f"/>
-        </w:pict>
-      </w:r>
-      <w:r>
-        <w:rPr>
-          <w:rtl w:val="0"/>
-        </w:rPr>
-      </w:r>
-    </w:p>
-    <w:p>
-      <w:pPr>
-        <w:rPr>
-          <w:b w:val="1"/>
-        </w:rPr>
-      </w:pPr>
-      <w:r>
-        <w:rPr>
-          <w:b w:val="1"/>
-          <w:rtl w:val="0"/>
-        </w:rPr>
-        <w:t xml:space="preserve">1. Introducción</w:t>
-      </w:r>
-    </w:p>
-    <w:p>
-      <w:pPr>
-        <w:rPr/>
-      </w:pPr>
-      <w:r>
-        <w:rPr>
-          <w:rtl w:val="0"/>
-        </w:rPr>
-        <w:t xml:space="preserve">El software servirá para que la clínica veterinaria tenga todo en un solo lugar. Se desea que sea fácil de usar y que los datos estén bien organizados.</w:t>
-      </w:r>
-    </w:p>
-    <w:p>
-      <w:pPr>
-        <w:rPr/>
-      </w:pPr>
-      <w:r>
-        <w:pict>
-          <v:rect style="width:0.0pt;height:1.5pt" o:hr="t" o:hrstd="t" o:hralign="center" fillcolor="#A0A0A0" stroked="f"/>
-        </w:pict>
-      </w:r>
-      <w:r>
-        <w:rPr>
-          <w:rtl w:val="0"/>
-        </w:rPr>
-      </w:r>
-    </w:p>
-    <w:p>
-      <w:pPr>
-        <w:rPr>
-          <w:b w:val="1"/>
-        </w:rPr>
-      </w:pPr>
-      <w:r>
-        <w:rPr>
-          <w:b w:val="1"/>
-          <w:rtl w:val="0"/>
-        </w:rPr>
-        <w:t xml:space="preserve">2. Requisitos</w:t>
+        <w:t>2. Requisitos</w:t>
       </w:r>
     </w:p>
     <w:p>
@@ -151,14 +131,9 @@
           <w:ilvl w:val="0"/>
           <w:numId w:val="1"/>
         </w:numPr>
-        <w:ind w:left="720" w:hanging="360"/>
-        <w:rPr/>
-      </w:pPr>
-      <w:r>
-        <w:rPr>
-          <w:rtl w:val="0"/>
-        </w:rPr>
-        <w:t xml:space="preserve">El sistema debe permitir agregar mascotas.</w:t>
+      </w:pPr>
+      <w:r>
+        <w:t>El sistema debe permitir agregar mascotas.</w:t>
       </w:r>
     </w:p>
     <w:p>
@@ -167,14 +142,12 @@
           <w:ilvl w:val="0"/>
           <w:numId w:val="1"/>
         </w:numPr>
-        <w:ind w:left="720" w:hanging="360"/>
-        <w:rPr/>
-      </w:pPr>
-      <w:r>
-        <w:rPr>
-          <w:rtl w:val="0"/>
-        </w:rPr>
-        <w:t xml:space="preserve">Los usuarios deben poder buscar cosas fácilmente.</w:t>
+      </w:pPr>
+      <w:r>
+        <w:t>Los usuarios deben poder buscar cosas fácilme</w:t>
+      </w:r>
+      <w:r>
+        <w:t>nte.</w:t>
       </w:r>
     </w:p>
     <w:p>
@@ -183,14 +156,9 @@
           <w:ilvl w:val="0"/>
           <w:numId w:val="1"/>
         </w:numPr>
-        <w:ind w:left="720" w:hanging="360"/>
-        <w:rPr/>
-      </w:pPr>
-      <w:r>
-        <w:rPr>
-          <w:rtl w:val="0"/>
-        </w:rPr>
-        <w:t xml:space="preserve">El software tiene que verse moderno.</w:t>
+      </w:pPr>
+      <w:r>
+        <w:t>El software tiene que verse moderno.</w:t>
       </w:r>
     </w:p>
     <w:p>
@@ -199,14 +167,9 @@
           <w:ilvl w:val="0"/>
           <w:numId w:val="1"/>
         </w:numPr>
-        <w:ind w:left="720" w:hanging="360"/>
-        <w:rPr/>
-      </w:pPr>
-      <w:r>
-        <w:rPr>
-          <w:rtl w:val="0"/>
-        </w:rPr>
-        <w:t xml:space="preserve">Debe imprimir informes.</w:t>
+      </w:pPr>
+      <w:r>
+        <w:t>Debe imprimir informes.</w:t>
       </w:r>
     </w:p>
     <w:p>
@@ -215,14 +178,9 @@
           <w:ilvl w:val="0"/>
           <w:numId w:val="1"/>
         </w:numPr>
-        <w:ind w:left="720" w:hanging="360"/>
-        <w:rPr/>
-      </w:pPr>
-      <w:r>
-        <w:rPr>
-          <w:rtl w:val="0"/>
-        </w:rPr>
-        <w:t xml:space="preserve">Tiene que ser rápido.</w:t>
+      </w:pPr>
+      <w:r>
+        <w:t>Tiene que ser rápido.</w:t>
       </w:r>
     </w:p>
     <w:p>
@@ -231,14 +189,9 @@
           <w:ilvl w:val="0"/>
           <w:numId w:val="1"/>
         </w:numPr>
-        <w:ind w:left="720" w:hanging="360"/>
-        <w:rPr/>
-      </w:pPr>
-      <w:r>
-        <w:rPr>
-          <w:rtl w:val="0"/>
-        </w:rPr>
-        <w:t xml:space="preserve">Debe haber diferentes tipos de usuarios.</w:t>
+      </w:pPr>
+      <w:r>
+        <w:t>Debe haber diferentes tipos de usuarios.</w:t>
       </w:r>
     </w:p>
     <w:p>
@@ -247,43 +200,29 @@
           <w:ilvl w:val="0"/>
           <w:numId w:val="1"/>
         </w:numPr>
-        <w:ind w:left="720" w:hanging="360"/>
-        <w:rPr/>
-      </w:pPr>
-      <w:r>
+      </w:pPr>
+      <w:r>
+        <w:t>El sistema debe tener todo lo necesario para una veterinaria.</w:t>
+      </w:r>
+    </w:p>
+    <w:p>
+      <w:r>
+        <w:pict w14:anchorId="1A26BB97">
+          <v:rect id="_x0000_i1027" style="width:0;height:1.5pt" o:hralign="center" o:hrstd="t" o:hr="t" fillcolor="#a0a0a0" stroked="f"/>
+        </w:pict>
+      </w:r>
+    </w:p>
+    <w:p>
+      <w:pPr>
         <w:rPr>
-          <w:rtl w:val="0"/>
+          <w:b/>
         </w:rPr>
-        <w:t xml:space="preserve">El sistema debe tener todo lo necesario para una veterinaria.</w:t>
-      </w:r>
-    </w:p>
-    <w:p>
-      <w:pPr>
-        <w:rPr/>
-      </w:pPr>
-      <w:r>
-        <w:pict>
-          <v:rect style="width:0.0pt;height:1.5pt" o:hr="t" o:hrstd="t" o:hralign="center" fillcolor="#A0A0A0" stroked="f"/>
-        </w:pict>
-      </w:r>
+      </w:pPr>
       <w:r>
         <w:rPr>
-          <w:rtl w:val="0"/>
+          <w:b/>
         </w:rPr>
-      </w:r>
-    </w:p>
-    <w:p>
-      <w:pPr>
-        <w:rPr>
-          <w:b w:val="1"/>
-        </w:rPr>
-      </w:pPr>
-      <w:r>
-        <w:rPr>
-          <w:b w:val="1"/>
-          <w:rtl w:val="0"/>
-        </w:rPr>
-        <w:t xml:space="preserve">3. Requerimientos adicionales</w:t>
+        <w:t>3. Requerimientos adicionales</w:t>
       </w:r>
     </w:p>
     <w:p>
@@ -292,14 +231,9 @@
           <w:ilvl w:val="0"/>
           <w:numId w:val="2"/>
         </w:numPr>
-        <w:ind w:left="720" w:hanging="360"/>
-        <w:rPr/>
-      </w:pPr>
-      <w:r>
-        <w:rPr>
-          <w:rtl w:val="0"/>
-        </w:rPr>
-        <w:t xml:space="preserve">Evitar errores.</w:t>
+      </w:pPr>
+      <w:r>
+        <w:t>Evitar errores.</w:t>
       </w:r>
     </w:p>
     <w:p>
@@ -308,14 +242,12 @@
           <w:ilvl w:val="0"/>
           <w:numId w:val="2"/>
         </w:numPr>
-        <w:ind w:left="720" w:hanging="360"/>
-        <w:rPr/>
-      </w:pPr>
-      <w:r>
-        <w:rPr>
-          <w:rtl w:val="0"/>
-        </w:rPr>
-        <w:t xml:space="preserve">La información no debe perderse.</w:t>
+      </w:pPr>
+      <w:r>
+        <w:t>La información no</w:t>
+      </w:r>
+      <w:r>
+        <w:t xml:space="preserve"> debe perderse.</w:t>
       </w:r>
     </w:p>
     <w:p>
@@ -324,78 +256,131 @@
           <w:ilvl w:val="0"/>
           <w:numId w:val="2"/>
         </w:numPr>
-        <w:ind w:left="720" w:hanging="360"/>
-        <w:rPr/>
-      </w:pPr>
-      <w:r>
+      </w:pPr>
+      <w:r>
+        <w:t>Cumplir con las normas.</w:t>
+      </w:r>
+    </w:p>
+    <w:p>
+      <w:r>
+        <w:pict w14:anchorId="5F142A05">
+          <v:rect id="_x0000_i1028" style="width:0;height:1.5pt" o:hralign="center" o:hrstd="t" o:hr="t" fillcolor="#a0a0a0" stroked="f"/>
+        </w:pict>
+      </w:r>
+    </w:p>
+    <w:p>
+      <w:pPr>
         <w:rPr>
-          <w:rtl w:val="0"/>
+          <w:b/>
         </w:rPr>
-        <w:t xml:space="preserve">Cumplir con las normas.</w:t>
-      </w:r>
-    </w:p>
-    <w:p>
-      <w:pPr>
-        <w:rPr/>
-      </w:pPr>
-      <w:r>
-        <w:pict>
-          <v:rect style="width:0.0pt;height:1.5pt" o:hr="t" o:hrstd="t" o:hralign="center" fillcolor="#A0A0A0" stroked="f"/>
-        </w:pict>
-      </w:r>
+      </w:pPr>
       <w:r>
         <w:rPr>
-          <w:rtl w:val="0"/>
+          <w:b/>
         </w:rPr>
-      </w:r>
-    </w:p>
-    <w:p>
-      <w:pPr>
-        <w:rPr>
-          <w:b w:val="1"/>
-        </w:rPr>
-      </w:pPr>
-      <w:r>
-        <w:rPr>
-          <w:b w:val="1"/>
-          <w:rtl w:val="0"/>
-        </w:rPr>
-        <w:t xml:space="preserve">4. Observaciones</w:t>
-      </w:r>
-    </w:p>
-    <w:p>
-      <w:pPr>
-        <w:rPr/>
-      </w:pPr>
-      <w:r>
-        <w:rPr>
-          <w:rtl w:val="0"/>
-        </w:rPr>
-        <w:t xml:space="preserve">Esperamos que este software funcione bien. El cliente quiere que esté listo lo más pronto posible.</w:t>
-      </w:r>
-    </w:p>
-    <w:p>
-      <w:pPr>
-        <w:rPr/>
-      </w:pPr>
-      <w:r>
-        <w:rPr>
-          <w:rtl w:val="0"/>
-        </w:rPr>
-      </w:r>
-    </w:p>
+        <w:t>4. Observaciones</w:t>
+      </w:r>
+    </w:p>
+    <w:p>
+      <w:r>
+        <w:t>Esperamos que este software funcione bien. El cliente quiere que esté listo lo más pronto posible.</w:t>
+      </w:r>
+      <w:r>
+        <w:t xml:space="preserve"> </w:t>
+      </w:r>
+      <w:r>
+        <w:t>4. Modelos de Análisis (opcional)</w:t>
+      </w:r>
+    </w:p>
+    <w:p>
+      <w:r>
+        <w:lastRenderedPageBreak/>
+        <w:t> Diagramas de Casos de Uso (ver Apéndice B)</w:t>
+      </w:r>
+    </w:p>
+    <w:p/>
+    <w:p>
+      <w:r>
+        <w:t>5. Apéndices</w:t>
+      </w:r>
+    </w:p>
+    <w:p>
+      <w:r>
+        <w:t>Apéndice A: Glosario</w:t>
+      </w:r>
+    </w:p>
+    <w:p>
+      <w:r>
+        <w:t> Reserva</w:t>
+      </w:r>
+      <w:r>
+        <w:t>: Solicitud temporal de un medicamento</w:t>
+      </w:r>
+    </w:p>
+    <w:p>
+      <w:r>
+        <w:t xml:space="preserve"> sin retirarlo aún.</w:t>
+      </w:r>
+      <w:bookmarkStart w:id="0" w:name="_GoBack"/>
+      <w:bookmarkEnd w:id="0"/>
+    </w:p>
+    <w:p>
+      <w:r>
+        <w:t> Présta</w:t>
+      </w:r>
+      <w:r>
+        <w:t xml:space="preserve">mo: Entrega temporal de un medicamento a un cliente </w:t>
+      </w:r>
+      <w:proofErr w:type="gramStart"/>
+      <w:r>
+        <w:t>registrado</w:t>
+      </w:r>
+      <w:r>
+        <w:t xml:space="preserve"> </w:t>
+      </w:r>
+      <w:r>
+        <w:t>.</w:t>
+      </w:r>
+      <w:proofErr w:type="gramEnd"/>
+    </w:p>
+    <w:p>
+      <w:r>
+        <w:t>Apéndice B: Modelos de Análisis</w:t>
+      </w:r>
+    </w:p>
+    <w:p>
+      <w:r>
+        <w:t xml:space="preserve"> Diagramas de flujo y </w:t>
+      </w:r>
+      <w:proofErr w:type="spellStart"/>
+      <w:r>
+        <w:t>mockups</w:t>
+      </w:r>
+      <w:proofErr w:type="spellEnd"/>
+      <w:r>
+        <w:t xml:space="preserve"> (no incluidos en este documento base).</w:t>
+      </w:r>
+      <w:r>
+        <w:t xml:space="preserve"> </w:t>
+      </w:r>
+    </w:p>
+    <w:p/>
     <w:sectPr>
-      <w:pgSz w:h="15840" w:w="12240" w:orient="portrait"/>
-      <w:pgMar w:bottom="1417" w:top="1417" w:left="1701" w:right="1701" w:header="708" w:footer="708"/>
+      <w:pgSz w:w="12240" w:h="15840"/>
+      <w:pgMar w:top="1417" w:right="1701" w:bottom="1417" w:left="1701" w:header="708" w:footer="708" w:gutter="0"/>
       <w:pgNumType w:start="1"/>
+      <w:cols w:space="720"/>
     </w:sectPr>
   </w:body>
 </w:document>
 </file>
 
 <file path=word/numbering.xml><?xml version="1.0" encoding="utf-8"?>
-<w:numbering xmlns:mc="http://schemas.openxmlformats.org/markup-compatibility/2006" xmlns:o="urn:schemas-microsoft-com:office:office" xmlns:r="http://schemas.openxmlformats.org/officeDocument/2006/relationships" xmlns:m="http://schemas.openxmlformats.org/officeDocument/2006/math" xmlns:v="urn:schemas-microsoft-com:vml" xmlns:wp="http://schemas.openxmlformats.org/drawingml/2006/wordprocessingDrawing" xmlns:w10="urn:schemas-microsoft-com:office:word" xmlns:w="http://schemas.openxmlformats.org/wordprocessingml/2006/main" xmlns:wne="http://schemas.microsoft.com/office/word/2006/wordml" xmlns:sl="http://schemas.openxmlformats.org/schemaLibrary/2006/main" xmlns:a="http://schemas.openxmlformats.org/drawingml/2006/main" xmlns:pic="http://schemas.openxmlformats.org/drawingml/2006/picture" xmlns:c="http://schemas.openxmlformats.org/drawingml/2006/chart" xmlns:lc="http://schemas.openxmlformats.org/drawingml/2006/lockedCanvas" xmlns:dgm="http://schemas.openxmlformats.org/drawingml/2006/diagram" xmlns:wps="http://schemas.microsoft.com/office/word/2010/wordprocessingShape" xmlns:wpg="http://schemas.microsoft.com/office/word/2010/wordprocessingGroup" xmlns:w14="http://schemas.microsoft.com/office/word/2010/wordml" xmlns:w15="http://schemas.microsoft.com/office/word/2012/wordml" xmlns:w16="http://schemas.microsoft.com/office/word/2018/wordml" xmlns:w16cex="http://schemas.microsoft.com/office/word/2018/wordml/cex" xmlns:w16cid="http://schemas.microsoft.com/office/word/2016/wordml/cid" xmlns="http://schemas.microsoft.com/office/tasks/2019/documenttasks" xmlns:cr="http://schemas.microsoft.com/office/comments/2020/reactions">
-  <w:abstractNum w:abstractNumId="1">
+<w:numbering xmlns:wpc="http://schemas.microsoft.com/office/word/2010/wordprocessingCanvas" xmlns:cx="http://schemas.microsoft.com/office/drawing/2014/chartex" xmlns:mc="http://schemas.openxmlformats.org/markup-compatibility/2006" xmlns:o="urn:schemas-microsoft-com:office:office" xmlns:r="http://schemas.openxmlformats.org/officeDocument/2006/relationships" xmlns:m="http://schemas.openxmlformats.org/officeDocument/2006/math" xmlns:v="urn:schemas-microsoft-com:vml" xmlns:wp14="http://schemas.microsoft.com/office/word/2010/wordprocessingDrawing" xmlns:wp="http://schemas.openxmlformats.org/drawingml/2006/wordprocessingDrawing" xmlns:w10="urn:schemas-microsoft-com:office:word" xmlns:w="http://schemas.openxmlformats.org/wordprocessingml/2006/main" xmlns:w14="http://schemas.microsoft.com/office/word/2010/wordml" xmlns:w15="http://schemas.microsoft.com/office/word/2012/wordml" xmlns:w16se="http://schemas.microsoft.com/office/word/2015/wordml/symex" xmlns:wpg="http://schemas.microsoft.com/office/word/2010/wordprocessingGroup" xmlns:wpi="http://schemas.microsoft.com/office/word/2010/wordprocessingInk" xmlns:wne="http://schemas.microsoft.com/office/word/2006/wordml" xmlns:wps="http://schemas.microsoft.com/office/word/2010/wordprocessingShape" mc:Ignorable="w14 w15 w16se wp14">
+  <w:abstractNum w:abstractNumId="0" w15:restartNumberingAfterBreak="0">
+    <w:nsid w:val="0ADD6463"/>
+    <w:multiLevelType w:val="multilevel"/>
+    <w:tmpl w:val="C6CE68EA"/>
     <w:lvl w:ilvl="0">
       <w:start w:val="1"/>
       <w:numFmt w:val="bullet"/>
@@ -405,7 +390,7 @@
         <w:ind w:left="720" w:hanging="360"/>
       </w:pPr>
       <w:rPr>
-        <w:rFonts w:ascii="Noto Sans Symbols" w:cs="Noto Sans Symbols" w:eastAsia="Noto Sans Symbols" w:hAnsi="Noto Sans Symbols"/>
+        <w:rFonts w:ascii="Noto Sans Symbols" w:eastAsia="Noto Sans Symbols" w:hAnsi="Noto Sans Symbols" w:cs="Noto Sans Symbols"/>
         <w:sz w:val="20"/>
         <w:szCs w:val="20"/>
       </w:rPr>
@@ -419,7 +404,7 @@
         <w:ind w:left="1440" w:hanging="360"/>
       </w:pPr>
       <w:rPr>
-        <w:rFonts w:ascii="Courier New" w:cs="Courier New" w:eastAsia="Courier New" w:hAnsi="Courier New"/>
+        <w:rFonts w:ascii="Courier New" w:eastAsia="Courier New" w:hAnsi="Courier New" w:cs="Courier New"/>
         <w:sz w:val="20"/>
         <w:szCs w:val="20"/>
       </w:rPr>
@@ -433,7 +418,7 @@
         <w:ind w:left="2160" w:hanging="360"/>
       </w:pPr>
       <w:rPr>
-        <w:rFonts w:ascii="Noto Sans Symbols" w:cs="Noto Sans Symbols" w:eastAsia="Noto Sans Symbols" w:hAnsi="Noto Sans Symbols"/>
+        <w:rFonts w:ascii="Noto Sans Symbols" w:eastAsia="Noto Sans Symbols" w:hAnsi="Noto Sans Symbols" w:cs="Noto Sans Symbols"/>
         <w:sz w:val="20"/>
         <w:szCs w:val="20"/>
       </w:rPr>
@@ -447,7 +432,7 @@
         <w:ind w:left="2880" w:hanging="360"/>
       </w:pPr>
       <w:rPr>
-        <w:rFonts w:ascii="Noto Sans Symbols" w:cs="Noto Sans Symbols" w:eastAsia="Noto Sans Symbols" w:hAnsi="Noto Sans Symbols"/>
+        <w:rFonts w:ascii="Noto Sans Symbols" w:eastAsia="Noto Sans Symbols" w:hAnsi="Noto Sans Symbols" w:cs="Noto Sans Symbols"/>
         <w:sz w:val="20"/>
         <w:szCs w:val="20"/>
       </w:rPr>
@@ -461,7 +446,7 @@
         <w:ind w:left="3600" w:hanging="360"/>
       </w:pPr>
       <w:rPr>
-        <w:rFonts w:ascii="Noto Sans Symbols" w:cs="Noto Sans Symbols" w:eastAsia="Noto Sans Symbols" w:hAnsi="Noto Sans Symbols"/>
+        <w:rFonts w:ascii="Noto Sans Symbols" w:eastAsia="Noto Sans Symbols" w:hAnsi="Noto Sans Symbols" w:cs="Noto Sans Symbols"/>
         <w:sz w:val="20"/>
         <w:szCs w:val="20"/>
       </w:rPr>
@@ -475,7 +460,7 @@
         <w:ind w:left="4320" w:hanging="360"/>
       </w:pPr>
       <w:rPr>
-        <w:rFonts w:ascii="Noto Sans Symbols" w:cs="Noto Sans Symbols" w:eastAsia="Noto Sans Symbols" w:hAnsi="Noto Sans Symbols"/>
+        <w:rFonts w:ascii="Noto Sans Symbols" w:eastAsia="Noto Sans Symbols" w:hAnsi="Noto Sans Symbols" w:cs="Noto Sans Symbols"/>
         <w:sz w:val="20"/>
         <w:szCs w:val="20"/>
       </w:rPr>
@@ -489,7 +474,7 @@
         <w:ind w:left="5040" w:hanging="360"/>
       </w:pPr>
       <w:rPr>
-        <w:rFonts w:ascii="Noto Sans Symbols" w:cs="Noto Sans Symbols" w:eastAsia="Noto Sans Symbols" w:hAnsi="Noto Sans Symbols"/>
+        <w:rFonts w:ascii="Noto Sans Symbols" w:eastAsia="Noto Sans Symbols" w:hAnsi="Noto Sans Symbols" w:cs="Noto Sans Symbols"/>
         <w:sz w:val="20"/>
         <w:szCs w:val="20"/>
       </w:rPr>
@@ -503,7 +488,7 @@
         <w:ind w:left="5760" w:hanging="360"/>
       </w:pPr>
       <w:rPr>
-        <w:rFonts w:ascii="Noto Sans Symbols" w:cs="Noto Sans Symbols" w:eastAsia="Noto Sans Symbols" w:hAnsi="Noto Sans Symbols"/>
+        <w:rFonts w:ascii="Noto Sans Symbols" w:eastAsia="Noto Sans Symbols" w:hAnsi="Noto Sans Symbols" w:cs="Noto Sans Symbols"/>
         <w:sz w:val="20"/>
         <w:szCs w:val="20"/>
       </w:rPr>
@@ -517,13 +502,16 @@
         <w:ind w:left="6480" w:hanging="360"/>
       </w:pPr>
       <w:rPr>
-        <w:rFonts w:ascii="Noto Sans Symbols" w:cs="Noto Sans Symbols" w:eastAsia="Noto Sans Symbols" w:hAnsi="Noto Sans Symbols"/>
+        <w:rFonts w:ascii="Noto Sans Symbols" w:eastAsia="Noto Sans Symbols" w:hAnsi="Noto Sans Symbols" w:cs="Noto Sans Symbols"/>
         <w:sz w:val="20"/>
         <w:szCs w:val="20"/>
       </w:rPr>
     </w:lvl>
   </w:abstractNum>
-  <w:abstractNum w:abstractNumId="2">
+  <w:abstractNum w:abstractNumId="1" w15:restartNumberingAfterBreak="0">
+    <w:nsid w:val="3A0F231C"/>
+    <w:multiLevelType w:val="multilevel"/>
+    <w:tmpl w:val="4C862D1E"/>
     <w:lvl w:ilvl="0">
       <w:start w:val="1"/>
       <w:numFmt w:val="bullet"/>
@@ -533,7 +521,7 @@
         <w:ind w:left="720" w:hanging="360"/>
       </w:pPr>
       <w:rPr>
-        <w:rFonts w:ascii="Noto Sans Symbols" w:cs="Noto Sans Symbols" w:eastAsia="Noto Sans Symbols" w:hAnsi="Noto Sans Symbols"/>
+        <w:rFonts w:ascii="Noto Sans Symbols" w:eastAsia="Noto Sans Symbols" w:hAnsi="Noto Sans Symbols" w:cs="Noto Sans Symbols"/>
         <w:sz w:val="20"/>
         <w:szCs w:val="20"/>
       </w:rPr>
@@ -547,7 +535,7 @@
         <w:ind w:left="1440" w:hanging="360"/>
       </w:pPr>
       <w:rPr>
-        <w:rFonts w:ascii="Courier New" w:cs="Courier New" w:eastAsia="Courier New" w:hAnsi="Courier New"/>
+        <w:rFonts w:ascii="Courier New" w:eastAsia="Courier New" w:hAnsi="Courier New" w:cs="Courier New"/>
         <w:sz w:val="20"/>
         <w:szCs w:val="20"/>
       </w:rPr>
@@ -561,7 +549,7 @@
         <w:ind w:left="2160" w:hanging="360"/>
       </w:pPr>
       <w:rPr>
-        <w:rFonts w:ascii="Noto Sans Symbols" w:cs="Noto Sans Symbols" w:eastAsia="Noto Sans Symbols" w:hAnsi="Noto Sans Symbols"/>
+        <w:rFonts w:ascii="Noto Sans Symbols" w:eastAsia="Noto Sans Symbols" w:hAnsi="Noto Sans Symbols" w:cs="Noto Sans Symbols"/>
         <w:sz w:val="20"/>
         <w:szCs w:val="20"/>
       </w:rPr>
@@ -575,7 +563,7 @@
         <w:ind w:left="2880" w:hanging="360"/>
       </w:pPr>
       <w:rPr>
-        <w:rFonts w:ascii="Noto Sans Symbols" w:cs="Noto Sans Symbols" w:eastAsia="Noto Sans Symbols" w:hAnsi="Noto Sans Symbols"/>
+        <w:rFonts w:ascii="Noto Sans Symbols" w:eastAsia="Noto Sans Symbols" w:hAnsi="Noto Sans Symbols" w:cs="Noto Sans Symbols"/>
         <w:sz w:val="20"/>
         <w:szCs w:val="20"/>
       </w:rPr>
@@ -589,7 +577,7 @@
         <w:ind w:left="3600" w:hanging="360"/>
       </w:pPr>
       <w:rPr>
-        <w:rFonts w:ascii="Noto Sans Symbols" w:cs="Noto Sans Symbols" w:eastAsia="Noto Sans Symbols" w:hAnsi="Noto Sans Symbols"/>
+        <w:rFonts w:ascii="Noto Sans Symbols" w:eastAsia="Noto Sans Symbols" w:hAnsi="Noto Sans Symbols" w:cs="Noto Sans Symbols"/>
         <w:sz w:val="20"/>
         <w:szCs w:val="20"/>
       </w:rPr>
@@ -603,7 +591,7 @@
         <w:ind w:left="4320" w:hanging="360"/>
       </w:pPr>
       <w:rPr>
-        <w:rFonts w:ascii="Noto Sans Symbols" w:cs="Noto Sans Symbols" w:eastAsia="Noto Sans Symbols" w:hAnsi="Noto Sans Symbols"/>
+        <w:rFonts w:ascii="Noto Sans Symbols" w:eastAsia="Noto Sans Symbols" w:hAnsi="Noto Sans Symbols" w:cs="Noto Sans Symbols"/>
         <w:sz w:val="20"/>
         <w:szCs w:val="20"/>
       </w:rPr>
@@ -617,7 +605,7 @@
         <w:ind w:left="5040" w:hanging="360"/>
       </w:pPr>
       <w:rPr>
-        <w:rFonts w:ascii="Noto Sans Symbols" w:cs="Noto Sans Symbols" w:eastAsia="Noto Sans Symbols" w:hAnsi="Noto Sans Symbols"/>
+        <w:rFonts w:ascii="Noto Sans Symbols" w:eastAsia="Noto Sans Symbols" w:hAnsi="Noto Sans Symbols" w:cs="Noto Sans Symbols"/>
         <w:sz w:val="20"/>
         <w:szCs w:val="20"/>
       </w:rPr>
@@ -631,7 +619,7 @@
         <w:ind w:left="5760" w:hanging="360"/>
       </w:pPr>
       <w:rPr>
-        <w:rFonts w:ascii="Noto Sans Symbols" w:cs="Noto Sans Symbols" w:eastAsia="Noto Sans Symbols" w:hAnsi="Noto Sans Symbols"/>
+        <w:rFonts w:ascii="Noto Sans Symbols" w:eastAsia="Noto Sans Symbols" w:hAnsi="Noto Sans Symbols" w:cs="Noto Sans Symbols"/>
         <w:sz w:val="20"/>
         <w:szCs w:val="20"/>
       </w:rPr>
@@ -645,133 +633,547 @@
         <w:ind w:left="6480" w:hanging="360"/>
       </w:pPr>
       <w:rPr>
-        <w:rFonts w:ascii="Noto Sans Symbols" w:cs="Noto Sans Symbols" w:eastAsia="Noto Sans Symbols" w:hAnsi="Noto Sans Symbols"/>
+        <w:rFonts w:ascii="Noto Sans Symbols" w:eastAsia="Noto Sans Symbols" w:hAnsi="Noto Sans Symbols" w:cs="Noto Sans Symbols"/>
         <w:sz w:val="20"/>
         <w:szCs w:val="20"/>
       </w:rPr>
     </w:lvl>
   </w:abstractNum>
   <w:num w:numId="1">
-    <w:abstractNumId w:val="1"/>
+    <w:abstractNumId w:val="0"/>
   </w:num>
   <w:num w:numId="2">
-    <w:abstractNumId w:val="2"/>
+    <w:abstractNumId w:val="1"/>
   </w:num>
 </w:numbering>
 </file>
 
 <file path=word/styles.xml><?xml version="1.0" encoding="utf-8"?>
-<w:styles xmlns:mc="http://schemas.openxmlformats.org/markup-compatibility/2006" xmlns:o="urn:schemas-microsoft-com:office:office" xmlns:r="http://schemas.openxmlformats.org/officeDocument/2006/relationships" xmlns:m="http://schemas.openxmlformats.org/officeDocument/2006/math" xmlns:v="urn:schemas-microsoft-com:vml" xmlns:wp="http://schemas.openxmlformats.org/drawingml/2006/wordprocessingDrawing" xmlns:w10="urn:schemas-microsoft-com:office:word" xmlns:w="http://schemas.openxmlformats.org/wordprocessingml/2006/main" xmlns:wne="http://schemas.microsoft.com/office/word/2006/wordml" xmlns:sl="http://schemas.openxmlformats.org/schemaLibrary/2006/main" xmlns:a="http://schemas.openxmlformats.org/drawingml/2006/main" xmlns:pic="http://schemas.openxmlformats.org/drawingml/2006/picture" xmlns:c="http://schemas.openxmlformats.org/drawingml/2006/chart" xmlns:lc="http://schemas.openxmlformats.org/drawingml/2006/lockedCanvas" xmlns:dgm="http://schemas.openxmlformats.org/drawingml/2006/diagram" xmlns:wps="http://schemas.microsoft.com/office/word/2010/wordprocessingShape" xmlns:wpg="http://schemas.microsoft.com/office/word/2010/wordprocessingGroup" xmlns:w14="http://schemas.microsoft.com/office/word/2010/wordml" xmlns:w15="http://schemas.microsoft.com/office/word/2012/wordml" xmlns:w16="http://schemas.microsoft.com/office/word/2018/wordml" xmlns:w16cex="http://schemas.microsoft.com/office/word/2018/wordml/cex" xmlns:w16cid="http://schemas.microsoft.com/office/word/2016/wordml/cid" xmlns="http://schemas.microsoft.com/office/tasks/2019/documenttasks" xmlns:cr="http://schemas.microsoft.com/office/comments/2020/reactions">
+<w:styles xmlns:mc="http://schemas.openxmlformats.org/markup-compatibility/2006" xmlns:r="http://schemas.openxmlformats.org/officeDocument/2006/relationships" xmlns:w="http://schemas.openxmlformats.org/wordprocessingml/2006/main" xmlns:w14="http://schemas.microsoft.com/office/word/2010/wordml" xmlns:w15="http://schemas.microsoft.com/office/word/2012/wordml" xmlns:w16se="http://schemas.microsoft.com/office/word/2015/wordml/symex" mc:Ignorable="w14 w15 w16se">
   <w:docDefaults>
     <w:rPrDefault>
       <w:rPr>
-        <w:rFonts w:ascii="Aptos" w:cs="Aptos" w:eastAsia="Aptos" w:hAnsi="Aptos"/>
+        <w:rFonts w:ascii="Aptos" w:eastAsia="Aptos" w:hAnsi="Aptos" w:cs="Aptos"/>
         <w:sz w:val="24"/>
         <w:szCs w:val="24"/>
-        <w:lang w:val="es-CO"/>
+        <w:lang w:val="es-CO" w:eastAsia="es-CO" w:bidi="ar-SA"/>
       </w:rPr>
     </w:rPrDefault>
     <w:pPrDefault>
       <w:pPr>
-        <w:spacing w:after="160" w:line="278.00000000000006" w:lineRule="auto"/>
+        <w:spacing w:after="160" w:line="278" w:lineRule="auto"/>
       </w:pPr>
     </w:pPrDefault>
   </w:docDefaults>
-  <w:style w:type="paragraph" w:styleId="Normal" w:default="1">
-    <w:name w:val="normal"/>
+  <w:latentStyles w:defLockedState="0" w:defUIPriority="99" w:defSemiHidden="0" w:defUnhideWhenUsed="0" w:defQFormat="0" w:count="371">
+    <w:lsdException w:name="Normal" w:uiPriority="0" w:qFormat="1"/>
+    <w:lsdException w:name="heading 1" w:uiPriority="9" w:qFormat="1"/>
+    <w:lsdException w:name="heading 2" w:semiHidden="1" w:uiPriority="9" w:unhideWhenUsed="1" w:qFormat="1"/>
+    <w:lsdException w:name="heading 3" w:semiHidden="1" w:uiPriority="9" w:unhideWhenUsed="1" w:qFormat="1"/>
+    <w:lsdException w:name="heading 4" w:semiHidden="1" w:uiPriority="9" w:unhideWhenUsed="1" w:qFormat="1"/>
+    <w:lsdException w:name="heading 5" w:semiHidden="1" w:uiPriority="9" w:unhideWhenUsed="1" w:qFormat="1"/>
+    <w:lsdException w:name="heading 6" w:semiHidden="1" w:uiPriority="9" w:unhideWhenUsed="1" w:qFormat="1"/>
+    <w:lsdException w:name="heading 7" w:semiHidden="1" w:uiPriority="9" w:unhideWhenUsed="1" w:qFormat="1"/>
+    <w:lsdException w:name="heading 8" w:semiHidden="1" w:uiPriority="9" w:unhideWhenUsed="1" w:qFormat="1"/>
+    <w:lsdException w:name="heading 9" w:semiHidden="1" w:uiPriority="9" w:unhideWhenUsed="1" w:qFormat="1"/>
+    <w:lsdException w:name="index 1" w:semiHidden="1" w:unhideWhenUsed="1"/>
+    <w:lsdException w:name="index 2" w:semiHidden="1" w:unhideWhenUsed="1"/>
+    <w:lsdException w:name="index 3" w:semiHidden="1" w:unhideWhenUsed="1"/>
+    <w:lsdException w:name="index 4" w:semiHidden="1" w:unhideWhenUsed="1"/>
+    <w:lsdException w:name="index 5" w:semiHidden="1" w:unhideWhenUsed="1"/>
+    <w:lsdException w:name="index 6" w:semiHidden="1" w:unhideWhenUsed="1"/>
+    <w:lsdException w:name="index 7" w:semiHidden="1" w:unhideWhenUsed="1"/>
+    <w:lsdException w:name="index 8" w:semiHidden="1" w:unhideWhenUsed="1"/>
+    <w:lsdException w:name="index 9" w:semiHidden="1" w:unhideWhenUsed="1"/>
+    <w:lsdException w:name="toc 1" w:semiHidden="1" w:uiPriority="39" w:unhideWhenUsed="1"/>
+    <w:lsdException w:name="toc 2" w:semiHidden="1" w:uiPriority="39" w:unhideWhenUsed="1"/>
+    <w:lsdException w:name="toc 3" w:semiHidden="1" w:uiPriority="39" w:unhideWhenUsed="1"/>
+    <w:lsdException w:name="toc 4" w:semiHidden="1" w:uiPriority="39" w:unhideWhenUsed="1"/>
+    <w:lsdException w:name="toc 5" w:semiHidden="1" w:uiPriority="39" w:unhideWhenUsed="1"/>
+    <w:lsdException w:name="toc 6" w:semiHidden="1" w:uiPriority="39" w:unhideWhenUsed="1"/>
+    <w:lsdException w:name="toc 7" w:semiHidden="1" w:uiPriority="39" w:unhideWhenUsed="1"/>
+    <w:lsdException w:name="toc 8" w:semiHidden="1" w:uiPriority="39" w:unhideWhenUsed="1"/>
+    <w:lsdException w:name="toc 9" w:semiHidden="1" w:uiPriority="39" w:unhideWhenUsed="1"/>
+    <w:lsdException w:name="Normal Indent" w:semiHidden="1" w:unhideWhenUsed="1"/>
+    <w:lsdException w:name="footnote text" w:semiHidden="1" w:unhideWhenUsed="1"/>
+    <w:lsdException w:name="annotation text" w:semiHidden="1" w:unhideWhenUsed="1"/>
+    <w:lsdException w:name="header" w:semiHidden="1" w:unhideWhenUsed="1"/>
+    <w:lsdException w:name="footer" w:semiHidden="1" w:unhideWhenUsed="1"/>
+    <w:lsdException w:name="index heading" w:semiHidden="1" w:unhideWhenUsed="1"/>
+    <w:lsdException w:name="caption" w:semiHidden="1" w:uiPriority="35" w:unhideWhenUsed="1" w:qFormat="1"/>
+    <w:lsdException w:name="table of figures" w:semiHidden="1" w:unhideWhenUsed="1"/>
+    <w:lsdException w:name="envelope address" w:semiHidden="1" w:unhideWhenUsed="1"/>
+    <w:lsdException w:name="envelope return" w:semiHidden="1" w:unhideWhenUsed="1"/>
+    <w:lsdException w:name="footnote reference" w:semiHidden="1" w:unhideWhenUsed="1"/>
+    <w:lsdException w:name="annotation reference" w:semiHidden="1" w:unhideWhenUsed="1"/>
+    <w:lsdException w:name="line number" w:semiHidden="1" w:unhideWhenUsed="1"/>
+    <w:lsdException w:name="page number" w:semiHidden="1" w:unhideWhenUsed="1"/>
+    <w:lsdException w:name="endnote reference" w:semiHidden="1" w:unhideWhenUsed="1"/>
+    <w:lsdException w:name="endnote text" w:semiHidden="1" w:unhideWhenUsed="1"/>
+    <w:lsdException w:name="table of authorities" w:semiHidden="1" w:unhideWhenUsed="1"/>
+    <w:lsdException w:name="macro" w:semiHidden="1" w:unhideWhenUsed="1"/>
+    <w:lsdException w:name="toa heading" w:semiHidden="1" w:unhideWhenUsed="1"/>
+    <w:lsdException w:name="List" w:semiHidden="1" w:unhideWhenUsed="1"/>
+    <w:lsdException w:name="List Bullet" w:semiHidden="1" w:unhideWhenUsed="1"/>
+    <w:lsdException w:name="List Number" w:semiHidden="1" w:unhideWhenUsed="1"/>
+    <w:lsdException w:name="List 2" w:semiHidden="1" w:unhideWhenUsed="1"/>
+    <w:lsdException w:name="List 3" w:semiHidden="1" w:unhideWhenUsed="1"/>
+    <w:lsdException w:name="List 4" w:semiHidden="1" w:unhideWhenUsed="1"/>
+    <w:lsdException w:name="List 5" w:semiHidden="1" w:unhideWhenUsed="1"/>
+    <w:lsdException w:name="List Bullet 2" w:semiHidden="1" w:unhideWhenUsed="1"/>
+    <w:lsdException w:name="List Bullet 3" w:semiHidden="1" w:unhideWhenUsed="1"/>
+    <w:lsdException w:name="List Bullet 4" w:semiHidden="1" w:unhideWhenUsed="1"/>
+    <w:lsdException w:name="List Bullet 5" w:semiHidden="1" w:unhideWhenUsed="1"/>
+    <w:lsdException w:name="List Number 2" w:semiHidden="1" w:unhideWhenUsed="1"/>
+    <w:lsdException w:name="List Number 3" w:semiHidden="1" w:unhideWhenUsed="1"/>
+    <w:lsdException w:name="List Number 4" w:semiHidden="1" w:unhideWhenUsed="1"/>
+    <w:lsdException w:name="List Number 5" w:semiHidden="1" w:unhideWhenUsed="1"/>
+    <w:lsdException w:name="Title" w:uiPriority="10" w:qFormat="1"/>
+    <w:lsdException w:name="Closing" w:semiHidden="1" w:unhideWhenUsed="1"/>
+    <w:lsdException w:name="Signature" w:semiHidden="1" w:unhideWhenUsed="1"/>
+    <w:lsdException w:name="Default Paragraph Font" w:semiHidden="1" w:uiPriority="1" w:unhideWhenUsed="1"/>
+    <w:lsdException w:name="Body Text" w:semiHidden="1" w:unhideWhenUsed="1"/>
+    <w:lsdException w:name="Body Text Indent" w:semiHidden="1" w:unhideWhenUsed="1"/>
+    <w:lsdException w:name="List Continue" w:semiHidden="1" w:unhideWhenUsed="1"/>
+    <w:lsdException w:name="List Continue 2" w:semiHidden="1" w:unhideWhenUsed="1"/>
+    <w:lsdException w:name="List Continue 3" w:semiHidden="1" w:unhideWhenUsed="1"/>
+    <w:lsdException w:name="List Continue 4" w:semiHidden="1" w:unhideWhenUsed="1"/>
+    <w:lsdException w:name="List Continue 5" w:semiHidden="1" w:unhideWhenUsed="1"/>
+    <w:lsdException w:name="Message Header" w:semiHidden="1" w:unhideWhenUsed="1"/>
+    <w:lsdException w:name="Subtitle" w:uiPriority="11" w:qFormat="1"/>
+    <w:lsdException w:name="Salutation" w:semiHidden="1" w:unhideWhenUsed="1"/>
+    <w:lsdException w:name="Date" w:semiHidden="1" w:unhideWhenUsed="1"/>
+    <w:lsdException w:name="Body Text First Indent" w:semiHidden="1" w:unhideWhenUsed="1"/>
+    <w:lsdException w:name="Body Text First Indent 2" w:semiHidden="1" w:unhideWhenUsed="1"/>
+    <w:lsdException w:name="Note Heading" w:semiHidden="1" w:unhideWhenUsed="1"/>
+    <w:lsdException w:name="Body Text 2" w:semiHidden="1" w:unhideWhenUsed="1"/>
+    <w:lsdException w:name="Body Text 3" w:semiHidden="1" w:unhideWhenUsed="1"/>
+    <w:lsdException w:name="Body Text Indent 2" w:semiHidden="1" w:unhideWhenUsed="1"/>
+    <w:lsdException w:name="Body Text Indent 3" w:semiHidden="1" w:unhideWhenUsed="1"/>
+    <w:lsdException w:name="Block Text" w:semiHidden="1" w:unhideWhenUsed="1"/>
+    <w:lsdException w:name="Hyperlink" w:semiHidden="1" w:unhideWhenUsed="1"/>
+    <w:lsdException w:name="FollowedHyperlink" w:semiHidden="1" w:unhideWhenUsed="1"/>
+    <w:lsdException w:name="Strong" w:uiPriority="22" w:qFormat="1"/>
+    <w:lsdException w:name="Emphasis" w:uiPriority="20" w:qFormat="1"/>
+    <w:lsdException w:name="Document Map" w:semiHidden="1" w:unhideWhenUsed="1"/>
+    <w:lsdException w:name="Plain Text" w:semiHidden="1" w:unhideWhenUsed="1"/>
+    <w:lsdException w:name="E-mail Signature" w:semiHidden="1" w:unhideWhenUsed="1"/>
+    <w:lsdException w:name="HTML Top of Form" w:semiHidden="1" w:unhideWhenUsed="1"/>
+    <w:lsdException w:name="HTML Bottom of Form" w:semiHidden="1" w:unhideWhenUsed="1"/>
+    <w:lsdException w:name="Normal (Web)" w:semiHidden="1" w:unhideWhenUsed="1"/>
+    <w:lsdException w:name="HTML Acronym" w:semiHidden="1" w:unhideWhenUsed="1"/>
+    <w:lsdException w:name="HTML Address" w:semiHidden="1" w:unhideWhenUsed="1"/>
+    <w:lsdException w:name="HTML Cite" w:semiHidden="1" w:unhideWhenUsed="1"/>
+    <w:lsdException w:name="HTML Code" w:semiHidden="1" w:unhideWhenUsed="1"/>
+    <w:lsdException w:name="HTML Definition" w:semiHidden="1" w:unhideWhenUsed="1"/>
+    <w:lsdException w:name="HTML Keyboard" w:semiHidden="1" w:unhideWhenUsed="1"/>
+    <w:lsdException w:name="HTML Preformatted" w:semiHidden="1" w:unhideWhenUsed="1"/>
+    <w:lsdException w:name="HTML Sample" w:semiHidden="1" w:unhideWhenUsed="1"/>
+    <w:lsdException w:name="HTML Typewriter" w:semiHidden="1" w:unhideWhenUsed="1"/>
+    <w:lsdException w:name="HTML Variable" w:semiHidden="1" w:unhideWhenUsed="1"/>
+    <w:lsdException w:name="Normal Table" w:semiHidden="1" w:unhideWhenUsed="1"/>
+    <w:lsdException w:name="annotation subject" w:semiHidden="1" w:unhideWhenUsed="1"/>
+    <w:lsdException w:name="No List" w:semiHidden="1" w:unhideWhenUsed="1"/>
+    <w:lsdException w:name="Outline List 1" w:semiHidden="1" w:unhideWhenUsed="1"/>
+    <w:lsdException w:name="Outline List 2" w:semiHidden="1" w:unhideWhenUsed="1"/>
+    <w:lsdException w:name="Outline List 3" w:semiHidden="1" w:unhideWhenUsed="1"/>
+    <w:lsdException w:name="Table Simple 1" w:semiHidden="1" w:unhideWhenUsed="1"/>
+    <w:lsdException w:name="Table Simple 2" w:semiHidden="1" w:unhideWhenUsed="1"/>
+    <w:lsdException w:name="Table Simple 3" w:semiHidden="1" w:unhideWhenUsed="1"/>
+    <w:lsdException w:name="Table Classic 1" w:semiHidden="1" w:unhideWhenUsed="1"/>
+    <w:lsdException w:name="Table Classic 2" w:semiHidden="1" w:unhideWhenUsed="1"/>
+    <w:lsdException w:name="Table Classic 3" w:semiHidden="1" w:unhideWhenUsed="1"/>
+    <w:lsdException w:name="Table Classic 4" w:semiHidden="1" w:unhideWhenUsed="1"/>
+    <w:lsdException w:name="Table Colorful 1" w:semiHidden="1" w:unhideWhenUsed="1"/>
+    <w:lsdException w:name="Table Colorful 2" w:semiHidden="1" w:unhideWhenUsed="1"/>
+    <w:lsdException w:name="Table Colorful 3" w:semiHidden="1" w:unhideWhenUsed="1"/>
+    <w:lsdException w:name="Table Columns 1" w:semiHidden="1" w:unhideWhenUsed="1"/>
+    <w:lsdException w:name="Table Columns 2" w:semiHidden="1" w:unhideWhenUsed="1"/>
+    <w:lsdException w:name="Table Columns 3" w:semiHidden="1" w:unhideWhenUsed="1"/>
+    <w:lsdException w:name="Table Columns 4" w:semiHidden="1" w:unhideWhenUsed="1"/>
+    <w:lsdException w:name="Table Columns 5" w:semiHidden="1" w:unhideWhenUsed="1"/>
+    <w:lsdException w:name="Table Grid 1" w:semiHidden="1" w:unhideWhenUsed="1"/>
+    <w:lsdException w:name="Table Grid 2" w:semiHidden="1" w:unhideWhenUsed="1"/>
+    <w:lsdException w:name="Table Grid 3" w:semiHidden="1" w:unhideWhenUsed="1"/>
+    <w:lsdException w:name="Table Grid 4" w:semiHidden="1" w:unhideWhenUsed="1"/>
+    <w:lsdException w:name="Table Grid 5" w:semiHidden="1" w:unhideWhenUsed="1"/>
+    <w:lsdException w:name="Table Grid 6" w:semiHidden="1" w:unhideWhenUsed="1"/>
+    <w:lsdException w:name="Table Grid 7" w:semiHidden="1" w:unhideWhenUsed="1"/>
+    <w:lsdException w:name="Table Grid 8" w:semiHidden="1" w:unhideWhenUsed="1"/>
+    <w:lsdException w:name="Table List 1" w:semiHidden="1" w:unhideWhenUsed="1"/>
+    <w:lsdException w:name="Table List 2" w:semiHidden="1" w:unhideWhenUsed="1"/>
+    <w:lsdException w:name="Table List 3" w:semiHidden="1" w:unhideWhenUsed="1"/>
+    <w:lsdException w:name="Table List 4" w:semiHidden="1" w:unhideWhenUsed="1"/>
+    <w:lsdException w:name="Table List 5" w:semiHidden="1" w:unhideWhenUsed="1"/>
+    <w:lsdException w:name="Table List 6" w:semiHidden="1" w:unhideWhenUsed="1"/>
+    <w:lsdException w:name="Table List 7" w:semiHidden="1" w:unhideWhenUsed="1"/>
+    <w:lsdException w:name="Table List 8" w:semiHidden="1" w:unhideWhenUsed="1"/>
+    <w:lsdException w:name="Table 3D effects 1" w:semiHidden="1" w:unhideWhenUsed="1"/>
+    <w:lsdException w:name="Table 3D effects 2" w:semiHidden="1" w:unhideWhenUsed="1"/>
+    <w:lsdException w:name="Table 3D effects 3" w:semiHidden="1" w:unhideWhenUsed="1"/>
+    <w:lsdException w:name="Table Contemporary" w:semiHidden="1" w:unhideWhenUsed="1"/>
+    <w:lsdException w:name="Table Elegant" w:semiHidden="1" w:unhideWhenUsed="1"/>
+    <w:lsdException w:name="Table Professional" w:semiHidden="1" w:unhideWhenUsed="1"/>
+    <w:lsdException w:name="Table Subtle 1" w:semiHidden="1" w:unhideWhenUsed="1"/>
+    <w:lsdException w:name="Table Subtle 2" w:semiHidden="1" w:unhideWhenUsed="1"/>
+    <w:lsdException w:name="Table Web 1" w:semiHidden="1" w:unhideWhenUsed="1"/>
+    <w:lsdException w:name="Table Web 2" w:semiHidden="1" w:unhideWhenUsed="1"/>
+    <w:lsdException w:name="Table Web 3" w:semiHidden="1" w:unhideWhenUsed="1"/>
+    <w:lsdException w:name="Balloon Text" w:semiHidden="1" w:unhideWhenUsed="1"/>
+    <w:lsdException w:name="Table Grid" w:uiPriority="39"/>
+    <w:lsdException w:name="Table Theme" w:semiHidden="1" w:unhideWhenUsed="1"/>
+    <w:lsdException w:name="Placeholder Text" w:semiHidden="1"/>
+    <w:lsdException w:name="No Spacing" w:uiPriority="1" w:qFormat="1"/>
+    <w:lsdException w:name="Light Shading" w:uiPriority="60"/>
+    <w:lsdException w:name="Light List" w:uiPriority="61"/>
+    <w:lsdException w:name="Light Grid" w:uiPriority="62"/>
+    <w:lsdException w:name="Medium Shading 1" w:uiPriority="63"/>
+    <w:lsdException w:name="Medium Shading 2" w:uiPriority="64"/>
+    <w:lsdException w:name="Medium List 1" w:uiPriority="65"/>
+    <w:lsdException w:name="Medium List 2" w:uiPriority="66"/>
+    <w:lsdException w:name="Medium Grid 1" w:uiPriority="67"/>
+    <w:lsdException w:name="Medium Grid 2" w:uiPriority="68"/>
+    <w:lsdException w:name="Medium Grid 3" w:uiPriority="69"/>
+    <w:lsdException w:name="Dark List" w:uiPriority="70"/>
+    <w:lsdException w:name="Colorful Shading" w:uiPriority="71"/>
+    <w:lsdException w:name="Colorful List" w:uiPriority="72"/>
+    <w:lsdException w:name="Colorful Grid" w:uiPriority="73"/>
+    <w:lsdException w:name="Light Shading Accent 1" w:uiPriority="60"/>
+    <w:lsdException w:name="Light List Accent 1" w:uiPriority="61"/>
+    <w:lsdException w:name="Light Grid Accent 1" w:uiPriority="62"/>
+    <w:lsdException w:name="Medium Shading 1 Accent 1" w:uiPriority="63"/>
+    <w:lsdException w:name="Medium Shading 2 Accent 1" w:uiPriority="64"/>
+    <w:lsdException w:name="Medium List 1 Accent 1" w:uiPriority="65"/>
+    <w:lsdException w:name="Revision" w:semiHidden="1"/>
+    <w:lsdException w:name="List Paragraph" w:uiPriority="34" w:qFormat="1"/>
+    <w:lsdException w:name="Quote" w:uiPriority="29" w:qFormat="1"/>
+    <w:lsdException w:name="Intense Quote" w:uiPriority="30" w:qFormat="1"/>
+    <w:lsdException w:name="Medium List 2 Accent 1" w:uiPriority="66"/>
+    <w:lsdException w:name="Medium Grid 1 Accent 1" w:uiPriority="67"/>
+    <w:lsdException w:name="Medium Grid 2 Accent 1" w:uiPriority="68"/>
+    <w:lsdException w:name="Medium Grid 3 Accent 1" w:uiPriority="69"/>
+    <w:lsdException w:name="Dark List Accent 1" w:uiPriority="70"/>
+    <w:lsdException w:name="Colorful Shading Accent 1" w:uiPriority="71"/>
+    <w:lsdException w:name="Colorful List Accent 1" w:uiPriority="72"/>
+    <w:lsdException w:name="Colorful Grid Accent 1" w:uiPriority="73"/>
+    <w:lsdException w:name="Light Shading Accent 2" w:uiPriority="60"/>
+    <w:lsdException w:name="Light List Accent 2" w:uiPriority="61"/>
+    <w:lsdException w:name="Light Grid Accent 2" w:uiPriority="62"/>
+    <w:lsdException w:name="Medium Shading 1 Accent 2" w:uiPriority="63"/>
+    <w:lsdException w:name="Medium Shading 2 Accent 2" w:uiPriority="64"/>
+    <w:lsdException w:name="Medium List 1 Accent 2" w:uiPriority="65"/>
+    <w:lsdException w:name="Medium List 2 Accent 2" w:uiPriority="66"/>
+    <w:lsdException w:name="Medium Grid 1 Accent 2" w:uiPriority="67"/>
+    <w:lsdException w:name="Medium Grid 2 Accent 2" w:uiPriority="68"/>
+    <w:lsdException w:name="Medium Grid 3 Accent 2" w:uiPriority="69"/>
+    <w:lsdException w:name="Dark List Accent 2" w:uiPriority="70"/>
+    <w:lsdException w:name="Colorful Shading Accent 2" w:uiPriority="71"/>
+    <w:lsdException w:name="Colorful List Accent 2" w:uiPriority="72"/>
+    <w:lsdException w:name="Colorful Grid Accent 2" w:uiPriority="73"/>
+    <w:lsdException w:name="Light Shading Accent 3" w:uiPriority="60"/>
+    <w:lsdException w:name="Light List Accent 3" w:uiPriority="61"/>
+    <w:lsdException w:name="Light Grid Accent 3" w:uiPriority="62"/>
+    <w:lsdException w:name="Medium Shading 1 Accent 3" w:uiPriority="63"/>
+    <w:lsdException w:name="Medium Shading 2 Accent 3" w:uiPriority="64"/>
+    <w:lsdException w:name="Medium List 1 Accent 3" w:uiPriority="65"/>
+    <w:lsdException w:name="Medium List 2 Accent 3" w:uiPriority="66"/>
+    <w:lsdException w:name="Medium Grid 1 Accent 3" w:uiPriority="67"/>
+    <w:lsdException w:name="Medium Grid 2 Accent 3" w:uiPriority="68"/>
+    <w:lsdException w:name="Medium Grid 3 Accent 3" w:uiPriority="69"/>
+    <w:lsdException w:name="Dark List Accent 3" w:uiPriority="70"/>
+    <w:lsdException w:name="Colorful Shading Accent 3" w:uiPriority="71"/>
+    <w:lsdException w:name="Colorful List Accent 3" w:uiPriority="72"/>
+    <w:lsdException w:name="Colorful Grid Accent 3" w:uiPriority="73"/>
+    <w:lsdException w:name="Light Shading Accent 4" w:uiPriority="60"/>
+    <w:lsdException w:name="Light List Accent 4" w:uiPriority="61"/>
+    <w:lsdException w:name="Light Grid Accent 4" w:uiPriority="62"/>
+    <w:lsdException w:name="Medium Shading 1 Accent 4" w:uiPriority="63"/>
+    <w:lsdException w:name="Medium Shading 2 Accent 4" w:uiPriority="64"/>
+    <w:lsdException w:name="Medium List 1 Accent 4" w:uiPriority="65"/>
+    <w:lsdException w:name="Medium List 2 Accent 4" w:uiPriority="66"/>
+    <w:lsdException w:name="Medium Grid 1 Accent 4" w:uiPriority="67"/>
+    <w:lsdException w:name="Medium Grid 2 Accent 4" w:uiPriority="68"/>
+    <w:lsdException w:name="Medium Grid 3 Accent 4" w:uiPriority="69"/>
+    <w:lsdException w:name="Dark List Accent 4" w:uiPriority="70"/>
+    <w:lsdException w:name="Colorful Shading Accent 4" w:uiPriority="71"/>
+    <w:lsdException w:name="Colorful List Accent 4" w:uiPriority="72"/>
+    <w:lsdException w:name="Colorful Grid Accent 4" w:uiPriority="73"/>
+    <w:lsdException w:name="Light Shading Accent 5" w:uiPriority="60"/>
+    <w:lsdException w:name="Light List Accent 5" w:uiPriority="61"/>
+    <w:lsdException w:name="Light Grid Accent 5" w:uiPriority="62"/>
+    <w:lsdException w:name="Medium Shading 1 Accent 5" w:uiPriority="63"/>
+    <w:lsdException w:name="Medium Shading 2 Accent 5" w:uiPriority="64"/>
+    <w:lsdException w:name="Medium List 1 Accent 5" w:uiPriority="65"/>
+    <w:lsdException w:name="Medium List 2 Accent 5" w:uiPriority="66"/>
+    <w:lsdException w:name="Medium Grid 1 Accent 5" w:uiPriority="67"/>
+    <w:lsdException w:name="Medium Grid 2 Accent 5" w:uiPriority="68"/>
+    <w:lsdException w:name="Medium Grid 3 Accent 5" w:uiPriority="69"/>
+    <w:lsdException w:name="Dark List Accent 5" w:uiPriority="70"/>
+    <w:lsdException w:name="Colorful Shading Accent 5" w:uiPriority="71"/>
+    <w:lsdException w:name="Colorful List Accent 5" w:uiPriority="72"/>
+    <w:lsdException w:name="Colorful Grid Accent 5" w:uiPriority="73"/>
+    <w:lsdException w:name="Light Shading Accent 6" w:uiPriority="60"/>
+    <w:lsdException w:name="Light List Accent 6" w:uiPriority="61"/>
+    <w:lsdException w:name="Light Grid Accent 6" w:uiPriority="62"/>
+    <w:lsdException w:name="Medium Shading 1 Accent 6" w:uiPriority="63"/>
+    <w:lsdException w:name="Medium Shading 2 Accent 6" w:uiPriority="64"/>
+    <w:lsdException w:name="Medium List 1 Accent 6" w:uiPriority="65"/>
+    <w:lsdException w:name="Medium List 2 Accent 6" w:uiPriority="66"/>
+    <w:lsdException w:name="Medium Grid 1 Accent 6" w:uiPriority="67"/>
+    <w:lsdException w:name="Medium Grid 2 Accent 6" w:uiPriority="68"/>
+    <w:lsdException w:name="Medium Grid 3 Accent 6" w:uiPriority="69"/>
+    <w:lsdException w:name="Dark List Accent 6" w:uiPriority="70"/>
+    <w:lsdException w:name="Colorful Shading Accent 6" w:uiPriority="71"/>
+    <w:lsdException w:name="Colorful List Accent 6" w:uiPriority="72"/>
+    <w:lsdException w:name="Colorful Grid Accent 6" w:uiPriority="73"/>
+    <w:lsdException w:name="Subtle Emphasis" w:uiPriority="19" w:qFormat="1"/>
+    <w:lsdException w:name="Intense Emphasis" w:uiPriority="21" w:qFormat="1"/>
+    <w:lsdException w:name="Subtle Reference" w:uiPriority="31" w:qFormat="1"/>
+    <w:lsdException w:name="Intense Reference" w:uiPriority="32" w:qFormat="1"/>
+    <w:lsdException w:name="Book Title" w:uiPriority="33" w:qFormat="1"/>
+    <w:lsdException w:name="Bibliography" w:semiHidden="1" w:uiPriority="37" w:unhideWhenUsed="1"/>
+    <w:lsdException w:name="TOC Heading" w:semiHidden="1" w:uiPriority="39" w:unhideWhenUsed="1" w:qFormat="1"/>
+    <w:lsdException w:name="Plain Table 1" w:uiPriority="41"/>
+    <w:lsdException w:name="Plain Table 2" w:uiPriority="42"/>
+    <w:lsdException w:name="Plain Table 3" w:uiPriority="43"/>
+    <w:lsdException w:name="Plain Table 4" w:uiPriority="44"/>
+    <w:lsdException w:name="Plain Table 5" w:uiPriority="45"/>
+    <w:lsdException w:name="Grid Table Light" w:uiPriority="40"/>
+    <w:lsdException w:name="Grid Table 1 Light" w:uiPriority="46"/>
+    <w:lsdException w:name="Grid Table 2" w:uiPriority="47"/>
+    <w:lsdException w:name="Grid Table 3" w:uiPriority="48"/>
+    <w:lsdException w:name="Grid Table 4" w:uiPriority="49"/>
+    <w:lsdException w:name="Grid Table 5 Dark" w:uiPriority="50"/>
+    <w:lsdException w:name="Grid Table 6 Colorful" w:uiPriority="51"/>
+    <w:lsdException w:name="Grid Table 7 Colorful" w:uiPriority="52"/>
+    <w:lsdException w:name="Grid Table 1 Light Accent 1" w:uiPriority="46"/>
+    <w:lsdException w:name="Grid Table 2 Accent 1" w:uiPriority="47"/>
+    <w:lsdException w:name="Grid Table 3 Accent 1" w:uiPriority="48"/>
+    <w:lsdException w:name="Grid Table 4 Accent 1" w:uiPriority="49"/>
+    <w:lsdException w:name="Grid Table 5 Dark Accent 1" w:uiPriority="50"/>
+    <w:lsdException w:name="Grid Table 6 Colorful Accent 1" w:uiPriority="51"/>
+    <w:lsdException w:name="Grid Table 7 Colorful Accent 1" w:uiPriority="52"/>
+    <w:lsdException w:name="Grid Table 1 Light Accent 2" w:uiPriority="46"/>
+    <w:lsdException w:name="Grid Table 2 Accent 2" w:uiPriority="47"/>
+    <w:lsdException w:name="Grid Table 3 Accent 2" w:uiPriority="48"/>
+    <w:lsdException w:name="Grid Table 4 Accent 2" w:uiPriority="49"/>
+    <w:lsdException w:name="Grid Table 5 Dark Accent 2" w:uiPriority="50"/>
+    <w:lsdException w:name="Grid Table 6 Colorful Accent 2" w:uiPriority="51"/>
+    <w:lsdException w:name="Grid Table 7 Colorful Accent 2" w:uiPriority="52"/>
+    <w:lsdException w:name="Grid Table 1 Light Accent 3" w:uiPriority="46"/>
+    <w:lsdException w:name="Grid Table 2 Accent 3" w:uiPriority="47"/>
+    <w:lsdException w:name="Grid Table 3 Accent 3" w:uiPriority="48"/>
+    <w:lsdException w:name="Grid Table 4 Accent 3" w:uiPriority="49"/>
+    <w:lsdException w:name="Grid Table 5 Dark Accent 3" w:uiPriority="50"/>
+    <w:lsdException w:name="Grid Table 6 Colorful Accent 3" w:uiPriority="51"/>
+    <w:lsdException w:name="Grid Table 7 Colorful Accent 3" w:uiPriority="52"/>
+    <w:lsdException w:name="Grid Table 1 Light Accent 4" w:uiPriority="46"/>
+    <w:lsdException w:name="Grid Table 2 Accent 4" w:uiPriority="47"/>
+    <w:lsdException w:name="Grid Table 3 Accent 4" w:uiPriority="48"/>
+    <w:lsdException w:name="Grid Table 4 Accent 4" w:uiPriority="49"/>
+    <w:lsdException w:name="Grid Table 5 Dark Accent 4" w:uiPriority="50"/>
+    <w:lsdException w:name="Grid Table 6 Colorful Accent 4" w:uiPriority="51"/>
+    <w:lsdException w:name="Grid Table 7 Colorful Accent 4" w:uiPriority="52"/>
+    <w:lsdException w:name="Grid Table 1 Light Accent 5" w:uiPriority="46"/>
+    <w:lsdException w:name="Grid Table 2 Accent 5" w:uiPriority="47"/>
+    <w:lsdException w:name="Grid Table 3 Accent 5" w:uiPriority="48"/>
+    <w:lsdException w:name="Grid Table 4 Accent 5" w:uiPriority="49"/>
+    <w:lsdException w:name="Grid Table 5 Dark Accent 5" w:uiPriority="50"/>
+    <w:lsdException w:name="Grid Table 6 Colorful Accent 5" w:uiPriority="51"/>
+    <w:lsdException w:name="Grid Table 7 Colorful Accent 5" w:uiPriority="52"/>
+    <w:lsdException w:name="Grid Table 1 Light Accent 6" w:uiPriority="46"/>
+    <w:lsdException w:name="Grid Table 2 Accent 6" w:uiPriority="47"/>
+    <w:lsdException w:name="Grid Table 3 Accent 6" w:uiPriority="48"/>
+    <w:lsdException w:name="Grid Table 4 Accent 6" w:uiPriority="49"/>
+    <w:lsdException w:name="Grid Table 5 Dark Accent 6" w:uiPriority="50"/>
+    <w:lsdException w:name="Grid Table 6 Colorful Accent 6" w:uiPriority="51"/>
+    <w:lsdException w:name="Grid Table 7 Colorful Accent 6" w:uiPriority="52"/>
+    <w:lsdException w:name="List Table 1 Light" w:uiPriority="46"/>
+    <w:lsdException w:name="List Table 2" w:uiPriority="47"/>
+    <w:lsdException w:name="List Table 3" w:uiPriority="48"/>
+    <w:lsdException w:name="List Table 4" w:uiPriority="49"/>
+    <w:lsdException w:name="List Table 5 Dark" w:uiPriority="50"/>
+    <w:lsdException w:name="List Table 6 Colorful" w:uiPriority="51"/>
+    <w:lsdException w:name="List Table 7 Colorful" w:uiPriority="52"/>
+    <w:lsdException w:name="List Table 1 Light Accent 1" w:uiPriority="46"/>
+    <w:lsdException w:name="List Table 2 Accent 1" w:uiPriority="47"/>
+    <w:lsdException w:name="List Table 3 Accent 1" w:uiPriority="48"/>
+    <w:lsdException w:name="List Table 4 Accent 1" w:uiPriority="49"/>
+    <w:lsdException w:name="List Table 5 Dark Accent 1" w:uiPriority="50"/>
+    <w:lsdException w:name="List Table 6 Colorful Accent 1" w:uiPriority="51"/>
+    <w:lsdException w:name="List Table 7 Colorful Accent 1" w:uiPriority="52"/>
+    <w:lsdException w:name="List Table 1 Light Accent 2" w:uiPriority="46"/>
+    <w:lsdException w:name="List Table 2 Accent 2" w:uiPriority="47"/>
+    <w:lsdException w:name="List Table 3 Accent 2" w:uiPriority="48"/>
+    <w:lsdException w:name="List Table 4 Accent 2" w:uiPriority="49"/>
+    <w:lsdException w:name="List Table 5 Dark Accent 2" w:uiPriority="50"/>
+    <w:lsdException w:name="List Table 6 Colorful Accent 2" w:uiPriority="51"/>
+    <w:lsdException w:name="List Table 7 Colorful Accent 2" w:uiPriority="52"/>
+    <w:lsdException w:name="List Table 1 Light Accent 3" w:uiPriority="46"/>
+    <w:lsdException w:name="List Table 2 Accent 3" w:uiPriority="47"/>
+    <w:lsdException w:name="List Table 3 Accent 3" w:uiPriority="48"/>
+    <w:lsdException w:name="List Table 4 Accent 3" w:uiPriority="49"/>
+    <w:lsdException w:name="List Table 5 Dark Accent 3" w:uiPriority="50"/>
+    <w:lsdException w:name="List Table 6 Colorful Accent 3" w:uiPriority="51"/>
+    <w:lsdException w:name="List Table 7 Colorful Accent 3" w:uiPriority="52"/>
+    <w:lsdException w:name="List Table 1 Light Accent 4" w:uiPriority="46"/>
+    <w:lsdException w:name="List Table 2 Accent 4" w:uiPriority="47"/>
+    <w:lsdException w:name="List Table 3 Accent 4" w:uiPriority="48"/>
+    <w:lsdException w:name="List Table 4 Accent 4" w:uiPriority="49"/>
+    <w:lsdException w:name="List Table 5 Dark Accent 4" w:uiPriority="50"/>
+    <w:lsdException w:name="List Table 6 Colorful Accent 4" w:uiPriority="51"/>
+    <w:lsdException w:name="List Table 7 Colorful Accent 4" w:uiPriority="52"/>
+    <w:lsdException w:name="List Table 1 Light Accent 5" w:uiPriority="46"/>
+    <w:lsdException w:name="List Table 2 Accent 5" w:uiPriority="47"/>
+    <w:lsdException w:name="List Table 3 Accent 5" w:uiPriority="48"/>
+    <w:lsdException w:name="List Table 4 Accent 5" w:uiPriority="49"/>
+    <w:lsdException w:name="List Table 5 Dark Accent 5" w:uiPriority="50"/>
+    <w:lsdException w:name="List Table 6 Colorful Accent 5" w:uiPriority="51"/>
+    <w:lsdException w:name="List Table 7 Colorful Accent 5" w:uiPriority="52"/>
+    <w:lsdException w:name="List Table 1 Light Accent 6" w:uiPriority="46"/>
+    <w:lsdException w:name="List Table 2 Accent 6" w:uiPriority="47"/>
+    <w:lsdException w:name="List Table 3 Accent 6" w:uiPriority="48"/>
+    <w:lsdException w:name="List Table 4 Accent 6" w:uiPriority="49"/>
+    <w:lsdException w:name="List Table 5 Dark Accent 6" w:uiPriority="50"/>
+    <w:lsdException w:name="List Table 6 Colorful Accent 6" w:uiPriority="51"/>
+    <w:lsdException w:name="List Table 7 Colorful Accent 6" w:uiPriority="52"/>
+  </w:latentStyles>
+  <w:style w:type="paragraph" w:default="1" w:styleId="Normal">
+    <w:name w:val="Normal"/>
   </w:style>
-  <w:style w:type="table" w:styleId="TableNormal" w:default="1">
-    <w:name w:val="TableNormal"/>
-  </w:style>
-  <w:style w:type="paragraph" w:styleId="Heading1">
+  <w:style w:type="paragraph" w:styleId="Ttulo1">
     <w:name w:val="heading 1"/>
     <w:basedOn w:val="Normal"/>
     <w:next w:val="Normal"/>
     <w:pPr>
-      <w:keepNext w:val="1"/>
-      <w:keepLines w:val="1"/>
-      <w:spacing w:after="80" w:before="360" w:lineRule="auto"/>
+      <w:keepNext/>
+      <w:keepLines/>
+      <w:spacing w:before="360" w:after="80"/>
+      <w:outlineLvl w:val="0"/>
     </w:pPr>
     <w:rPr>
-      <w:rFonts w:ascii="Play" w:cs="Play" w:eastAsia="Play" w:hAnsi="Play"/>
-      <w:color w:val="0f4761"/>
+      <w:rFonts w:ascii="Play" w:eastAsia="Play" w:hAnsi="Play" w:cs="Play"/>
+      <w:color w:val="0F4761"/>
       <w:sz w:val="40"/>
       <w:szCs w:val="40"/>
     </w:rPr>
   </w:style>
-  <w:style w:type="paragraph" w:styleId="Heading2">
+  <w:style w:type="paragraph" w:styleId="Ttulo2">
     <w:name w:val="heading 2"/>
     <w:basedOn w:val="Normal"/>
     <w:next w:val="Normal"/>
     <w:pPr>
-      <w:keepNext w:val="1"/>
-      <w:keepLines w:val="1"/>
-      <w:spacing w:after="80" w:before="160" w:lineRule="auto"/>
+      <w:keepNext/>
+      <w:keepLines/>
+      <w:spacing w:before="160" w:after="80"/>
+      <w:outlineLvl w:val="1"/>
     </w:pPr>
     <w:rPr>
-      <w:rFonts w:ascii="Play" w:cs="Play" w:eastAsia="Play" w:hAnsi="Play"/>
-      <w:color w:val="0f4761"/>
+      <w:rFonts w:ascii="Play" w:eastAsia="Play" w:hAnsi="Play" w:cs="Play"/>
+      <w:color w:val="0F4761"/>
       <w:sz w:val="32"/>
       <w:szCs w:val="32"/>
     </w:rPr>
   </w:style>
-  <w:style w:type="paragraph" w:styleId="Heading3">
+  <w:style w:type="paragraph" w:styleId="Ttulo3">
     <w:name w:val="heading 3"/>
     <w:basedOn w:val="Normal"/>
     <w:next w:val="Normal"/>
     <w:pPr>
-      <w:keepNext w:val="1"/>
-      <w:keepLines w:val="1"/>
-      <w:spacing w:after="80" w:before="160" w:lineRule="auto"/>
+      <w:keepNext/>
+      <w:keepLines/>
+      <w:spacing w:before="160" w:after="80"/>
+      <w:outlineLvl w:val="2"/>
     </w:pPr>
     <w:rPr>
-      <w:color w:val="0f4761"/>
+      <w:color w:val="0F4761"/>
       <w:sz w:val="28"/>
       <w:szCs w:val="28"/>
     </w:rPr>
   </w:style>
-  <w:style w:type="paragraph" w:styleId="Heading4">
+  <w:style w:type="paragraph" w:styleId="Ttulo4">
     <w:name w:val="heading 4"/>
     <w:basedOn w:val="Normal"/>
     <w:next w:val="Normal"/>
     <w:pPr>
-      <w:keepNext w:val="1"/>
-      <w:keepLines w:val="1"/>
-      <w:spacing w:after="40" w:before="80" w:lineRule="auto"/>
+      <w:keepNext/>
+      <w:keepLines/>
+      <w:spacing w:before="80" w:after="40"/>
+      <w:outlineLvl w:val="3"/>
     </w:pPr>
     <w:rPr>
-      <w:i w:val="1"/>
-      <w:color w:val="0f4761"/>
+      <w:i/>
+      <w:color w:val="0F4761"/>
     </w:rPr>
   </w:style>
-  <w:style w:type="paragraph" w:styleId="Heading5">
+  <w:style w:type="paragraph" w:styleId="Ttulo5">
     <w:name w:val="heading 5"/>
     <w:basedOn w:val="Normal"/>
     <w:next w:val="Normal"/>
     <w:pPr>
-      <w:keepNext w:val="1"/>
-      <w:keepLines w:val="1"/>
-      <w:spacing w:after="40" w:before="80" w:lineRule="auto"/>
+      <w:keepNext/>
+      <w:keepLines/>
+      <w:spacing w:before="80" w:after="40"/>
+      <w:outlineLvl w:val="4"/>
     </w:pPr>
     <w:rPr>
-      <w:color w:val="0f4761"/>
+      <w:color w:val="0F4761"/>
     </w:rPr>
   </w:style>
-  <w:style w:type="paragraph" w:styleId="Heading6">
+  <w:style w:type="paragraph" w:styleId="Ttulo6">
     <w:name w:val="heading 6"/>
     <w:basedOn w:val="Normal"/>
     <w:next w:val="Normal"/>
     <w:pPr>
-      <w:keepNext w:val="1"/>
-      <w:keepLines w:val="1"/>
-      <w:spacing w:after="0" w:before="40" w:lineRule="auto"/>
+      <w:keepNext/>
+      <w:keepLines/>
+      <w:spacing w:before="40" w:after="0"/>
+      <w:outlineLvl w:val="5"/>
     </w:pPr>
     <w:rPr>
-      <w:i w:val="1"/>
+      <w:i/>
       <w:color w:val="595959"/>
     </w:rPr>
   </w:style>
-  <w:style w:type="paragraph" w:styleId="Title">
+  <w:style w:type="character" w:default="1" w:styleId="Fuentedeprrafopredeter">
+    <w:name w:val="Default Paragraph Font"/>
+    <w:uiPriority w:val="1"/>
+    <w:semiHidden/>
+    <w:unhideWhenUsed/>
+  </w:style>
+  <w:style w:type="table" w:default="1" w:styleId="Tablanormal">
+    <w:name w:val="Normal Table"/>
+    <w:uiPriority w:val="99"/>
+    <w:semiHidden/>
+    <w:unhideWhenUsed/>
+    <w:tblPr>
+      <w:tblInd w:w="0" w:type="dxa"/>
+      <w:tblCellMar>
+        <w:top w:w="0" w:type="dxa"/>
+        <w:left w:w="108" w:type="dxa"/>
+        <w:bottom w:w="0" w:type="dxa"/>
+        <w:right w:w="108" w:type="dxa"/>
+      </w:tblCellMar>
+    </w:tblPr>
+  </w:style>
+  <w:style w:type="numbering" w:default="1" w:styleId="Sinlista">
+    <w:name w:val="No List"/>
+    <w:uiPriority w:val="99"/>
+    <w:semiHidden/>
+    <w:unhideWhenUsed/>
+  </w:style>
+  <w:style w:type="table" w:customStyle="1" w:styleId="TableNormal">
+    <w:name w:val="TableNormal"/>
+    <w:tblPr>
+      <w:tblCellMar>
+        <w:top w:w="0" w:type="dxa"/>
+        <w:left w:w="0" w:type="dxa"/>
+        <w:bottom w:w="0" w:type="dxa"/>
+        <w:right w:w="0" w:type="dxa"/>
+      </w:tblCellMar>
+    </w:tblPr>
+  </w:style>
+  <w:style w:type="paragraph" w:styleId="Ttulo">
     <w:name w:val="Title"/>
     <w:basedOn w:val="Normal"/>
     <w:next w:val="Normal"/>
@@ -779,16 +1181,15 @@
       <w:spacing w:after="80" w:line="240" w:lineRule="auto"/>
     </w:pPr>
     <w:rPr>
-      <w:rFonts w:ascii="Play" w:cs="Play" w:eastAsia="Play" w:hAnsi="Play"/>
+      <w:rFonts w:ascii="Play" w:eastAsia="Play" w:hAnsi="Play" w:cs="Play"/>
       <w:sz w:val="56"/>
       <w:szCs w:val="56"/>
     </w:rPr>
   </w:style>
-  <w:style w:type="paragraph" w:styleId="Subtitle">
+  <w:style w:type="paragraph" w:styleId="Subttulo">
     <w:name w:val="Subtitle"/>
     <w:basedOn w:val="Normal"/>
     <w:next w:val="Normal"/>
-    <w:pPr/>
     <w:rPr>
       <w:color w:val="595959"/>
       <w:sz w:val="28"/>

--- a/Especificación de Requisitos del Software - PefLife.docx
+++ b/Especificación de Requisitos del Software - PefLife.docx
@@ -1,401 +1,863 @@
 
 <file path=word/document.xml><?xml version="1.0" encoding="utf-8"?>
-<w:document xmlns:mc="http://schemas.openxmlformats.org/markup-compatibility/2006" xmlns:o="urn:schemas-microsoft-com:office:office" xmlns:r="http://schemas.openxmlformats.org/officeDocument/2006/relationships" xmlns:m="http://schemas.openxmlformats.org/officeDocument/2006/math" xmlns:v="urn:schemas-microsoft-com:vml" xmlns:wp="http://schemas.openxmlformats.org/drawingml/2006/wordprocessingDrawing" xmlns:w10="urn:schemas-microsoft-com:office:word" xmlns:w="http://schemas.openxmlformats.org/wordprocessingml/2006/main" xmlns:wne="http://schemas.microsoft.com/office/word/2006/wordml" xmlns:sl="http://schemas.openxmlformats.org/schemaLibrary/2006/main" xmlns:a="http://schemas.openxmlformats.org/drawingml/2006/main" xmlns:pic="http://schemas.openxmlformats.org/drawingml/2006/picture" xmlns:c="http://schemas.openxmlformats.org/drawingml/2006/chart" xmlns:lc="http://schemas.openxmlformats.org/drawingml/2006/lockedCanvas" xmlns:dgm="http://schemas.openxmlformats.org/drawingml/2006/diagram" xmlns:wps="http://schemas.microsoft.com/office/word/2010/wordprocessingShape" xmlns:wpg="http://schemas.microsoft.com/office/word/2010/wordprocessingGroup" xmlns:w14="http://schemas.microsoft.com/office/word/2010/wordml" xmlns:w15="http://schemas.microsoft.com/office/word/2012/wordml" xmlns:w16="http://schemas.microsoft.com/office/word/2018/wordml" xmlns:w16cex="http://schemas.microsoft.com/office/word/2018/wordml/cex" xmlns:w16cid="http://schemas.microsoft.com/office/word/2016/wordml/cid" xmlns="http://schemas.microsoft.com/office/tasks/2019/documenttasks" xmlns:cr="http://schemas.microsoft.com/office/comments/2020/reactions">
+<w:document xmlns:wpc="http://schemas.microsoft.com/office/word/2010/wordprocessingCanvas" xmlns:cx="http://schemas.microsoft.com/office/drawing/2014/chartex" xmlns:mc="http://schemas.openxmlformats.org/markup-compatibility/2006" xmlns:o="urn:schemas-microsoft-com:office:office" xmlns:r="http://schemas.openxmlformats.org/officeDocument/2006/relationships" xmlns:m="http://schemas.openxmlformats.org/officeDocument/2006/math" xmlns:v="urn:schemas-microsoft-com:vml" xmlns:wp14="http://schemas.microsoft.com/office/word/2010/wordprocessingDrawing" xmlns:wp="http://schemas.openxmlformats.org/drawingml/2006/wordprocessingDrawing" xmlns:w10="urn:schemas-microsoft-com:office:word" xmlns:w="http://schemas.openxmlformats.org/wordprocessingml/2006/main" xmlns:w14="http://schemas.microsoft.com/office/word/2010/wordml" xmlns:w15="http://schemas.microsoft.com/office/word/2012/wordml" xmlns:w16se="http://schemas.microsoft.com/office/word/2015/wordml/symex" xmlns:wpg="http://schemas.microsoft.com/office/word/2010/wordprocessingGroup" xmlns:wpi="http://schemas.microsoft.com/office/word/2010/wordprocessingInk" xmlns:wne="http://schemas.microsoft.com/office/word/2006/wordml" xmlns:wps="http://schemas.microsoft.com/office/word/2010/wordprocessingShape" mc:Ignorable="w14 w15 w16se wp14">
   <w:body>
     <w:p>
       <w:pPr>
         <w:rPr>
-          <w:b w:val="1"/>
+          <w:b/>
         </w:rPr>
       </w:pPr>
       <w:r>
         <w:rPr>
-          <w:b w:val="1"/>
-          <w:rtl w:val="0"/>
+          <w:b/>
         </w:rPr>
-        <w:t xml:space="preserve">Especificación de Requisitos del Software (ERS)</w:t>
-      </w:r>
-    </w:p>
-    <w:p>
-      <w:pPr>
-        <w:rPr/>
-      </w:pPr>
+        <w:t>Especificación de Requisitos del Software (ERS)</w:t>
+      </w:r>
+    </w:p>
+    <w:p>
       <w:r>
         <w:rPr>
-          <w:b w:val="1"/>
-          <w:rtl w:val="0"/>
+          <w:b/>
         </w:rPr>
-        <w:t xml:space="preserve">Proyecto:</w:t>
+        <w:t>Proyecto:</w:t>
+      </w:r>
+      <w:r>
+        <w:t xml:space="preserve"> Sistema de Gestión Veterinaria </w:t>
+      </w:r>
+      <w:proofErr w:type="spellStart"/>
+      <w:r>
+        <w:t>PetLife</w:t>
+      </w:r>
+      <w:proofErr w:type="spellEnd"/>
+      <w:r>
+        <w:br/>
       </w:r>
       <w:r>
         <w:rPr>
-          <w:rtl w:val="0"/>
+          <w:b/>
         </w:rPr>
-        <w:t xml:space="preserve"> Sistema de Gestión Veterinaria PetLife</w:t>
-        <w:br w:type="textWrapping"/>
+        <w:t>Versión:</w:t>
+      </w:r>
+      <w:r>
+        <w:t xml:space="preserve"> 1.0</w:t>
+      </w:r>
+      <w:r>
+        <w:br/>
       </w:r>
       <w:r>
         <w:rPr>
-          <w:b w:val="1"/>
-          <w:rtl w:val="0"/>
+          <w:b/>
         </w:rPr>
-        <w:t xml:space="preserve">Versión:</w:t>
+        <w:t>Autor:</w:t>
+      </w:r>
+      <w:r>
+        <w:t xml:space="preserve"> Equipo de </w:t>
+      </w:r>
+      <w:proofErr w:type="spellStart"/>
+      <w:r>
+        <w:t>SofTech</w:t>
+      </w:r>
+      <w:proofErr w:type="spellEnd"/>
+      <w:r>
+        <w:t xml:space="preserve"> </w:t>
+      </w:r>
+      <w:proofErr w:type="spellStart"/>
+      <w:r>
+        <w:t>Solutions</w:t>
+      </w:r>
+      <w:proofErr w:type="spellEnd"/>
+      <w:r>
+        <w:br/>
       </w:r>
       <w:r>
         <w:rPr>
-          <w:rtl w:val="0"/>
+          <w:b/>
         </w:rPr>
-        <w:t xml:space="preserve"> 1.0</w:t>
-        <w:br w:type="textWrapping"/>
-      </w:r>
-      <w:r>
+        <w:t>Fecha:</w:t>
+      </w:r>
+      <w:r>
+        <w:t xml:space="preserve"> [Sin fecha]</w:t>
+      </w:r>
+    </w:p>
+    <w:p>
+      <w:r>
+        <w:pict w14:anchorId="03843436">
+          <v:rect id="_x0000_i1025" style="width:0;height:1.5pt" o:hralign="center" o:hrstd="t" o:hr="t" fillcolor="#a0a0a0" stroked="f"/>
+        </w:pict>
+      </w:r>
+    </w:p>
+    <w:p>
+      <w:pPr>
         <w:rPr>
-          <w:b w:val="1"/>
-          <w:rtl w:val="0"/>
+          <w:b/>
         </w:rPr>
-        <w:t xml:space="preserve">Autor:</w:t>
-      </w:r>
+      </w:pPr>
       <w:r>
         <w:rPr>
-          <w:rtl w:val="0"/>
+          <w:b/>
         </w:rPr>
-        <w:t xml:space="preserve"> Equipo de SofTech Solutions</w:t>
-        <w:br w:type="textWrapping"/>
-      </w:r>
-      <w:r>
+        <w:t>1. Introducción</w:t>
+      </w:r>
+    </w:p>
+    <w:p>
+      <w:r>
+        <w:t>El software servirá para que la clínica veterinaria tenga todo en un solo lugar. Se desea que sea fácil de usar y que los datos estén bien organizados.</w:t>
+      </w:r>
+    </w:p>
+    <w:p>
+      <w:r>
+        <w:pict w14:anchorId="7324214B">
+          <v:rect id="_x0000_i1026" style="width:0;height:1.5pt" o:hralign="center" o:hrstd="t" o:hr="t" fillcolor="#a0a0a0" stroked="f"/>
+        </w:pict>
+      </w:r>
+    </w:p>
+    <w:p>
+      <w:pPr>
         <w:rPr>
-          <w:b w:val="1"/>
-          <w:rtl w:val="0"/>
+          <w:b/>
         </w:rPr>
-        <w:t xml:space="preserve">Fecha:</w:t>
-      </w:r>
+      </w:pPr>
       <w:r>
         <w:rPr>
-          <w:rtl w:val="0"/>
+          <w:b/>
         </w:rPr>
-        <w:t xml:space="preserve"> [Sin fecha]</w:t>
-      </w:r>
-    </w:p>
-    <w:p>
-      <w:pPr>
-        <w:rPr/>
-      </w:pPr>
-      <w:r>
-        <w:pict>
-          <v:rect style="width:0.0pt;height:1.5pt" o:hr="t" o:hrstd="t" o:hralign="center" fillcolor="#A0A0A0" stroked="f"/>
+        <w:t>2. Requisitos</w:t>
+      </w:r>
+    </w:p>
+    <w:p>
+      <w:pPr>
+        <w:numPr>
+          <w:ilvl w:val="0"/>
+          <w:numId w:val="1"/>
+        </w:numPr>
+      </w:pPr>
+      <w:r>
+        <w:t>El sistema debe permitir agregar mascotas.</w:t>
+      </w:r>
+    </w:p>
+    <w:p>
+      <w:pPr>
+        <w:numPr>
+          <w:ilvl w:val="0"/>
+          <w:numId w:val="1"/>
+        </w:numPr>
+      </w:pPr>
+      <w:r>
+        <w:t>Los usuarios deben poder buscar cosas fácilme</w:t>
+      </w:r>
+      <w:r>
+        <w:t>nte……</w:t>
+      </w:r>
+    </w:p>
+    <w:p>
+      <w:pPr>
+        <w:numPr>
+          <w:ilvl w:val="0"/>
+          <w:numId w:val="1"/>
+        </w:numPr>
+      </w:pPr>
+      <w:r>
+        <w:t>El software tiene que verse moderno.</w:t>
+      </w:r>
+    </w:p>
+    <w:p>
+      <w:pPr>
+        <w:numPr>
+          <w:ilvl w:val="0"/>
+          <w:numId w:val="1"/>
+        </w:numPr>
+      </w:pPr>
+      <w:r>
+        <w:t>Debe imprimir informes.</w:t>
+      </w:r>
+    </w:p>
+    <w:p>
+      <w:pPr>
+        <w:numPr>
+          <w:ilvl w:val="0"/>
+          <w:numId w:val="1"/>
+        </w:numPr>
+      </w:pPr>
+      <w:r>
+        <w:t>Tiene que ser rápido.</w:t>
+      </w:r>
+    </w:p>
+    <w:p>
+      <w:pPr>
+        <w:numPr>
+          <w:ilvl w:val="0"/>
+          <w:numId w:val="1"/>
+        </w:numPr>
+      </w:pPr>
+      <w:r>
+        <w:t>Debe haber diferentes tipos de usuarios.</w:t>
+      </w:r>
+    </w:p>
+    <w:p>
+      <w:pPr>
+        <w:numPr>
+          <w:ilvl w:val="0"/>
+          <w:numId w:val="1"/>
+        </w:numPr>
+      </w:pPr>
+      <w:r>
+        <w:t>El sistema debe tener todo lo necesario para una veterinaria.</w:t>
+      </w:r>
+    </w:p>
+    <w:p>
+      <w:r>
+        <w:pict w14:anchorId="7DB37FF2">
+          <v:rect id="_x0000_i1027" style="width:0;height:1.5pt" o:hralign="center" o:hrstd="t" o:hr="t" fillcolor="#a0a0a0" stroked="f"/>
         </w:pict>
       </w:r>
-      <w:r>
+    </w:p>
+    <w:p>
+      <w:pPr>
         <w:rPr>
-          <w:rtl w:val="0"/>
+          <w:b/>
         </w:rPr>
-      </w:r>
-    </w:p>
-    <w:p>
-      <w:pPr>
+      </w:pPr>
+      <w:r>
         <w:rPr>
-          <w:b w:val="1"/>
+          <w:b/>
         </w:rPr>
-      </w:pPr>
-      <w:r>
+        <w:t>3. Requerimientos adicionales</w:t>
+      </w:r>
+    </w:p>
+    <w:p>
+      <w:pPr>
+        <w:numPr>
+          <w:ilvl w:val="0"/>
+          <w:numId w:val="2"/>
+        </w:numPr>
+      </w:pPr>
+      <w:r>
+        <w:t>Evitar errores.</w:t>
+      </w:r>
+    </w:p>
+    <w:p>
+      <w:pPr>
+        <w:numPr>
+          <w:ilvl w:val="0"/>
+          <w:numId w:val="2"/>
+        </w:numPr>
+      </w:pPr>
+      <w:r>
+        <w:t>La información no</w:t>
+      </w:r>
+      <w:r>
+        <w:t xml:space="preserve"> debe perderse.</w:t>
+      </w:r>
+    </w:p>
+    <w:p>
+      <w:pPr>
+        <w:numPr>
+          <w:ilvl w:val="0"/>
+          <w:numId w:val="2"/>
+        </w:numPr>
+      </w:pPr>
+      <w:r>
+        <w:t>Cumplir con las normas.</w:t>
+      </w:r>
+      <w:r>
+        <w:t xml:space="preserve"> </w:t>
+      </w:r>
+      <w:r>
+        <w:t>3. Requisitos Específicos</w:t>
+      </w:r>
+    </w:p>
+    <w:p>
+      <w:pPr>
+        <w:numPr>
+          <w:ilvl w:val="0"/>
+          <w:numId w:val="2"/>
+        </w:numPr>
+      </w:pPr>
+      <w:r>
+        <w:t>3.1. Requisitos de Interfaz Externa</w:t>
+      </w:r>
+    </w:p>
+    <w:p>
+      <w:pPr>
+        <w:numPr>
+          <w:ilvl w:val="0"/>
+          <w:numId w:val="2"/>
+        </w:numPr>
+      </w:pPr>
+      <w:r>
+        <w:t>3.1.1. Interfaces de Usuario</w:t>
+      </w:r>
+    </w:p>
+    <w:p>
+      <w:pPr>
+        <w:numPr>
+          <w:ilvl w:val="0"/>
+          <w:numId w:val="2"/>
+        </w:numPr>
+      </w:pPr>
+      <w:r>
+        <w:t> RIE-UI-001: La interfaz de inicio requerirá nombre de usuario y contraseña.</w:t>
+      </w:r>
+    </w:p>
+    <w:p>
+      <w:pPr>
+        <w:numPr>
+          <w:ilvl w:val="0"/>
+          <w:numId w:val="2"/>
+        </w:numPr>
+      </w:pPr>
+      <w:r>
+        <w:lastRenderedPageBreak/>
+        <w:t> RIE-UI-002: La página principal permitirá realizar búsquedas de libros.</w:t>
+      </w:r>
+    </w:p>
+    <w:p>
+      <w:pPr>
+        <w:numPr>
+          <w:ilvl w:val="0"/>
+          <w:numId w:val="2"/>
+        </w:numPr>
+      </w:pPr>
+      <w:r>
+        <w:t>3.1.2. Interfaces de Software</w:t>
+      </w:r>
+    </w:p>
+    <w:p>
+      <w:pPr>
+        <w:numPr>
+          <w:ilvl w:val="0"/>
+          <w:numId w:val="2"/>
+        </w:numPr>
+      </w:pPr>
+      <w:r>
+        <w:t xml:space="preserve"> RIE-SW-001: El sistema utilizará </w:t>
+      </w:r>
+      <w:proofErr w:type="gramStart"/>
+      <w:r>
+        <w:t>una BD</w:t>
+      </w:r>
+      <w:proofErr w:type="gramEnd"/>
+      <w:r>
+        <w:t xml:space="preserve"> </w:t>
+      </w:r>
+      <w:proofErr w:type="spellStart"/>
+      <w:r>
+        <w:t>MySQL</w:t>
+      </w:r>
+      <w:proofErr w:type="spellEnd"/>
+      <w:r>
+        <w:t xml:space="preserve"> para guardar usuarios,</w:t>
+      </w:r>
+    </w:p>
+    <w:p>
+      <w:pPr>
+        <w:numPr>
+          <w:ilvl w:val="0"/>
+          <w:numId w:val="2"/>
+        </w:numPr>
+      </w:pPr>
+      <w:r>
+        <w:t>libros y préstamos.</w:t>
+      </w:r>
+    </w:p>
+    <w:p>
+      <w:pPr>
+        <w:numPr>
+          <w:ilvl w:val="0"/>
+          <w:numId w:val="2"/>
+        </w:numPr>
+      </w:pPr>
+      <w:r>
+        <w:t>3.1.4. Interfaces de Comunicación</w:t>
+      </w:r>
+    </w:p>
+    <w:p>
+      <w:pPr>
+        <w:numPr>
+          <w:ilvl w:val="0"/>
+          <w:numId w:val="2"/>
+        </w:numPr>
+      </w:pPr>
+      <w:r>
+        <w:t> RIE-COM-001: Acceso a través de navegadores web modernos mediante</w:t>
+      </w:r>
+    </w:p>
+    <w:p>
+      <w:pPr>
+        <w:numPr>
+          <w:ilvl w:val="0"/>
+          <w:numId w:val="2"/>
+        </w:numPr>
+      </w:pPr>
+      <w:r>
+        <w:t>HTTP/HTTPS.</w:t>
+      </w:r>
+    </w:p>
+    <w:p>
+      <w:pPr>
+        <w:numPr>
+          <w:ilvl w:val="0"/>
+          <w:numId w:val="2"/>
+        </w:numPr>
+      </w:pPr>
+      <w:r>
+        <w:t>3.2. Requisitos Funcionales</w:t>
+      </w:r>
+    </w:p>
+    <w:p>
+      <w:pPr>
+        <w:numPr>
+          <w:ilvl w:val="0"/>
+          <w:numId w:val="2"/>
+        </w:numPr>
+      </w:pPr>
+      <w:r>
+        <w:t>3.2.1. Módulo: Consulta y Reserva de Libros</w:t>
+      </w:r>
+    </w:p>
+    <w:p>
+      <w:pPr>
+        <w:numPr>
+          <w:ilvl w:val="0"/>
+          <w:numId w:val="2"/>
+        </w:numPr>
+      </w:pPr>
+      <w:r>
+        <w:t> RF-RES-001: El</w:t>
+      </w:r>
+      <w:r>
+        <w:t xml:space="preserve"> sistema permitirá buscar medicina</w:t>
+      </w:r>
+      <w:r>
+        <w:t xml:space="preserve"> por título, autor o categoría.</w:t>
+      </w:r>
+    </w:p>
+    <w:p>
+      <w:pPr>
+        <w:numPr>
+          <w:ilvl w:val="0"/>
+          <w:numId w:val="2"/>
+        </w:numPr>
+      </w:pPr>
+      <w:r>
+        <w:t> RF-RES-002: El veterinario podrá reservar una medicina</w:t>
+      </w:r>
+      <w:r>
+        <w:t xml:space="preserve"> si está disponible.</w:t>
+      </w:r>
+    </w:p>
+    <w:p>
+      <w:pPr>
+        <w:numPr>
+          <w:ilvl w:val="0"/>
+          <w:numId w:val="2"/>
+        </w:numPr>
+      </w:pPr>
+      <w:r>
+        <w:t>3.2.2. Módulo: Gestión de Préstamos</w:t>
+      </w:r>
+    </w:p>
+    <w:p>
+      <w:pPr>
+        <w:numPr>
+          <w:ilvl w:val="0"/>
+          <w:numId w:val="2"/>
+        </w:numPr>
+      </w:pPr>
+      <w:r>
+        <w:t xml:space="preserve"> RF-GES-001: El </w:t>
+      </w:r>
+      <w:proofErr w:type="spellStart"/>
+      <w:r>
+        <w:t>beterinario</w:t>
+      </w:r>
+      <w:proofErr w:type="spellEnd"/>
+      <w:r>
+        <w:t xml:space="preserve"> podrá registrar un nuevo préstamo indicando</w:t>
+      </w:r>
+    </w:p>
+    <w:p>
+      <w:pPr>
+        <w:numPr>
+          <w:ilvl w:val="0"/>
+          <w:numId w:val="2"/>
+        </w:numPr>
+      </w:pPr>
+      <w:proofErr w:type="spellStart"/>
+      <w:r>
+        <w:t>Beterinario</w:t>
+      </w:r>
+      <w:proofErr w:type="spellEnd"/>
+      <w:r>
+        <w:t xml:space="preserve"> y cliente</w:t>
+      </w:r>
+    </w:p>
+    <w:p>
+      <w:pPr>
+        <w:numPr>
+          <w:ilvl w:val="0"/>
+          <w:numId w:val="2"/>
+        </w:numPr>
+      </w:pPr>
+      <w:r>
+        <w:t xml:space="preserve"> RF-GES-002: la veterinaria podrá responder si el procedimiento </w:t>
+      </w:r>
+      <w:proofErr w:type="spellStart"/>
+      <w:r>
+        <w:t>ala</w:t>
+      </w:r>
+      <w:proofErr w:type="spellEnd"/>
+      <w:r>
+        <w:t xml:space="preserve"> mascota es</w:t>
+      </w:r>
+      <w:r>
+        <w:t xml:space="preserve"> sometida a </w:t>
+      </w:r>
+      <w:proofErr w:type="gramStart"/>
+      <w:r>
+        <w:t xml:space="preserve">un </w:t>
+      </w:r>
+      <w:r>
+        <w:t xml:space="preserve"> inadecuado</w:t>
+      </w:r>
+      <w:proofErr w:type="gramEnd"/>
+      <w:r>
+        <w:t xml:space="preserve"> procedimiento</w:t>
+      </w:r>
+      <w:r>
+        <w:t xml:space="preserve"> correspondiente  </w:t>
+      </w:r>
+      <w:r>
+        <w:t>.</w:t>
+      </w:r>
+    </w:p>
+    <w:p>
+      <w:pPr>
+        <w:numPr>
+          <w:ilvl w:val="0"/>
+          <w:numId w:val="2"/>
+        </w:numPr>
+      </w:pPr>
+      <w:r>
+        <w:t>3.2.3. Módulo: Administración del Catálogo</w:t>
+      </w:r>
+    </w:p>
+    <w:p>
+      <w:pPr>
+        <w:numPr>
+          <w:ilvl w:val="0"/>
+          <w:numId w:val="2"/>
+        </w:numPr>
+      </w:pPr>
+    </w:p>
+    <w:p>
+      <w:pPr>
+        <w:numPr>
+          <w:ilvl w:val="0"/>
+          <w:numId w:val="2"/>
+        </w:numPr>
+      </w:pPr>
+      <w:r>
+        <w:t xml:space="preserve"> RF-ADM-001: El </w:t>
+      </w:r>
+      <w:proofErr w:type="spellStart"/>
+      <w:r>
+        <w:t>beterinario</w:t>
+      </w:r>
+      <w:proofErr w:type="spellEnd"/>
+      <w:r>
+        <w:t xml:space="preserve"> podrá dar de alta nuevos cachorros</w:t>
+      </w:r>
+      <w:r>
+        <w:t xml:space="preserve"> con título,</w:t>
+      </w:r>
+    </w:p>
+    <w:p>
+      <w:pPr>
+        <w:numPr>
+          <w:ilvl w:val="0"/>
+          <w:numId w:val="2"/>
+        </w:numPr>
+      </w:pPr>
+      <w:r>
+        <w:t>autor y categoría.</w:t>
+      </w:r>
+    </w:p>
+    <w:p>
+      <w:pPr>
+        <w:numPr>
+          <w:ilvl w:val="0"/>
+          <w:numId w:val="2"/>
+        </w:numPr>
+      </w:pPr>
+      <w:r>
+        <w:t> RF-ADM-002: El sistema deberá mostrar el historial de préstamos de cada</w:t>
+      </w:r>
+    </w:p>
+    <w:p>
+      <w:pPr>
+        <w:numPr>
+          <w:ilvl w:val="0"/>
+          <w:numId w:val="2"/>
+        </w:numPr>
+      </w:pPr>
+      <w:r>
+        <w:t>procedimiento</w:t>
+      </w:r>
+      <w:bookmarkStart w:id="0" w:name="_GoBack"/>
+      <w:bookmarkEnd w:id="0"/>
+      <w:r>
+        <w:t>.</w:t>
+      </w:r>
+    </w:p>
+    <w:p>
+      <w:pPr>
+        <w:numPr>
+          <w:ilvl w:val="0"/>
+          <w:numId w:val="2"/>
+        </w:numPr>
+      </w:pPr>
+      <w:r>
+        <w:t>3.3. Requisitos No Funcionales</w:t>
+      </w:r>
+    </w:p>
+    <w:p>
+      <w:pPr>
+        <w:numPr>
+          <w:ilvl w:val="0"/>
+          <w:numId w:val="2"/>
+        </w:numPr>
+      </w:pPr>
+      <w:r>
+        <w:t>3.3.1. Rendimiento</w:t>
+      </w:r>
+    </w:p>
+    <w:p>
+      <w:pPr>
+        <w:numPr>
+          <w:ilvl w:val="0"/>
+          <w:numId w:val="2"/>
+        </w:numPr>
+      </w:pPr>
+      <w:r>
+        <w:lastRenderedPageBreak/>
+        <w:t> RNF-PERF-001: El sistema deberá responder a las búsquedas en menos</w:t>
+      </w:r>
+    </w:p>
+    <w:p>
+      <w:pPr>
+        <w:numPr>
+          <w:ilvl w:val="0"/>
+          <w:numId w:val="2"/>
+        </w:numPr>
+      </w:pPr>
+      <w:r>
+        <w:t>de 3 segundos.</w:t>
+      </w:r>
+    </w:p>
+    <w:p>
+      <w:pPr>
+        <w:numPr>
+          <w:ilvl w:val="0"/>
+          <w:numId w:val="2"/>
+        </w:numPr>
+      </w:pPr>
+      <w:r>
+        <w:t>3.3.2. Seguridad</w:t>
+      </w:r>
+    </w:p>
+    <w:p>
+      <w:pPr>
+        <w:numPr>
+          <w:ilvl w:val="0"/>
+          <w:numId w:val="2"/>
+        </w:numPr>
+      </w:pPr>
+      <w:r>
+        <w:t> RNF-SEG-001: Las contraseñas se almacenarán de forma cifrada.</w:t>
+      </w:r>
+    </w:p>
+    <w:p>
+      <w:pPr>
+        <w:numPr>
+          <w:ilvl w:val="0"/>
+          <w:numId w:val="2"/>
+        </w:numPr>
+      </w:pPr>
+      <w:r>
+        <w:t> RNF-SEG-002: Solo usuarios registrados podrán acceder al sistema.</w:t>
+      </w:r>
+    </w:p>
+    <w:p>
+      <w:pPr>
+        <w:numPr>
+          <w:ilvl w:val="0"/>
+          <w:numId w:val="2"/>
+        </w:numPr>
+      </w:pPr>
+      <w:r>
+        <w:t>3.3.3. Usabilidad</w:t>
+      </w:r>
+    </w:p>
+    <w:p>
+      <w:pPr>
+        <w:numPr>
+          <w:ilvl w:val="0"/>
+          <w:numId w:val="2"/>
+        </w:numPr>
+      </w:pPr>
+      <w:r>
+        <w:t> RNF-USA-001: La interfaz deberá ser comprensible para estudiantes desde</w:t>
+      </w:r>
+    </w:p>
+    <w:p>
+      <w:pPr>
+        <w:numPr>
+          <w:ilvl w:val="0"/>
+          <w:numId w:val="2"/>
+        </w:numPr>
+      </w:pPr>
+      <w:r>
+        <w:t>grado 10°3</w:t>
+      </w:r>
+    </w:p>
+    <w:p>
+      <w:pPr>
+        <w:numPr>
+          <w:ilvl w:val="0"/>
+          <w:numId w:val="2"/>
+        </w:numPr>
+      </w:pPr>
+      <w:r>
+        <w:t>3.3.4. Fiabilidad</w:t>
+      </w:r>
+    </w:p>
+    <w:p>
+      <w:pPr>
+        <w:numPr>
+          <w:ilvl w:val="0"/>
+          <w:numId w:val="2"/>
+        </w:numPr>
+      </w:pPr>
+      <w:r>
+        <w:t> RNF-FIAB-001: Disponibilidad de al menos el 99.5% en horario definido.</w:t>
+      </w:r>
+    </w:p>
+    <w:p>
+      <w:pPr>
+        <w:numPr>
+          <w:ilvl w:val="0"/>
+          <w:numId w:val="2"/>
+        </w:numPr>
+      </w:pPr>
+      <w:r>
+        <w:t>3.4. Requisitos de la Base de Datos</w:t>
+      </w:r>
+    </w:p>
+    <w:p>
+      <w:pPr>
+        <w:numPr>
+          <w:ilvl w:val="0"/>
+          <w:numId w:val="2"/>
+        </w:numPr>
+      </w:pPr>
+      <w:r>
+        <w:t> RBD-001: La base de datos deberá realizar una copia de seguridad diaria.</w:t>
+      </w:r>
+    </w:p>
+    <w:p>
+      <w:r>
+        <w:pict w14:anchorId="732C829A">
+          <v:rect id="_x0000_i1028" style="width:0;height:1.5pt" o:hralign="center" o:hrstd="t" o:hr="t" fillcolor="#a0a0a0" stroked="f"/>
+        </w:pict>
+      </w:r>
+    </w:p>
+    <w:p>
+      <w:pPr>
         <w:rPr>
-          <w:b w:val="1"/>
-          <w:rtl w:val="0"/>
+          <w:b/>
         </w:rPr>
-        <w:t xml:space="preserve">1. Introducción</w:t>
-      </w:r>
-    </w:p>
-    <w:p>
-      <w:pPr>
-        <w:rPr/>
       </w:pPr>
       <w:r>
         <w:rPr>
-          <w:rtl w:val="0"/>
+          <w:b/>
         </w:rPr>
-        <w:t xml:space="preserve">El software servirá para que la clínica veterinaria tenga todo en un solo lugar. Se desea que sea fácil de usar y que los datos estén bien organizados.</w:t>
-      </w:r>
-    </w:p>
-    <w:p>
-      <w:pPr>
-        <w:rPr/>
-      </w:pPr>
-      <w:r>
-        <w:pict>
-          <v:rect style="width:0.0pt;height:1.5pt" o:hr="t" o:hrstd="t" o:hralign="center" fillcolor="#A0A0A0" stroked="f"/>
-        </w:pict>
-      </w:r>
-      <w:r>
-        <w:rPr>
-          <w:rtl w:val="0"/>
-        </w:rPr>
-      </w:r>
-    </w:p>
-    <w:p>
-      <w:pPr>
-        <w:rPr>
-          <w:b w:val="1"/>
-        </w:rPr>
-      </w:pPr>
-      <w:r>
-        <w:rPr>
-          <w:b w:val="1"/>
-          <w:rtl w:val="0"/>
-        </w:rPr>
-        <w:t xml:space="preserve">2. Requisitos</w:t>
-      </w:r>
-    </w:p>
-    <w:p>
-      <w:pPr>
-        <w:numPr>
-          <w:ilvl w:val="0"/>
-          <w:numId w:val="1"/>
-        </w:numPr>
-        <w:ind w:left="720" w:hanging="360"/>
-        <w:rPr/>
-      </w:pPr>
-      <w:r>
-        <w:rPr>
-          <w:rtl w:val="0"/>
-        </w:rPr>
-        <w:t xml:space="preserve">El sistema debe permitir agregar mascotas.</w:t>
-      </w:r>
-    </w:p>
-    <w:p>
-      <w:pPr>
-        <w:numPr>
-          <w:ilvl w:val="0"/>
-          <w:numId w:val="1"/>
-        </w:numPr>
-        <w:ind w:left="720" w:hanging="360"/>
-        <w:rPr/>
-      </w:pPr>
-      <w:r>
-        <w:rPr>
-          <w:rtl w:val="0"/>
-        </w:rPr>
-        <w:t xml:space="preserve">Los usuarios deben poder buscar cosas fácilmente.</w:t>
-      </w:r>
-    </w:p>
-    <w:p>
-      <w:pPr>
-        <w:numPr>
-          <w:ilvl w:val="0"/>
-          <w:numId w:val="1"/>
-        </w:numPr>
-        <w:ind w:left="720" w:hanging="360"/>
-        <w:rPr/>
-      </w:pPr>
-      <w:r>
-        <w:rPr>
-          <w:rtl w:val="0"/>
-        </w:rPr>
-        <w:t xml:space="preserve">El software tiene que verse moderno.</w:t>
-      </w:r>
-    </w:p>
-    <w:p>
-      <w:pPr>
-        <w:numPr>
-          <w:ilvl w:val="0"/>
-          <w:numId w:val="1"/>
-        </w:numPr>
-        <w:ind w:left="720" w:hanging="360"/>
-        <w:rPr/>
-      </w:pPr>
-      <w:r>
-        <w:rPr>
-          <w:rtl w:val="0"/>
-        </w:rPr>
-        <w:t xml:space="preserve">Debe imprimir informes.</w:t>
-      </w:r>
-    </w:p>
-    <w:p>
-      <w:pPr>
-        <w:numPr>
-          <w:ilvl w:val="0"/>
-          <w:numId w:val="1"/>
-        </w:numPr>
-        <w:ind w:left="720" w:hanging="360"/>
-        <w:rPr/>
-      </w:pPr>
-      <w:r>
-        <w:rPr>
-          <w:rtl w:val="0"/>
-        </w:rPr>
-        <w:t xml:space="preserve">Tiene que ser rápido.</w:t>
-      </w:r>
-    </w:p>
-    <w:p>
-      <w:pPr>
-        <w:numPr>
-          <w:ilvl w:val="0"/>
-          <w:numId w:val="1"/>
-        </w:numPr>
-        <w:ind w:left="720" w:hanging="360"/>
-        <w:rPr/>
-      </w:pPr>
-      <w:r>
-        <w:rPr>
-          <w:rtl w:val="0"/>
-        </w:rPr>
-        <w:t xml:space="preserve">Debe haber diferentes tipos de usuarios.</w:t>
-      </w:r>
-    </w:p>
-    <w:p>
-      <w:pPr>
-        <w:numPr>
-          <w:ilvl w:val="0"/>
-          <w:numId w:val="1"/>
-        </w:numPr>
-        <w:ind w:left="720" w:hanging="360"/>
-        <w:rPr/>
-      </w:pPr>
-      <w:r>
-        <w:rPr>
-          <w:rtl w:val="0"/>
-        </w:rPr>
-        <w:t xml:space="preserve">El sistema debe tener todo lo necesario para una veterinaria.</w:t>
-      </w:r>
-    </w:p>
-    <w:p>
-      <w:pPr>
-        <w:rPr/>
-      </w:pPr>
-      <w:r>
-        <w:pict>
-          <v:rect style="width:0.0pt;height:1.5pt" o:hr="t" o:hrstd="t" o:hralign="center" fillcolor="#A0A0A0" stroked="f"/>
-        </w:pict>
-      </w:r>
-      <w:r>
-        <w:rPr>
-          <w:rtl w:val="0"/>
-        </w:rPr>
-      </w:r>
-    </w:p>
-    <w:p>
-      <w:pPr>
-        <w:rPr>
-          <w:b w:val="1"/>
-        </w:rPr>
-      </w:pPr>
-      <w:r>
-        <w:rPr>
-          <w:b w:val="1"/>
-          <w:rtl w:val="0"/>
-        </w:rPr>
-        <w:t xml:space="preserve">3. Requerimientos adicionales</w:t>
-      </w:r>
-    </w:p>
-    <w:p>
-      <w:pPr>
-        <w:numPr>
-          <w:ilvl w:val="0"/>
-          <w:numId w:val="2"/>
-        </w:numPr>
-        <w:ind w:left="720" w:hanging="360"/>
-        <w:rPr/>
-      </w:pPr>
-      <w:r>
-        <w:rPr>
-          <w:rtl w:val="0"/>
-        </w:rPr>
-        <w:t xml:space="preserve">Evitar errores.</w:t>
-      </w:r>
-    </w:p>
-    <w:p>
-      <w:pPr>
-        <w:numPr>
-          <w:ilvl w:val="0"/>
-          <w:numId w:val="2"/>
-        </w:numPr>
-        <w:ind w:left="720" w:hanging="360"/>
-        <w:rPr/>
-      </w:pPr>
-      <w:r>
-        <w:rPr>
-          <w:rtl w:val="0"/>
-        </w:rPr>
-        <w:t xml:space="preserve">La información no debe perderse.</w:t>
-      </w:r>
-    </w:p>
-    <w:p>
-      <w:pPr>
-        <w:numPr>
-          <w:ilvl w:val="0"/>
-          <w:numId w:val="2"/>
-        </w:numPr>
-        <w:ind w:left="720" w:hanging="360"/>
-        <w:rPr/>
-      </w:pPr>
-      <w:r>
-        <w:rPr>
-          <w:rtl w:val="0"/>
-        </w:rPr>
-        <w:t xml:space="preserve">Cumplir con las normas.</w:t>
-      </w:r>
-    </w:p>
-    <w:p>
-      <w:pPr>
-        <w:rPr/>
-      </w:pPr>
-      <w:r>
-        <w:pict>
-          <v:rect style="width:0.0pt;height:1.5pt" o:hr="t" o:hrstd="t" o:hralign="center" fillcolor="#A0A0A0" stroked="f"/>
-        </w:pict>
-      </w:r>
-      <w:r>
-        <w:rPr>
-          <w:rtl w:val="0"/>
-        </w:rPr>
-      </w:r>
-    </w:p>
-    <w:p>
-      <w:pPr>
-        <w:rPr>
-          <w:b w:val="1"/>
-        </w:rPr>
-      </w:pPr>
-      <w:r>
-        <w:rPr>
-          <w:b w:val="1"/>
-          <w:rtl w:val="0"/>
-        </w:rPr>
-        <w:t xml:space="preserve">4. Observaciones</w:t>
-      </w:r>
-    </w:p>
-    <w:p>
-      <w:pPr>
-        <w:rPr/>
-      </w:pPr>
-      <w:r>
-        <w:rPr>
-          <w:rtl w:val="0"/>
-        </w:rPr>
-        <w:t xml:space="preserve">Esperamos que este software funcione bien. El cliente quiere que esté listo lo más pronto posible.</w:t>
-      </w:r>
-    </w:p>
-    <w:p>
-      <w:pPr>
-        <w:rPr/>
-      </w:pPr>
-      <w:r>
-        <w:rPr>
-          <w:rtl w:val="0"/>
-        </w:rPr>
-      </w:r>
-    </w:p>
+        <w:t>4. Observaciones</w:t>
+      </w:r>
+    </w:p>
+    <w:p>
+      <w:r>
+        <w:t>Esperamos que este software funcione bien. El cliente quiere que esté listo lo más pronto posible.</w:t>
+      </w:r>
+    </w:p>
+    <w:p/>
     <w:sectPr>
-      <w:pgSz w:h="15840" w:w="12240" w:orient="portrait"/>
-      <w:pgMar w:bottom="1417" w:top="1417" w:left="1701" w:right="1701" w:header="708" w:footer="708"/>
+      <w:pgSz w:w="12240" w:h="15840"/>
+      <w:pgMar w:top="1417" w:right="1701" w:bottom="1417" w:left="1701" w:header="708" w:footer="708" w:gutter="0"/>
       <w:pgNumType w:start="1"/>
+      <w:cols w:space="720"/>
     </w:sectPr>
   </w:body>
 </w:document>
 </file>
 
+<file path=word/endnotes.xml><?xml version="1.0" encoding="utf-8"?>
+<w:endnotes xmlns:wpc="http://schemas.microsoft.com/office/word/2010/wordprocessingCanvas" xmlns:cx="http://schemas.microsoft.com/office/drawing/2014/chartex" xmlns:mc="http://schemas.openxmlformats.org/markup-compatibility/2006" xmlns:o="urn:schemas-microsoft-com:office:office" xmlns:r="http://schemas.openxmlformats.org/officeDocument/2006/relationships" xmlns:m="http://schemas.openxmlformats.org/officeDocument/2006/math" xmlns:v="urn:schemas-microsoft-com:vml" xmlns:wp14="http://schemas.microsoft.com/office/word/2010/wordprocessingDrawing" xmlns:wp="http://schemas.openxmlformats.org/drawingml/2006/wordprocessingDrawing" xmlns:w10="urn:schemas-microsoft-com:office:word" xmlns:w="http://schemas.openxmlformats.org/wordprocessingml/2006/main" xmlns:w14="http://schemas.microsoft.com/office/word/2010/wordml" xmlns:w15="http://schemas.microsoft.com/office/word/2012/wordml" xmlns:w16se="http://schemas.microsoft.com/office/word/2015/wordml/symex" xmlns:wpg="http://schemas.microsoft.com/office/word/2010/wordprocessingGroup" xmlns:wpi="http://schemas.microsoft.com/office/word/2010/wordprocessingInk" xmlns:wne="http://schemas.microsoft.com/office/word/2006/wordml" xmlns:wps="http://schemas.microsoft.com/office/word/2010/wordprocessingShape" mc:Ignorable="w14 w15 w16se wp14">
+  <w:endnote w:type="separator" w:id="-1">
+    <w:p>
+      <w:pPr>
+        <w:spacing w:after="0" w:line="240" w:lineRule="auto"/>
+      </w:pPr>
+      <w:r>
+        <w:separator/>
+      </w:r>
+    </w:p>
+  </w:endnote>
+  <w:endnote w:type="continuationSeparator" w:id="0">
+    <w:p>
+      <w:pPr>
+        <w:spacing w:after="0" w:line="240" w:lineRule="auto"/>
+      </w:pPr>
+      <w:r>
+        <w:continuationSeparator/>
+      </w:r>
+    </w:p>
+  </w:endnote>
+</w:endnotes>
+</file>
+
+<file path=word/footnotes.xml><?xml version="1.0" encoding="utf-8"?>
+<w:footnotes xmlns:wpc="http://schemas.microsoft.com/office/word/2010/wordprocessingCanvas" xmlns:cx="http://schemas.microsoft.com/office/drawing/2014/chartex" xmlns:mc="http://schemas.openxmlformats.org/markup-compatibility/2006" xmlns:o="urn:schemas-microsoft-com:office:office" xmlns:r="http://schemas.openxmlformats.org/officeDocument/2006/relationships" xmlns:m="http://schemas.openxmlformats.org/officeDocument/2006/math" xmlns:v="urn:schemas-microsoft-com:vml" xmlns:wp14="http://schemas.microsoft.com/office/word/2010/wordprocessingDrawing" xmlns:wp="http://schemas.openxmlformats.org/drawingml/2006/wordprocessingDrawing" xmlns:w10="urn:schemas-microsoft-com:office:word" xmlns:w="http://schemas.openxmlformats.org/wordprocessingml/2006/main" xmlns:w14="http://schemas.microsoft.com/office/word/2010/wordml" xmlns:w15="http://schemas.microsoft.com/office/word/2012/wordml" xmlns:w16se="http://schemas.microsoft.com/office/word/2015/wordml/symex" xmlns:wpg="http://schemas.microsoft.com/office/word/2010/wordprocessingGroup" xmlns:wpi="http://schemas.microsoft.com/office/word/2010/wordprocessingInk" xmlns:wne="http://schemas.microsoft.com/office/word/2006/wordml" xmlns:wps="http://schemas.microsoft.com/office/word/2010/wordprocessingShape" mc:Ignorable="w14 w15 w16se wp14">
+  <w:footnote w:type="separator" w:id="-1">
+    <w:p>
+      <w:pPr>
+        <w:spacing w:after="0" w:line="240" w:lineRule="auto"/>
+      </w:pPr>
+      <w:r>
+        <w:separator/>
+      </w:r>
+    </w:p>
+  </w:footnote>
+  <w:footnote w:type="continuationSeparator" w:id="0">
+    <w:p>
+      <w:pPr>
+        <w:spacing w:after="0" w:line="240" w:lineRule="auto"/>
+      </w:pPr>
+      <w:r>
+        <w:continuationSeparator/>
+      </w:r>
+    </w:p>
+  </w:footnote>
+</w:footnotes>
+</file>
+
 <file path=word/numbering.xml><?xml version="1.0" encoding="utf-8"?>
-<w:numbering xmlns:mc="http://schemas.openxmlformats.org/markup-compatibility/2006" xmlns:o="urn:schemas-microsoft-com:office:office" xmlns:r="http://schemas.openxmlformats.org/officeDocument/2006/relationships" xmlns:m="http://schemas.openxmlformats.org/officeDocument/2006/math" xmlns:v="urn:schemas-microsoft-com:vml" xmlns:wp="http://schemas.openxmlformats.org/drawingml/2006/wordprocessingDrawing" xmlns:w10="urn:schemas-microsoft-com:office:word" xmlns:w="http://schemas.openxmlformats.org/wordprocessingml/2006/main" xmlns:wne="http://schemas.microsoft.com/office/word/2006/wordml" xmlns:sl="http://schemas.openxmlformats.org/schemaLibrary/2006/main" xmlns:a="http://schemas.openxmlformats.org/drawingml/2006/main" xmlns:pic="http://schemas.openxmlformats.org/drawingml/2006/picture" xmlns:c="http://schemas.openxmlformats.org/drawingml/2006/chart" xmlns:lc="http://schemas.openxmlformats.org/drawingml/2006/lockedCanvas" xmlns:dgm="http://schemas.openxmlformats.org/drawingml/2006/diagram" xmlns:wps="http://schemas.microsoft.com/office/word/2010/wordprocessingShape" xmlns:wpg="http://schemas.microsoft.com/office/word/2010/wordprocessingGroup" xmlns:w14="http://schemas.microsoft.com/office/word/2010/wordml" xmlns:w15="http://schemas.microsoft.com/office/word/2012/wordml" xmlns:w16="http://schemas.microsoft.com/office/word/2018/wordml" xmlns:w16cex="http://schemas.microsoft.com/office/word/2018/wordml/cex" xmlns:w16cid="http://schemas.microsoft.com/office/word/2016/wordml/cid" xmlns="http://schemas.microsoft.com/office/tasks/2019/documenttasks" xmlns:cr="http://schemas.microsoft.com/office/comments/2020/reactions">
-  <w:abstractNum w:abstractNumId="1">
+<w:numbering xmlns:wpc="http://schemas.microsoft.com/office/word/2010/wordprocessingCanvas" xmlns:cx="http://schemas.microsoft.com/office/drawing/2014/chartex" xmlns:mc="http://schemas.openxmlformats.org/markup-compatibility/2006" xmlns:o="urn:schemas-microsoft-com:office:office" xmlns:r="http://schemas.openxmlformats.org/officeDocument/2006/relationships" xmlns:m="http://schemas.openxmlformats.org/officeDocument/2006/math" xmlns:v="urn:schemas-microsoft-com:vml" xmlns:wp14="http://schemas.microsoft.com/office/word/2010/wordprocessingDrawing" xmlns:wp="http://schemas.openxmlformats.org/drawingml/2006/wordprocessingDrawing" xmlns:w10="urn:schemas-microsoft-com:office:word" xmlns:w="http://schemas.openxmlformats.org/wordprocessingml/2006/main" xmlns:w14="http://schemas.microsoft.com/office/word/2010/wordml" xmlns:w15="http://schemas.microsoft.com/office/word/2012/wordml" xmlns:w16se="http://schemas.microsoft.com/office/word/2015/wordml/symex" xmlns:wpg="http://schemas.microsoft.com/office/word/2010/wordprocessingGroup" xmlns:wpi="http://schemas.microsoft.com/office/word/2010/wordprocessingInk" xmlns:wne="http://schemas.microsoft.com/office/word/2006/wordml" xmlns:wps="http://schemas.microsoft.com/office/word/2010/wordprocessingShape" mc:Ignorable="w14 w15 w16se wp14">
+  <w:abstractNum w:abstractNumId="0" w15:restartNumberingAfterBreak="0">
+    <w:nsid w:val="0B625BC3"/>
+    <w:multiLevelType w:val="multilevel"/>
+    <w:tmpl w:val="FF6EA994"/>
     <w:lvl w:ilvl="0">
       <w:start w:val="1"/>
       <w:numFmt w:val="bullet"/>
@@ -405,7 +867,7 @@
         <w:ind w:left="720" w:hanging="360"/>
       </w:pPr>
       <w:rPr>
-        <w:rFonts w:ascii="Noto Sans Symbols" w:cs="Noto Sans Symbols" w:eastAsia="Noto Sans Symbols" w:hAnsi="Noto Sans Symbols"/>
+        <w:rFonts w:ascii="Noto Sans Symbols" w:eastAsia="Noto Sans Symbols" w:hAnsi="Noto Sans Symbols" w:cs="Noto Sans Symbols"/>
         <w:sz w:val="20"/>
         <w:szCs w:val="20"/>
       </w:rPr>
@@ -419,7 +881,7 @@
         <w:ind w:left="1440" w:hanging="360"/>
       </w:pPr>
       <w:rPr>
-        <w:rFonts w:ascii="Courier New" w:cs="Courier New" w:eastAsia="Courier New" w:hAnsi="Courier New"/>
+        <w:rFonts w:ascii="Courier New" w:eastAsia="Courier New" w:hAnsi="Courier New" w:cs="Courier New"/>
         <w:sz w:val="20"/>
         <w:szCs w:val="20"/>
       </w:rPr>
@@ -433,7 +895,7 @@
         <w:ind w:left="2160" w:hanging="360"/>
       </w:pPr>
       <w:rPr>
-        <w:rFonts w:ascii="Noto Sans Symbols" w:cs="Noto Sans Symbols" w:eastAsia="Noto Sans Symbols" w:hAnsi="Noto Sans Symbols"/>
+        <w:rFonts w:ascii="Noto Sans Symbols" w:eastAsia="Noto Sans Symbols" w:hAnsi="Noto Sans Symbols" w:cs="Noto Sans Symbols"/>
         <w:sz w:val="20"/>
         <w:szCs w:val="20"/>
       </w:rPr>
@@ -447,7 +909,7 @@
         <w:ind w:left="2880" w:hanging="360"/>
       </w:pPr>
       <w:rPr>
-        <w:rFonts w:ascii="Noto Sans Symbols" w:cs="Noto Sans Symbols" w:eastAsia="Noto Sans Symbols" w:hAnsi="Noto Sans Symbols"/>
+        <w:rFonts w:ascii="Noto Sans Symbols" w:eastAsia="Noto Sans Symbols" w:hAnsi="Noto Sans Symbols" w:cs="Noto Sans Symbols"/>
         <w:sz w:val="20"/>
         <w:szCs w:val="20"/>
       </w:rPr>
@@ -461,7 +923,7 @@
         <w:ind w:left="3600" w:hanging="360"/>
       </w:pPr>
       <w:rPr>
-        <w:rFonts w:ascii="Noto Sans Symbols" w:cs="Noto Sans Symbols" w:eastAsia="Noto Sans Symbols" w:hAnsi="Noto Sans Symbols"/>
+        <w:rFonts w:ascii="Noto Sans Symbols" w:eastAsia="Noto Sans Symbols" w:hAnsi="Noto Sans Symbols" w:cs="Noto Sans Symbols"/>
         <w:sz w:val="20"/>
         <w:szCs w:val="20"/>
       </w:rPr>
@@ -475,7 +937,7 @@
         <w:ind w:left="4320" w:hanging="360"/>
       </w:pPr>
       <w:rPr>
-        <w:rFonts w:ascii="Noto Sans Symbols" w:cs="Noto Sans Symbols" w:eastAsia="Noto Sans Symbols" w:hAnsi="Noto Sans Symbols"/>
+        <w:rFonts w:ascii="Noto Sans Symbols" w:eastAsia="Noto Sans Symbols" w:hAnsi="Noto Sans Symbols" w:cs="Noto Sans Symbols"/>
         <w:sz w:val="20"/>
         <w:szCs w:val="20"/>
       </w:rPr>
@@ -489,7 +951,7 @@
         <w:ind w:left="5040" w:hanging="360"/>
       </w:pPr>
       <w:rPr>
-        <w:rFonts w:ascii="Noto Sans Symbols" w:cs="Noto Sans Symbols" w:eastAsia="Noto Sans Symbols" w:hAnsi="Noto Sans Symbols"/>
+        <w:rFonts w:ascii="Noto Sans Symbols" w:eastAsia="Noto Sans Symbols" w:hAnsi="Noto Sans Symbols" w:cs="Noto Sans Symbols"/>
         <w:sz w:val="20"/>
         <w:szCs w:val="20"/>
       </w:rPr>
@@ -503,7 +965,7 @@
         <w:ind w:left="5760" w:hanging="360"/>
       </w:pPr>
       <w:rPr>
-        <w:rFonts w:ascii="Noto Sans Symbols" w:cs="Noto Sans Symbols" w:eastAsia="Noto Sans Symbols" w:hAnsi="Noto Sans Symbols"/>
+        <w:rFonts w:ascii="Noto Sans Symbols" w:eastAsia="Noto Sans Symbols" w:hAnsi="Noto Sans Symbols" w:cs="Noto Sans Symbols"/>
         <w:sz w:val="20"/>
         <w:szCs w:val="20"/>
       </w:rPr>
@@ -517,13 +979,16 @@
         <w:ind w:left="6480" w:hanging="360"/>
       </w:pPr>
       <w:rPr>
-        <w:rFonts w:ascii="Noto Sans Symbols" w:cs="Noto Sans Symbols" w:eastAsia="Noto Sans Symbols" w:hAnsi="Noto Sans Symbols"/>
+        <w:rFonts w:ascii="Noto Sans Symbols" w:eastAsia="Noto Sans Symbols" w:hAnsi="Noto Sans Symbols" w:cs="Noto Sans Symbols"/>
         <w:sz w:val="20"/>
         <w:szCs w:val="20"/>
       </w:rPr>
     </w:lvl>
   </w:abstractNum>
-  <w:abstractNum w:abstractNumId="2">
+  <w:abstractNum w:abstractNumId="1" w15:restartNumberingAfterBreak="0">
+    <w:nsid w:val="6E034888"/>
+    <w:multiLevelType w:val="multilevel"/>
+    <w:tmpl w:val="9D4CDB64"/>
     <w:lvl w:ilvl="0">
       <w:start w:val="1"/>
       <w:numFmt w:val="bullet"/>
@@ -533,7 +998,7 @@
         <w:ind w:left="720" w:hanging="360"/>
       </w:pPr>
       <w:rPr>
-        <w:rFonts w:ascii="Noto Sans Symbols" w:cs="Noto Sans Symbols" w:eastAsia="Noto Sans Symbols" w:hAnsi="Noto Sans Symbols"/>
+        <w:rFonts w:ascii="Noto Sans Symbols" w:eastAsia="Noto Sans Symbols" w:hAnsi="Noto Sans Symbols" w:cs="Noto Sans Symbols"/>
         <w:sz w:val="20"/>
         <w:szCs w:val="20"/>
       </w:rPr>
@@ -547,7 +1012,7 @@
         <w:ind w:left="1440" w:hanging="360"/>
       </w:pPr>
       <w:rPr>
-        <w:rFonts w:ascii="Courier New" w:cs="Courier New" w:eastAsia="Courier New" w:hAnsi="Courier New"/>
+        <w:rFonts w:ascii="Courier New" w:eastAsia="Courier New" w:hAnsi="Courier New" w:cs="Courier New"/>
         <w:sz w:val="20"/>
         <w:szCs w:val="20"/>
       </w:rPr>
@@ -561,7 +1026,7 @@
         <w:ind w:left="2160" w:hanging="360"/>
       </w:pPr>
       <w:rPr>
-        <w:rFonts w:ascii="Noto Sans Symbols" w:cs="Noto Sans Symbols" w:eastAsia="Noto Sans Symbols" w:hAnsi="Noto Sans Symbols"/>
+        <w:rFonts w:ascii="Noto Sans Symbols" w:eastAsia="Noto Sans Symbols" w:hAnsi="Noto Sans Symbols" w:cs="Noto Sans Symbols"/>
         <w:sz w:val="20"/>
         <w:szCs w:val="20"/>
       </w:rPr>
@@ -575,7 +1040,7 @@
         <w:ind w:left="2880" w:hanging="360"/>
       </w:pPr>
       <w:rPr>
-        <w:rFonts w:ascii="Noto Sans Symbols" w:cs="Noto Sans Symbols" w:eastAsia="Noto Sans Symbols" w:hAnsi="Noto Sans Symbols"/>
+        <w:rFonts w:ascii="Noto Sans Symbols" w:eastAsia="Noto Sans Symbols" w:hAnsi="Noto Sans Symbols" w:cs="Noto Sans Symbols"/>
         <w:sz w:val="20"/>
         <w:szCs w:val="20"/>
       </w:rPr>
@@ -589,7 +1054,7 @@
         <w:ind w:left="3600" w:hanging="360"/>
       </w:pPr>
       <w:rPr>
-        <w:rFonts w:ascii="Noto Sans Symbols" w:cs="Noto Sans Symbols" w:eastAsia="Noto Sans Symbols" w:hAnsi="Noto Sans Symbols"/>
+        <w:rFonts w:ascii="Noto Sans Symbols" w:eastAsia="Noto Sans Symbols" w:hAnsi="Noto Sans Symbols" w:cs="Noto Sans Symbols"/>
         <w:sz w:val="20"/>
         <w:szCs w:val="20"/>
       </w:rPr>
@@ -603,7 +1068,7 @@
         <w:ind w:left="4320" w:hanging="360"/>
       </w:pPr>
       <w:rPr>
-        <w:rFonts w:ascii="Noto Sans Symbols" w:cs="Noto Sans Symbols" w:eastAsia="Noto Sans Symbols" w:hAnsi="Noto Sans Symbols"/>
+        <w:rFonts w:ascii="Noto Sans Symbols" w:eastAsia="Noto Sans Symbols" w:hAnsi="Noto Sans Symbols" w:cs="Noto Sans Symbols"/>
         <w:sz w:val="20"/>
         <w:szCs w:val="20"/>
       </w:rPr>
@@ -617,7 +1082,7 @@
         <w:ind w:left="5040" w:hanging="360"/>
       </w:pPr>
       <w:rPr>
-        <w:rFonts w:ascii="Noto Sans Symbols" w:cs="Noto Sans Symbols" w:eastAsia="Noto Sans Symbols" w:hAnsi="Noto Sans Symbols"/>
+        <w:rFonts w:ascii="Noto Sans Symbols" w:eastAsia="Noto Sans Symbols" w:hAnsi="Noto Sans Symbols" w:cs="Noto Sans Symbols"/>
         <w:sz w:val="20"/>
         <w:szCs w:val="20"/>
       </w:rPr>
@@ -631,7 +1096,7 @@
         <w:ind w:left="5760" w:hanging="360"/>
       </w:pPr>
       <w:rPr>
-        <w:rFonts w:ascii="Noto Sans Symbols" w:cs="Noto Sans Symbols" w:eastAsia="Noto Sans Symbols" w:hAnsi="Noto Sans Symbols"/>
+        <w:rFonts w:ascii="Noto Sans Symbols" w:eastAsia="Noto Sans Symbols" w:hAnsi="Noto Sans Symbols" w:cs="Noto Sans Symbols"/>
         <w:sz w:val="20"/>
         <w:szCs w:val="20"/>
       </w:rPr>
@@ -645,7 +1110,7 @@
         <w:ind w:left="6480" w:hanging="360"/>
       </w:pPr>
       <w:rPr>
-        <w:rFonts w:ascii="Noto Sans Symbols" w:cs="Noto Sans Symbols" w:eastAsia="Noto Sans Symbols" w:hAnsi="Noto Sans Symbols"/>
+        <w:rFonts w:ascii="Noto Sans Symbols" w:eastAsia="Noto Sans Symbols" w:hAnsi="Noto Sans Symbols" w:cs="Noto Sans Symbols"/>
         <w:sz w:val="20"/>
         <w:szCs w:val="20"/>
       </w:rPr>
@@ -655,123 +1120,537 @@
     <w:abstractNumId w:val="1"/>
   </w:num>
   <w:num w:numId="2">
-    <w:abstractNumId w:val="2"/>
+    <w:abstractNumId w:val="0"/>
   </w:num>
 </w:numbering>
 </file>
 
 <file path=word/styles.xml><?xml version="1.0" encoding="utf-8"?>
-<w:styles xmlns:mc="http://schemas.openxmlformats.org/markup-compatibility/2006" xmlns:o="urn:schemas-microsoft-com:office:office" xmlns:r="http://schemas.openxmlformats.org/officeDocument/2006/relationships" xmlns:m="http://schemas.openxmlformats.org/officeDocument/2006/math" xmlns:v="urn:schemas-microsoft-com:vml" xmlns:wp="http://schemas.openxmlformats.org/drawingml/2006/wordprocessingDrawing" xmlns:w10="urn:schemas-microsoft-com:office:word" xmlns:w="http://schemas.openxmlformats.org/wordprocessingml/2006/main" xmlns:wne="http://schemas.microsoft.com/office/word/2006/wordml" xmlns:sl="http://schemas.openxmlformats.org/schemaLibrary/2006/main" xmlns:a="http://schemas.openxmlformats.org/drawingml/2006/main" xmlns:pic="http://schemas.openxmlformats.org/drawingml/2006/picture" xmlns:c="http://schemas.openxmlformats.org/drawingml/2006/chart" xmlns:lc="http://schemas.openxmlformats.org/drawingml/2006/lockedCanvas" xmlns:dgm="http://schemas.openxmlformats.org/drawingml/2006/diagram" xmlns:wps="http://schemas.microsoft.com/office/word/2010/wordprocessingShape" xmlns:wpg="http://schemas.microsoft.com/office/word/2010/wordprocessingGroup" xmlns:w14="http://schemas.microsoft.com/office/word/2010/wordml" xmlns:w15="http://schemas.microsoft.com/office/word/2012/wordml" xmlns:w16="http://schemas.microsoft.com/office/word/2018/wordml" xmlns:w16cex="http://schemas.microsoft.com/office/word/2018/wordml/cex" xmlns:w16cid="http://schemas.microsoft.com/office/word/2016/wordml/cid" xmlns="http://schemas.microsoft.com/office/tasks/2019/documenttasks" xmlns:cr="http://schemas.microsoft.com/office/comments/2020/reactions">
+<w:styles xmlns:mc="http://schemas.openxmlformats.org/markup-compatibility/2006" xmlns:r="http://schemas.openxmlformats.org/officeDocument/2006/relationships" xmlns:w="http://schemas.openxmlformats.org/wordprocessingml/2006/main" xmlns:w14="http://schemas.microsoft.com/office/word/2010/wordml" xmlns:w15="http://schemas.microsoft.com/office/word/2012/wordml" xmlns:w16se="http://schemas.microsoft.com/office/word/2015/wordml/symex" mc:Ignorable="w14 w15 w16se">
   <w:docDefaults>
     <w:rPrDefault>
       <w:rPr>
-        <w:rFonts w:ascii="Aptos" w:cs="Aptos" w:eastAsia="Aptos" w:hAnsi="Aptos"/>
+        <w:rFonts w:ascii="Aptos" w:eastAsia="Aptos" w:hAnsi="Aptos" w:cs="Aptos"/>
         <w:sz w:val="24"/>
         <w:szCs w:val="24"/>
-        <w:lang w:val="es-CO"/>
+        <w:lang w:val="es-CO" w:eastAsia="es-CO" w:bidi="ar-SA"/>
       </w:rPr>
     </w:rPrDefault>
     <w:pPrDefault>
       <w:pPr>
-        <w:spacing w:after="160" w:line="278.00000000000006" w:lineRule="auto"/>
+        <w:spacing w:after="160" w:line="278" w:lineRule="auto"/>
       </w:pPr>
     </w:pPrDefault>
   </w:docDefaults>
-  <w:style w:type="paragraph" w:styleId="Normal" w:default="1">
-    <w:name w:val="normal"/>
+  <w:latentStyles w:defLockedState="0" w:defUIPriority="99" w:defSemiHidden="0" w:defUnhideWhenUsed="0" w:defQFormat="0" w:count="371">
+    <w:lsdException w:name="Normal" w:uiPriority="0" w:qFormat="1"/>
+    <w:lsdException w:name="heading 1" w:uiPriority="9" w:qFormat="1"/>
+    <w:lsdException w:name="heading 2" w:semiHidden="1" w:uiPriority="9" w:unhideWhenUsed="1" w:qFormat="1"/>
+    <w:lsdException w:name="heading 3" w:semiHidden="1" w:uiPriority="9" w:unhideWhenUsed="1" w:qFormat="1"/>
+    <w:lsdException w:name="heading 4" w:semiHidden="1" w:uiPriority="9" w:unhideWhenUsed="1" w:qFormat="1"/>
+    <w:lsdException w:name="heading 5" w:semiHidden="1" w:uiPriority="9" w:unhideWhenUsed="1" w:qFormat="1"/>
+    <w:lsdException w:name="heading 6" w:semiHidden="1" w:uiPriority="9" w:unhideWhenUsed="1" w:qFormat="1"/>
+    <w:lsdException w:name="heading 7" w:semiHidden="1" w:uiPriority="9" w:unhideWhenUsed="1" w:qFormat="1"/>
+    <w:lsdException w:name="heading 8" w:semiHidden="1" w:uiPriority="9" w:unhideWhenUsed="1" w:qFormat="1"/>
+    <w:lsdException w:name="heading 9" w:semiHidden="1" w:uiPriority="9" w:unhideWhenUsed="1" w:qFormat="1"/>
+    <w:lsdException w:name="index 1" w:semiHidden="1" w:unhideWhenUsed="1"/>
+    <w:lsdException w:name="index 2" w:semiHidden="1" w:unhideWhenUsed="1"/>
+    <w:lsdException w:name="index 3" w:semiHidden="1" w:unhideWhenUsed="1"/>
+    <w:lsdException w:name="index 4" w:semiHidden="1" w:unhideWhenUsed="1"/>
+    <w:lsdException w:name="index 5" w:semiHidden="1" w:unhideWhenUsed="1"/>
+    <w:lsdException w:name="index 6" w:semiHidden="1" w:unhideWhenUsed="1"/>
+    <w:lsdException w:name="index 7" w:semiHidden="1" w:unhideWhenUsed="1"/>
+    <w:lsdException w:name="index 8" w:semiHidden="1" w:unhideWhenUsed="1"/>
+    <w:lsdException w:name="index 9" w:semiHidden="1" w:unhideWhenUsed="1"/>
+    <w:lsdException w:name="toc 1" w:semiHidden="1" w:uiPriority="39" w:unhideWhenUsed="1"/>
+    <w:lsdException w:name="toc 2" w:semiHidden="1" w:uiPriority="39" w:unhideWhenUsed="1"/>
+    <w:lsdException w:name="toc 3" w:semiHidden="1" w:uiPriority="39" w:unhideWhenUsed="1"/>
+    <w:lsdException w:name="toc 4" w:semiHidden="1" w:uiPriority="39" w:unhideWhenUsed="1"/>
+    <w:lsdException w:name="toc 5" w:semiHidden="1" w:uiPriority="39" w:unhideWhenUsed="1"/>
+    <w:lsdException w:name="toc 6" w:semiHidden="1" w:uiPriority="39" w:unhideWhenUsed="1"/>
+    <w:lsdException w:name="toc 7" w:semiHidden="1" w:uiPriority="39" w:unhideWhenUsed="1"/>
+    <w:lsdException w:name="toc 8" w:semiHidden="1" w:uiPriority="39" w:unhideWhenUsed="1"/>
+    <w:lsdException w:name="toc 9" w:semiHidden="1" w:uiPriority="39" w:unhideWhenUsed="1"/>
+    <w:lsdException w:name="Normal Indent" w:semiHidden="1" w:unhideWhenUsed="1"/>
+    <w:lsdException w:name="footnote text" w:semiHidden="1" w:unhideWhenUsed="1"/>
+    <w:lsdException w:name="annotation text" w:semiHidden="1" w:unhideWhenUsed="1"/>
+    <w:lsdException w:name="header" w:semiHidden="1" w:unhideWhenUsed="1"/>
+    <w:lsdException w:name="footer" w:semiHidden="1" w:unhideWhenUsed="1"/>
+    <w:lsdException w:name="index heading" w:semiHidden="1" w:unhideWhenUsed="1"/>
+    <w:lsdException w:name="caption" w:semiHidden="1" w:uiPriority="35" w:unhideWhenUsed="1" w:qFormat="1"/>
+    <w:lsdException w:name="table of figures" w:semiHidden="1" w:unhideWhenUsed="1"/>
+    <w:lsdException w:name="envelope address" w:semiHidden="1" w:unhideWhenUsed="1"/>
+    <w:lsdException w:name="envelope return" w:semiHidden="1" w:unhideWhenUsed="1"/>
+    <w:lsdException w:name="footnote reference" w:semiHidden="1" w:unhideWhenUsed="1"/>
+    <w:lsdException w:name="annotation reference" w:semiHidden="1" w:unhideWhenUsed="1"/>
+    <w:lsdException w:name="line number" w:semiHidden="1" w:unhideWhenUsed="1"/>
+    <w:lsdException w:name="page number" w:semiHidden="1" w:unhideWhenUsed="1"/>
+    <w:lsdException w:name="endnote reference" w:semiHidden="1" w:unhideWhenUsed="1"/>
+    <w:lsdException w:name="endnote text" w:semiHidden="1" w:unhideWhenUsed="1"/>
+    <w:lsdException w:name="table of authorities" w:semiHidden="1" w:unhideWhenUsed="1"/>
+    <w:lsdException w:name="macro" w:semiHidden="1" w:unhideWhenUsed="1"/>
+    <w:lsdException w:name="toa heading" w:semiHidden="1" w:unhideWhenUsed="1"/>
+    <w:lsdException w:name="List" w:semiHidden="1" w:unhideWhenUsed="1"/>
+    <w:lsdException w:name="List Bullet" w:semiHidden="1" w:unhideWhenUsed="1"/>
+    <w:lsdException w:name="List Number" w:semiHidden="1" w:unhideWhenUsed="1"/>
+    <w:lsdException w:name="List 2" w:semiHidden="1" w:unhideWhenUsed="1"/>
+    <w:lsdException w:name="List 3" w:semiHidden="1" w:unhideWhenUsed="1"/>
+    <w:lsdException w:name="List 4" w:semiHidden="1" w:unhideWhenUsed="1"/>
+    <w:lsdException w:name="List 5" w:semiHidden="1" w:unhideWhenUsed="1"/>
+    <w:lsdException w:name="List Bullet 2" w:semiHidden="1" w:unhideWhenUsed="1"/>
+    <w:lsdException w:name="List Bullet 3" w:semiHidden="1" w:unhideWhenUsed="1"/>
+    <w:lsdException w:name="List Bullet 4" w:semiHidden="1" w:unhideWhenUsed="1"/>
+    <w:lsdException w:name="List Bullet 5" w:semiHidden="1" w:unhideWhenUsed="1"/>
+    <w:lsdException w:name="List Number 2" w:semiHidden="1" w:unhideWhenUsed="1"/>
+    <w:lsdException w:name="List Number 3" w:semiHidden="1" w:unhideWhenUsed="1"/>
+    <w:lsdException w:name="List Number 4" w:semiHidden="1" w:unhideWhenUsed="1"/>
+    <w:lsdException w:name="List Number 5" w:semiHidden="1" w:unhideWhenUsed="1"/>
+    <w:lsdException w:name="Title" w:uiPriority="10" w:qFormat="1"/>
+    <w:lsdException w:name="Closing" w:semiHidden="1" w:unhideWhenUsed="1"/>
+    <w:lsdException w:name="Signature" w:semiHidden="1" w:unhideWhenUsed="1"/>
+    <w:lsdException w:name="Default Paragraph Font" w:semiHidden="1" w:uiPriority="1" w:unhideWhenUsed="1"/>
+    <w:lsdException w:name="Body Text" w:semiHidden="1" w:unhideWhenUsed="1"/>
+    <w:lsdException w:name="Body Text Indent" w:semiHidden="1" w:unhideWhenUsed="1"/>
+    <w:lsdException w:name="List Continue" w:semiHidden="1" w:unhideWhenUsed="1"/>
+    <w:lsdException w:name="List Continue 2" w:semiHidden="1" w:unhideWhenUsed="1"/>
+    <w:lsdException w:name="List Continue 3" w:semiHidden="1" w:unhideWhenUsed="1"/>
+    <w:lsdException w:name="List Continue 4" w:semiHidden="1" w:unhideWhenUsed="1"/>
+    <w:lsdException w:name="List Continue 5" w:semiHidden="1" w:unhideWhenUsed="1"/>
+    <w:lsdException w:name="Message Header" w:semiHidden="1" w:unhideWhenUsed="1"/>
+    <w:lsdException w:name="Subtitle" w:uiPriority="11" w:qFormat="1"/>
+    <w:lsdException w:name="Salutation" w:semiHidden="1" w:unhideWhenUsed="1"/>
+    <w:lsdException w:name="Date" w:semiHidden="1" w:unhideWhenUsed="1"/>
+    <w:lsdException w:name="Body Text First Indent" w:semiHidden="1" w:unhideWhenUsed="1"/>
+    <w:lsdException w:name="Body Text First Indent 2" w:semiHidden="1" w:unhideWhenUsed="1"/>
+    <w:lsdException w:name="Note Heading" w:semiHidden="1" w:unhideWhenUsed="1"/>
+    <w:lsdException w:name="Body Text 2" w:semiHidden="1" w:unhideWhenUsed="1"/>
+    <w:lsdException w:name="Body Text 3" w:semiHidden="1" w:unhideWhenUsed="1"/>
+    <w:lsdException w:name="Body Text Indent 2" w:semiHidden="1" w:unhideWhenUsed="1"/>
+    <w:lsdException w:name="Body Text Indent 3" w:semiHidden="1" w:unhideWhenUsed="1"/>
+    <w:lsdException w:name="Block Text" w:semiHidden="1" w:unhideWhenUsed="1"/>
+    <w:lsdException w:name="Hyperlink" w:semiHidden="1" w:unhideWhenUsed="1"/>
+    <w:lsdException w:name="FollowedHyperlink" w:semiHidden="1" w:unhideWhenUsed="1"/>
+    <w:lsdException w:name="Strong" w:uiPriority="22" w:qFormat="1"/>
+    <w:lsdException w:name="Emphasis" w:uiPriority="20" w:qFormat="1"/>
+    <w:lsdException w:name="Document Map" w:semiHidden="1" w:unhideWhenUsed="1"/>
+    <w:lsdException w:name="Plain Text" w:semiHidden="1" w:unhideWhenUsed="1"/>
+    <w:lsdException w:name="E-mail Signature" w:semiHidden="1" w:unhideWhenUsed="1"/>
+    <w:lsdException w:name="HTML Top of Form" w:semiHidden="1" w:unhideWhenUsed="1"/>
+    <w:lsdException w:name="HTML Bottom of Form" w:semiHidden="1" w:unhideWhenUsed="1"/>
+    <w:lsdException w:name="Normal (Web)" w:semiHidden="1" w:unhideWhenUsed="1"/>
+    <w:lsdException w:name="HTML Acronym" w:semiHidden="1" w:unhideWhenUsed="1"/>
+    <w:lsdException w:name="HTML Address" w:semiHidden="1" w:unhideWhenUsed="1"/>
+    <w:lsdException w:name="HTML Cite" w:semiHidden="1" w:unhideWhenUsed="1"/>
+    <w:lsdException w:name="HTML Code" w:semiHidden="1" w:unhideWhenUsed="1"/>
+    <w:lsdException w:name="HTML Definition" w:semiHidden="1" w:unhideWhenUsed="1"/>
+    <w:lsdException w:name="HTML Keyboard" w:semiHidden="1" w:unhideWhenUsed="1"/>
+    <w:lsdException w:name="HTML Preformatted" w:semiHidden="1" w:unhideWhenUsed="1"/>
+    <w:lsdException w:name="HTML Sample" w:semiHidden="1" w:unhideWhenUsed="1"/>
+    <w:lsdException w:name="HTML Typewriter" w:semiHidden="1" w:unhideWhenUsed="1"/>
+    <w:lsdException w:name="HTML Variable" w:semiHidden="1" w:unhideWhenUsed="1"/>
+    <w:lsdException w:name="Normal Table" w:semiHidden="1" w:unhideWhenUsed="1"/>
+    <w:lsdException w:name="annotation subject" w:semiHidden="1" w:unhideWhenUsed="1"/>
+    <w:lsdException w:name="No List" w:semiHidden="1" w:unhideWhenUsed="1"/>
+    <w:lsdException w:name="Outline List 1" w:semiHidden="1" w:unhideWhenUsed="1"/>
+    <w:lsdException w:name="Outline List 2" w:semiHidden="1" w:unhideWhenUsed="1"/>
+    <w:lsdException w:name="Outline List 3" w:semiHidden="1" w:unhideWhenUsed="1"/>
+    <w:lsdException w:name="Table Simple 1" w:semiHidden="1" w:unhideWhenUsed="1"/>
+    <w:lsdException w:name="Table Simple 2" w:semiHidden="1" w:unhideWhenUsed="1"/>
+    <w:lsdException w:name="Table Simple 3" w:semiHidden="1" w:unhideWhenUsed="1"/>
+    <w:lsdException w:name="Table Classic 1" w:semiHidden="1" w:unhideWhenUsed="1"/>
+    <w:lsdException w:name="Table Classic 2" w:semiHidden="1" w:unhideWhenUsed="1"/>
+    <w:lsdException w:name="Table Classic 3" w:semiHidden="1" w:unhideWhenUsed="1"/>
+    <w:lsdException w:name="Table Classic 4" w:semiHidden="1" w:unhideWhenUsed="1"/>
+    <w:lsdException w:name="Table Colorful 1" w:semiHidden="1" w:unhideWhenUsed="1"/>
+    <w:lsdException w:name="Table Colorful 2" w:semiHidden="1" w:unhideWhenUsed="1"/>
+    <w:lsdException w:name="Table Colorful 3" w:semiHidden="1" w:unhideWhenUsed="1"/>
+    <w:lsdException w:name="Table Columns 1" w:semiHidden="1" w:unhideWhenUsed="1"/>
+    <w:lsdException w:name="Table Columns 2" w:semiHidden="1" w:unhideWhenUsed="1"/>
+    <w:lsdException w:name="Table Columns 3" w:semiHidden="1" w:unhideWhenUsed="1"/>
+    <w:lsdException w:name="Table Columns 4" w:semiHidden="1" w:unhideWhenUsed="1"/>
+    <w:lsdException w:name="Table Columns 5" w:semiHidden="1" w:unhideWhenUsed="1"/>
+    <w:lsdException w:name="Table Grid 1" w:semiHidden="1" w:unhideWhenUsed="1"/>
+    <w:lsdException w:name="Table Grid 2" w:semiHidden="1" w:unhideWhenUsed="1"/>
+    <w:lsdException w:name="Table Grid 3" w:semiHidden="1" w:unhideWhenUsed="1"/>
+    <w:lsdException w:name="Table Grid 4" w:semiHidden="1" w:unhideWhenUsed="1"/>
+    <w:lsdException w:name="Table Grid 5" w:semiHidden="1" w:unhideWhenUsed="1"/>
+    <w:lsdException w:name="Table Grid 6" w:semiHidden="1" w:unhideWhenUsed="1"/>
+    <w:lsdException w:name="Table Grid 7" w:semiHidden="1" w:unhideWhenUsed="1"/>
+    <w:lsdException w:name="Table Grid 8" w:semiHidden="1" w:unhideWhenUsed="1"/>
+    <w:lsdException w:name="Table List 1" w:semiHidden="1" w:unhideWhenUsed="1"/>
+    <w:lsdException w:name="Table List 2" w:semiHidden="1" w:unhideWhenUsed="1"/>
+    <w:lsdException w:name="Table List 3" w:semiHidden="1" w:unhideWhenUsed="1"/>
+    <w:lsdException w:name="Table List 4" w:semiHidden="1" w:unhideWhenUsed="1"/>
+    <w:lsdException w:name="Table List 5" w:semiHidden="1" w:unhideWhenUsed="1"/>
+    <w:lsdException w:name="Table List 6" w:semiHidden="1" w:unhideWhenUsed="1"/>
+    <w:lsdException w:name="Table List 7" w:semiHidden="1" w:unhideWhenUsed="1"/>
+    <w:lsdException w:name="Table List 8" w:semiHidden="1" w:unhideWhenUsed="1"/>
+    <w:lsdException w:name="Table 3D effects 1" w:semiHidden="1" w:unhideWhenUsed="1"/>
+    <w:lsdException w:name="Table 3D effects 2" w:semiHidden="1" w:unhideWhenUsed="1"/>
+    <w:lsdException w:name="Table 3D effects 3" w:semiHidden="1" w:unhideWhenUsed="1"/>
+    <w:lsdException w:name="Table Contemporary" w:semiHidden="1" w:unhideWhenUsed="1"/>
+    <w:lsdException w:name="Table Elegant" w:semiHidden="1" w:unhideWhenUsed="1"/>
+    <w:lsdException w:name="Table Professional" w:semiHidden="1" w:unhideWhenUsed="1"/>
+    <w:lsdException w:name="Table Subtle 1" w:semiHidden="1" w:unhideWhenUsed="1"/>
+    <w:lsdException w:name="Table Subtle 2" w:semiHidden="1" w:unhideWhenUsed="1"/>
+    <w:lsdException w:name="Table Web 1" w:semiHidden="1" w:unhideWhenUsed="1"/>
+    <w:lsdException w:name="Table Web 2" w:semiHidden="1" w:unhideWhenUsed="1"/>
+    <w:lsdException w:name="Table Web 3" w:semiHidden="1" w:unhideWhenUsed="1"/>
+    <w:lsdException w:name="Balloon Text" w:semiHidden="1" w:unhideWhenUsed="1"/>
+    <w:lsdException w:name="Table Grid" w:uiPriority="39"/>
+    <w:lsdException w:name="Table Theme" w:semiHidden="1" w:unhideWhenUsed="1"/>
+    <w:lsdException w:name="Placeholder Text" w:semiHidden="1"/>
+    <w:lsdException w:name="No Spacing" w:uiPriority="1" w:qFormat="1"/>
+    <w:lsdException w:name="Light Shading" w:uiPriority="60"/>
+    <w:lsdException w:name="Light List" w:uiPriority="61"/>
+    <w:lsdException w:name="Light Grid" w:uiPriority="62"/>
+    <w:lsdException w:name="Medium Shading 1" w:uiPriority="63"/>
+    <w:lsdException w:name="Medium Shading 2" w:uiPriority="64"/>
+    <w:lsdException w:name="Medium List 1" w:uiPriority="65"/>
+    <w:lsdException w:name="Medium List 2" w:uiPriority="66"/>
+    <w:lsdException w:name="Medium Grid 1" w:uiPriority="67"/>
+    <w:lsdException w:name="Medium Grid 2" w:uiPriority="68"/>
+    <w:lsdException w:name="Medium Grid 3" w:uiPriority="69"/>
+    <w:lsdException w:name="Dark List" w:uiPriority="70"/>
+    <w:lsdException w:name="Colorful Shading" w:uiPriority="71"/>
+    <w:lsdException w:name="Colorful List" w:uiPriority="72"/>
+    <w:lsdException w:name="Colorful Grid" w:uiPriority="73"/>
+    <w:lsdException w:name="Light Shading Accent 1" w:uiPriority="60"/>
+    <w:lsdException w:name="Light List Accent 1" w:uiPriority="61"/>
+    <w:lsdException w:name="Light Grid Accent 1" w:uiPriority="62"/>
+    <w:lsdException w:name="Medium Shading 1 Accent 1" w:uiPriority="63"/>
+    <w:lsdException w:name="Medium Shading 2 Accent 1" w:uiPriority="64"/>
+    <w:lsdException w:name="Medium List 1 Accent 1" w:uiPriority="65"/>
+    <w:lsdException w:name="Revision" w:semiHidden="1"/>
+    <w:lsdException w:name="List Paragraph" w:uiPriority="34" w:qFormat="1"/>
+    <w:lsdException w:name="Quote" w:uiPriority="29" w:qFormat="1"/>
+    <w:lsdException w:name="Intense Quote" w:uiPriority="30" w:qFormat="1"/>
+    <w:lsdException w:name="Medium List 2 Accent 1" w:uiPriority="66"/>
+    <w:lsdException w:name="Medium Grid 1 Accent 1" w:uiPriority="67"/>
+    <w:lsdException w:name="Medium Grid 2 Accent 1" w:uiPriority="68"/>
+    <w:lsdException w:name="Medium Grid 3 Accent 1" w:uiPriority="69"/>
+    <w:lsdException w:name="Dark List Accent 1" w:uiPriority="70"/>
+    <w:lsdException w:name="Colorful Shading Accent 1" w:uiPriority="71"/>
+    <w:lsdException w:name="Colorful List Accent 1" w:uiPriority="72"/>
+    <w:lsdException w:name="Colorful Grid Accent 1" w:uiPriority="73"/>
+    <w:lsdException w:name="Light Shading Accent 2" w:uiPriority="60"/>
+    <w:lsdException w:name="Light List Accent 2" w:uiPriority="61"/>
+    <w:lsdException w:name="Light Grid Accent 2" w:uiPriority="62"/>
+    <w:lsdException w:name="Medium Shading 1 Accent 2" w:uiPriority="63"/>
+    <w:lsdException w:name="Medium Shading 2 Accent 2" w:uiPriority="64"/>
+    <w:lsdException w:name="Medium List 1 Accent 2" w:uiPriority="65"/>
+    <w:lsdException w:name="Medium List 2 Accent 2" w:uiPriority="66"/>
+    <w:lsdException w:name="Medium Grid 1 Accent 2" w:uiPriority="67"/>
+    <w:lsdException w:name="Medium Grid 2 Accent 2" w:uiPriority="68"/>
+    <w:lsdException w:name="Medium Grid 3 Accent 2" w:uiPriority="69"/>
+    <w:lsdException w:name="Dark List Accent 2" w:uiPriority="70"/>
+    <w:lsdException w:name="Colorful Shading Accent 2" w:uiPriority="71"/>
+    <w:lsdException w:name="Colorful List Accent 2" w:uiPriority="72"/>
+    <w:lsdException w:name="Colorful Grid Accent 2" w:uiPriority="73"/>
+    <w:lsdException w:name="Light Shading Accent 3" w:uiPriority="60"/>
+    <w:lsdException w:name="Light List Accent 3" w:uiPriority="61"/>
+    <w:lsdException w:name="Light Grid Accent 3" w:uiPriority="62"/>
+    <w:lsdException w:name="Medium Shading 1 Accent 3" w:uiPriority="63"/>
+    <w:lsdException w:name="Medium Shading 2 Accent 3" w:uiPriority="64"/>
+    <w:lsdException w:name="Medium List 1 Accent 3" w:uiPriority="65"/>
+    <w:lsdException w:name="Medium List 2 Accent 3" w:uiPriority="66"/>
+    <w:lsdException w:name="Medium Grid 1 Accent 3" w:uiPriority="67"/>
+    <w:lsdException w:name="Medium Grid 2 Accent 3" w:uiPriority="68"/>
+    <w:lsdException w:name="Medium Grid 3 Accent 3" w:uiPriority="69"/>
+    <w:lsdException w:name="Dark List Accent 3" w:uiPriority="70"/>
+    <w:lsdException w:name="Colorful Shading Accent 3" w:uiPriority="71"/>
+    <w:lsdException w:name="Colorful List Accent 3" w:uiPriority="72"/>
+    <w:lsdException w:name="Colorful Grid Accent 3" w:uiPriority="73"/>
+    <w:lsdException w:name="Light Shading Accent 4" w:uiPriority="60"/>
+    <w:lsdException w:name="Light List Accent 4" w:uiPriority="61"/>
+    <w:lsdException w:name="Light Grid Accent 4" w:uiPriority="62"/>
+    <w:lsdException w:name="Medium Shading 1 Accent 4" w:uiPriority="63"/>
+    <w:lsdException w:name="Medium Shading 2 Accent 4" w:uiPriority="64"/>
+    <w:lsdException w:name="Medium List 1 Accent 4" w:uiPriority="65"/>
+    <w:lsdException w:name="Medium List 2 Accent 4" w:uiPriority="66"/>
+    <w:lsdException w:name="Medium Grid 1 Accent 4" w:uiPriority="67"/>
+    <w:lsdException w:name="Medium Grid 2 Accent 4" w:uiPriority="68"/>
+    <w:lsdException w:name="Medium Grid 3 Accent 4" w:uiPriority="69"/>
+    <w:lsdException w:name="Dark List Accent 4" w:uiPriority="70"/>
+    <w:lsdException w:name="Colorful Shading Accent 4" w:uiPriority="71"/>
+    <w:lsdException w:name="Colorful List Accent 4" w:uiPriority="72"/>
+    <w:lsdException w:name="Colorful Grid Accent 4" w:uiPriority="73"/>
+    <w:lsdException w:name="Light Shading Accent 5" w:uiPriority="60"/>
+    <w:lsdException w:name="Light List Accent 5" w:uiPriority="61"/>
+    <w:lsdException w:name="Light Grid Accent 5" w:uiPriority="62"/>
+    <w:lsdException w:name="Medium Shading 1 Accent 5" w:uiPriority="63"/>
+    <w:lsdException w:name="Medium Shading 2 Accent 5" w:uiPriority="64"/>
+    <w:lsdException w:name="Medium List 1 Accent 5" w:uiPriority="65"/>
+    <w:lsdException w:name="Medium List 2 Accent 5" w:uiPriority="66"/>
+    <w:lsdException w:name="Medium Grid 1 Accent 5" w:uiPriority="67"/>
+    <w:lsdException w:name="Medium Grid 2 Accent 5" w:uiPriority="68"/>
+    <w:lsdException w:name="Medium Grid 3 Accent 5" w:uiPriority="69"/>
+    <w:lsdException w:name="Dark List Accent 5" w:uiPriority="70"/>
+    <w:lsdException w:name="Colorful Shading Accent 5" w:uiPriority="71"/>
+    <w:lsdException w:name="Colorful List Accent 5" w:uiPriority="72"/>
+    <w:lsdException w:name="Colorful Grid Accent 5" w:uiPriority="73"/>
+    <w:lsdException w:name="Light Shading Accent 6" w:uiPriority="60"/>
+    <w:lsdException w:name="Light List Accent 6" w:uiPriority="61"/>
+    <w:lsdException w:name="Light Grid Accent 6" w:uiPriority="62"/>
+    <w:lsdException w:name="Medium Shading 1 Accent 6" w:uiPriority="63"/>
+    <w:lsdException w:name="Medium Shading 2 Accent 6" w:uiPriority="64"/>
+    <w:lsdException w:name="Medium List 1 Accent 6" w:uiPriority="65"/>
+    <w:lsdException w:name="Medium List 2 Accent 6" w:uiPriority="66"/>
+    <w:lsdException w:name="Medium Grid 1 Accent 6" w:uiPriority="67"/>
+    <w:lsdException w:name="Medium Grid 2 Accent 6" w:uiPriority="68"/>
+    <w:lsdException w:name="Medium Grid 3 Accent 6" w:uiPriority="69"/>
+    <w:lsdException w:name="Dark List Accent 6" w:uiPriority="70"/>
+    <w:lsdException w:name="Colorful Shading Accent 6" w:uiPriority="71"/>
+    <w:lsdException w:name="Colorful List Accent 6" w:uiPriority="72"/>
+    <w:lsdException w:name="Colorful Grid Accent 6" w:uiPriority="73"/>
+    <w:lsdException w:name="Subtle Emphasis" w:uiPriority="19" w:qFormat="1"/>
+    <w:lsdException w:name="Intense Emphasis" w:uiPriority="21" w:qFormat="1"/>
+    <w:lsdException w:name="Subtle Reference" w:uiPriority="31" w:qFormat="1"/>
+    <w:lsdException w:name="Intense Reference" w:uiPriority="32" w:qFormat="1"/>
+    <w:lsdException w:name="Book Title" w:uiPriority="33" w:qFormat="1"/>
+    <w:lsdException w:name="Bibliography" w:semiHidden="1" w:uiPriority="37" w:unhideWhenUsed="1"/>
+    <w:lsdException w:name="TOC Heading" w:semiHidden="1" w:uiPriority="39" w:unhideWhenUsed="1" w:qFormat="1"/>
+    <w:lsdException w:name="Plain Table 1" w:uiPriority="41"/>
+    <w:lsdException w:name="Plain Table 2" w:uiPriority="42"/>
+    <w:lsdException w:name="Plain Table 3" w:uiPriority="43"/>
+    <w:lsdException w:name="Plain Table 4" w:uiPriority="44"/>
+    <w:lsdException w:name="Plain Table 5" w:uiPriority="45"/>
+    <w:lsdException w:name="Grid Table Light" w:uiPriority="40"/>
+    <w:lsdException w:name="Grid Table 1 Light" w:uiPriority="46"/>
+    <w:lsdException w:name="Grid Table 2" w:uiPriority="47"/>
+    <w:lsdException w:name="Grid Table 3" w:uiPriority="48"/>
+    <w:lsdException w:name="Grid Table 4" w:uiPriority="49"/>
+    <w:lsdException w:name="Grid Table 5 Dark" w:uiPriority="50"/>
+    <w:lsdException w:name="Grid Table 6 Colorful" w:uiPriority="51"/>
+    <w:lsdException w:name="Grid Table 7 Colorful" w:uiPriority="52"/>
+    <w:lsdException w:name="Grid Table 1 Light Accent 1" w:uiPriority="46"/>
+    <w:lsdException w:name="Grid Table 2 Accent 1" w:uiPriority="47"/>
+    <w:lsdException w:name="Grid Table 3 Accent 1" w:uiPriority="48"/>
+    <w:lsdException w:name="Grid Table 4 Accent 1" w:uiPriority="49"/>
+    <w:lsdException w:name="Grid Table 5 Dark Accent 1" w:uiPriority="50"/>
+    <w:lsdException w:name="Grid Table 6 Colorful Accent 1" w:uiPriority="51"/>
+    <w:lsdException w:name="Grid Table 7 Colorful Accent 1" w:uiPriority="52"/>
+    <w:lsdException w:name="Grid Table 1 Light Accent 2" w:uiPriority="46"/>
+    <w:lsdException w:name="Grid Table 2 Accent 2" w:uiPriority="47"/>
+    <w:lsdException w:name="Grid Table 3 Accent 2" w:uiPriority="48"/>
+    <w:lsdException w:name="Grid Table 4 Accent 2" w:uiPriority="49"/>
+    <w:lsdException w:name="Grid Table 5 Dark Accent 2" w:uiPriority="50"/>
+    <w:lsdException w:name="Grid Table 6 Colorful Accent 2" w:uiPriority="51"/>
+    <w:lsdException w:name="Grid Table 7 Colorful Accent 2" w:uiPriority="52"/>
+    <w:lsdException w:name="Grid Table 1 Light Accent 3" w:uiPriority="46"/>
+    <w:lsdException w:name="Grid Table 2 Accent 3" w:uiPriority="47"/>
+    <w:lsdException w:name="Grid Table 3 Accent 3" w:uiPriority="48"/>
+    <w:lsdException w:name="Grid Table 4 Accent 3" w:uiPriority="49"/>
+    <w:lsdException w:name="Grid Table 5 Dark Accent 3" w:uiPriority="50"/>
+    <w:lsdException w:name="Grid Table 6 Colorful Accent 3" w:uiPriority="51"/>
+    <w:lsdException w:name="Grid Table 7 Colorful Accent 3" w:uiPriority="52"/>
+    <w:lsdException w:name="Grid Table 1 Light Accent 4" w:uiPriority="46"/>
+    <w:lsdException w:name="Grid Table 2 Accent 4" w:uiPriority="47"/>
+    <w:lsdException w:name="Grid Table 3 Accent 4" w:uiPriority="48"/>
+    <w:lsdException w:name="Grid Table 4 Accent 4" w:uiPriority="49"/>
+    <w:lsdException w:name="Grid Table 5 Dark Accent 4" w:uiPriority="50"/>
+    <w:lsdException w:name="Grid Table 6 Colorful Accent 4" w:uiPriority="51"/>
+    <w:lsdException w:name="Grid Table 7 Colorful Accent 4" w:uiPriority="52"/>
+    <w:lsdException w:name="Grid Table 1 Light Accent 5" w:uiPriority="46"/>
+    <w:lsdException w:name="Grid Table 2 Accent 5" w:uiPriority="47"/>
+    <w:lsdException w:name="Grid Table 3 Accent 5" w:uiPriority="48"/>
+    <w:lsdException w:name="Grid Table 4 Accent 5" w:uiPriority="49"/>
+    <w:lsdException w:name="Grid Table 5 Dark Accent 5" w:uiPriority="50"/>
+    <w:lsdException w:name="Grid Table 6 Colorful Accent 5" w:uiPriority="51"/>
+    <w:lsdException w:name="Grid Table 7 Colorful Accent 5" w:uiPriority="52"/>
+    <w:lsdException w:name="Grid Table 1 Light Accent 6" w:uiPriority="46"/>
+    <w:lsdException w:name="Grid Table 2 Accent 6" w:uiPriority="47"/>
+    <w:lsdException w:name="Grid Table 3 Accent 6" w:uiPriority="48"/>
+    <w:lsdException w:name="Grid Table 4 Accent 6" w:uiPriority="49"/>
+    <w:lsdException w:name="Grid Table 5 Dark Accent 6" w:uiPriority="50"/>
+    <w:lsdException w:name="Grid Table 6 Colorful Accent 6" w:uiPriority="51"/>
+    <w:lsdException w:name="Grid Table 7 Colorful Accent 6" w:uiPriority="52"/>
+    <w:lsdException w:name="List Table 1 Light" w:uiPriority="46"/>
+    <w:lsdException w:name="List Table 2" w:uiPriority="47"/>
+    <w:lsdException w:name="List Table 3" w:uiPriority="48"/>
+    <w:lsdException w:name="List Table 4" w:uiPriority="49"/>
+    <w:lsdException w:name="List Table 5 Dark" w:uiPriority="50"/>
+    <w:lsdException w:name="List Table 6 Colorful" w:uiPriority="51"/>
+    <w:lsdException w:name="List Table 7 Colorful" w:uiPriority="52"/>
+    <w:lsdException w:name="List Table 1 Light Accent 1" w:uiPriority="46"/>
+    <w:lsdException w:name="List Table 2 Accent 1" w:uiPriority="47"/>
+    <w:lsdException w:name="List Table 3 Accent 1" w:uiPriority="48"/>
+    <w:lsdException w:name="List Table 4 Accent 1" w:uiPriority="49"/>
+    <w:lsdException w:name="List Table 5 Dark Accent 1" w:uiPriority="50"/>
+    <w:lsdException w:name="List Table 6 Colorful Accent 1" w:uiPriority="51"/>
+    <w:lsdException w:name="List Table 7 Colorful Accent 1" w:uiPriority="52"/>
+    <w:lsdException w:name="List Table 1 Light Accent 2" w:uiPriority="46"/>
+    <w:lsdException w:name="List Table 2 Accent 2" w:uiPriority="47"/>
+    <w:lsdException w:name="List Table 3 Accent 2" w:uiPriority="48"/>
+    <w:lsdException w:name="List Table 4 Accent 2" w:uiPriority="49"/>
+    <w:lsdException w:name="List Table 5 Dark Accent 2" w:uiPriority="50"/>
+    <w:lsdException w:name="List Table 6 Colorful Accent 2" w:uiPriority="51"/>
+    <w:lsdException w:name="List Table 7 Colorful Accent 2" w:uiPriority="52"/>
+    <w:lsdException w:name="List Table 1 Light Accent 3" w:uiPriority="46"/>
+    <w:lsdException w:name="List Table 2 Accent 3" w:uiPriority="47"/>
+    <w:lsdException w:name="List Table 3 Accent 3" w:uiPriority="48"/>
+    <w:lsdException w:name="List Table 4 Accent 3" w:uiPriority="49"/>
+    <w:lsdException w:name="List Table 5 Dark Accent 3" w:uiPriority="50"/>
+    <w:lsdException w:name="List Table 6 Colorful Accent 3" w:uiPriority="51"/>
+    <w:lsdException w:name="List Table 7 Colorful Accent 3" w:uiPriority="52"/>
+    <w:lsdException w:name="List Table 1 Light Accent 4" w:uiPriority="46"/>
+    <w:lsdException w:name="List Table 2 Accent 4" w:uiPriority="47"/>
+    <w:lsdException w:name="List Table 3 Accent 4" w:uiPriority="48"/>
+    <w:lsdException w:name="List Table 4 Accent 4" w:uiPriority="49"/>
+    <w:lsdException w:name="List Table 5 Dark Accent 4" w:uiPriority="50"/>
+    <w:lsdException w:name="List Table 6 Colorful Accent 4" w:uiPriority="51"/>
+    <w:lsdException w:name="List Table 7 Colorful Accent 4" w:uiPriority="52"/>
+    <w:lsdException w:name="List Table 1 Light Accent 5" w:uiPriority="46"/>
+    <w:lsdException w:name="List Table 2 Accent 5" w:uiPriority="47"/>
+    <w:lsdException w:name="List Table 3 Accent 5" w:uiPriority="48"/>
+    <w:lsdException w:name="List Table 4 Accent 5" w:uiPriority="49"/>
+    <w:lsdException w:name="List Table 5 Dark Accent 5" w:uiPriority="50"/>
+    <w:lsdException w:name="List Table 6 Colorful Accent 5" w:uiPriority="51"/>
+    <w:lsdException w:name="List Table 7 Colorful Accent 5" w:uiPriority="52"/>
+    <w:lsdException w:name="List Table 1 Light Accent 6" w:uiPriority="46"/>
+    <w:lsdException w:name="List Table 2 Accent 6" w:uiPriority="47"/>
+    <w:lsdException w:name="List Table 3 Accent 6" w:uiPriority="48"/>
+    <w:lsdException w:name="List Table 4 Accent 6" w:uiPriority="49"/>
+    <w:lsdException w:name="List Table 5 Dark Accent 6" w:uiPriority="50"/>
+    <w:lsdException w:name="List Table 6 Colorful Accent 6" w:uiPriority="51"/>
+    <w:lsdException w:name="List Table 7 Colorful Accent 6" w:uiPriority="52"/>
+  </w:latentStyles>
+  <w:style w:type="paragraph" w:default="1" w:styleId="Normal">
+    <w:name w:val="Normal"/>
   </w:style>
-  <w:style w:type="table" w:styleId="TableNormal" w:default="1">
-    <w:name w:val="TableNormal"/>
-  </w:style>
-  <w:style w:type="paragraph" w:styleId="Heading1">
+  <w:style w:type="paragraph" w:styleId="Ttulo1">
     <w:name w:val="heading 1"/>
     <w:basedOn w:val="Normal"/>
     <w:next w:val="Normal"/>
     <w:pPr>
-      <w:keepNext w:val="1"/>
-      <w:keepLines w:val="1"/>
-      <w:spacing w:after="80" w:before="360" w:lineRule="auto"/>
+      <w:keepNext/>
+      <w:keepLines/>
+      <w:spacing w:before="360" w:after="80"/>
+      <w:outlineLvl w:val="0"/>
     </w:pPr>
     <w:rPr>
-      <w:rFonts w:ascii="Play" w:cs="Play" w:eastAsia="Play" w:hAnsi="Play"/>
-      <w:color w:val="0f4761"/>
+      <w:rFonts w:ascii="Play" w:eastAsia="Play" w:hAnsi="Play" w:cs="Play"/>
+      <w:color w:val="0F4761"/>
       <w:sz w:val="40"/>
       <w:szCs w:val="40"/>
     </w:rPr>
   </w:style>
-  <w:style w:type="paragraph" w:styleId="Heading2">
+  <w:style w:type="paragraph" w:styleId="Ttulo2">
     <w:name w:val="heading 2"/>
     <w:basedOn w:val="Normal"/>
     <w:next w:val="Normal"/>
     <w:pPr>
-      <w:keepNext w:val="1"/>
-      <w:keepLines w:val="1"/>
-      <w:spacing w:after="80" w:before="160" w:lineRule="auto"/>
+      <w:keepNext/>
+      <w:keepLines/>
+      <w:spacing w:before="160" w:after="80"/>
+      <w:outlineLvl w:val="1"/>
     </w:pPr>
     <w:rPr>
-      <w:rFonts w:ascii="Play" w:cs="Play" w:eastAsia="Play" w:hAnsi="Play"/>
-      <w:color w:val="0f4761"/>
+      <w:rFonts w:ascii="Play" w:eastAsia="Play" w:hAnsi="Play" w:cs="Play"/>
+      <w:color w:val="0F4761"/>
       <w:sz w:val="32"/>
       <w:szCs w:val="32"/>
     </w:rPr>
   </w:style>
-  <w:style w:type="paragraph" w:styleId="Heading3">
+  <w:style w:type="paragraph" w:styleId="Ttulo3">
     <w:name w:val="heading 3"/>
     <w:basedOn w:val="Normal"/>
     <w:next w:val="Normal"/>
     <w:pPr>
-      <w:keepNext w:val="1"/>
-      <w:keepLines w:val="1"/>
-      <w:spacing w:after="80" w:before="160" w:lineRule="auto"/>
+      <w:keepNext/>
+      <w:keepLines/>
+      <w:spacing w:before="160" w:after="80"/>
+      <w:outlineLvl w:val="2"/>
     </w:pPr>
     <w:rPr>
-      <w:color w:val="0f4761"/>
+      <w:color w:val="0F4761"/>
       <w:sz w:val="28"/>
       <w:szCs w:val="28"/>
     </w:rPr>
   </w:style>
-  <w:style w:type="paragraph" w:styleId="Heading4">
+  <w:style w:type="paragraph" w:styleId="Ttulo4">
     <w:name w:val="heading 4"/>
     <w:basedOn w:val="Normal"/>
     <w:next w:val="Normal"/>
     <w:pPr>
-      <w:keepNext w:val="1"/>
-      <w:keepLines w:val="1"/>
-      <w:spacing w:after="40" w:before="80" w:lineRule="auto"/>
+      <w:keepNext/>
+      <w:keepLines/>
+      <w:spacing w:before="80" w:after="40"/>
+      <w:outlineLvl w:val="3"/>
     </w:pPr>
     <w:rPr>
-      <w:i w:val="1"/>
-      <w:color w:val="0f4761"/>
+      <w:i/>
+      <w:color w:val="0F4761"/>
     </w:rPr>
   </w:style>
-  <w:style w:type="paragraph" w:styleId="Heading5">
+  <w:style w:type="paragraph" w:styleId="Ttulo5">
     <w:name w:val="heading 5"/>
     <w:basedOn w:val="Normal"/>
     <w:next w:val="Normal"/>
     <w:pPr>
-      <w:keepNext w:val="1"/>
-      <w:keepLines w:val="1"/>
-      <w:spacing w:after="40" w:before="80" w:lineRule="auto"/>
+      <w:keepNext/>
+      <w:keepLines/>
+      <w:spacing w:before="80" w:after="40"/>
+      <w:outlineLvl w:val="4"/>
     </w:pPr>
     <w:rPr>
-      <w:color w:val="0f4761"/>
+      <w:color w:val="0F4761"/>
     </w:rPr>
   </w:style>
-  <w:style w:type="paragraph" w:styleId="Heading6">
+  <w:style w:type="paragraph" w:styleId="Ttulo6">
     <w:name w:val="heading 6"/>
     <w:basedOn w:val="Normal"/>
     <w:next w:val="Normal"/>
     <w:pPr>
-      <w:keepNext w:val="1"/>
-      <w:keepLines w:val="1"/>
-      <w:spacing w:after="0" w:before="40" w:lineRule="auto"/>
+      <w:keepNext/>
+      <w:keepLines/>
+      <w:spacing w:before="40" w:after="0"/>
+      <w:outlineLvl w:val="5"/>
     </w:pPr>
     <w:rPr>
-      <w:i w:val="1"/>
+      <w:i/>
       <w:color w:val="595959"/>
     </w:rPr>
   </w:style>
-  <w:style w:type="paragraph" w:styleId="Title">
+  <w:style w:type="character" w:default="1" w:styleId="Fuentedeprrafopredeter">
+    <w:name w:val="Default Paragraph Font"/>
+    <w:uiPriority w:val="1"/>
+    <w:semiHidden/>
+    <w:unhideWhenUsed/>
+  </w:style>
+  <w:style w:type="table" w:default="1" w:styleId="Tablanormal">
+    <w:name w:val="Normal Table"/>
+    <w:uiPriority w:val="99"/>
+    <w:semiHidden/>
+    <w:unhideWhenUsed/>
+    <w:tblPr>
+      <w:tblInd w:w="0" w:type="dxa"/>
+      <w:tblCellMar>
+        <w:top w:w="0" w:type="dxa"/>
+        <w:left w:w="108" w:type="dxa"/>
+        <w:bottom w:w="0" w:type="dxa"/>
+        <w:right w:w="108" w:type="dxa"/>
+      </w:tblCellMar>
+    </w:tblPr>
+  </w:style>
+  <w:style w:type="numbering" w:default="1" w:styleId="Sinlista">
+    <w:name w:val="No List"/>
+    <w:uiPriority w:val="99"/>
+    <w:semiHidden/>
+    <w:unhideWhenUsed/>
+  </w:style>
+  <w:style w:type="table" w:customStyle="1" w:styleId="TableNormal">
+    <w:name w:val="TableNormal"/>
+    <w:tblPr>
+      <w:tblCellMar>
+        <w:top w:w="0" w:type="dxa"/>
+        <w:left w:w="0" w:type="dxa"/>
+        <w:bottom w:w="0" w:type="dxa"/>
+        <w:right w:w="0" w:type="dxa"/>
+      </w:tblCellMar>
+    </w:tblPr>
+  </w:style>
+  <w:style w:type="paragraph" w:styleId="Ttulo">
     <w:name w:val="Title"/>
     <w:basedOn w:val="Normal"/>
     <w:next w:val="Normal"/>
@@ -779,21 +1658,64 @@
       <w:spacing w:after="80" w:line="240" w:lineRule="auto"/>
     </w:pPr>
     <w:rPr>
-      <w:rFonts w:ascii="Play" w:cs="Play" w:eastAsia="Play" w:hAnsi="Play"/>
+      <w:rFonts w:ascii="Play" w:eastAsia="Play" w:hAnsi="Play" w:cs="Play"/>
       <w:sz w:val="56"/>
       <w:szCs w:val="56"/>
     </w:rPr>
   </w:style>
-  <w:style w:type="paragraph" w:styleId="Subtitle">
+  <w:style w:type="paragraph" w:styleId="Subttulo">
     <w:name w:val="Subtitle"/>
     <w:basedOn w:val="Normal"/>
     <w:next w:val="Normal"/>
-    <w:pPr/>
     <w:rPr>
       <w:color w:val="595959"/>
       <w:sz w:val="28"/>
       <w:szCs w:val="28"/>
     </w:rPr>
+  </w:style>
+  <w:style w:type="paragraph" w:styleId="Encabezado">
+    <w:name w:val="header"/>
+    <w:basedOn w:val="Normal"/>
+    <w:link w:val="EncabezadoCar"/>
+    <w:uiPriority w:val="99"/>
+    <w:unhideWhenUsed/>
+    <w:rsid w:val="002E0526"/>
+    <w:pPr>
+      <w:tabs>
+        <w:tab w:val="center" w:pos="4419"/>
+        <w:tab w:val="right" w:pos="8838"/>
+      </w:tabs>
+      <w:spacing w:after="0" w:line="240" w:lineRule="auto"/>
+    </w:pPr>
+  </w:style>
+  <w:style w:type="character" w:customStyle="1" w:styleId="EncabezadoCar">
+    <w:name w:val="Encabezado Car"/>
+    <w:basedOn w:val="Fuentedeprrafopredeter"/>
+    <w:link w:val="Encabezado"/>
+    <w:uiPriority w:val="99"/>
+    <w:rsid w:val="002E0526"/>
+  </w:style>
+  <w:style w:type="paragraph" w:styleId="Piedepgina">
+    <w:name w:val="footer"/>
+    <w:basedOn w:val="Normal"/>
+    <w:link w:val="PiedepginaCar"/>
+    <w:uiPriority w:val="99"/>
+    <w:unhideWhenUsed/>
+    <w:rsid w:val="002E0526"/>
+    <w:pPr>
+      <w:tabs>
+        <w:tab w:val="center" w:pos="4419"/>
+        <w:tab w:val="right" w:pos="8838"/>
+      </w:tabs>
+      <w:spacing w:after="0" w:line="240" w:lineRule="auto"/>
+    </w:pPr>
+  </w:style>
+  <w:style w:type="character" w:customStyle="1" w:styleId="PiedepginaCar">
+    <w:name w:val="Pie de página Car"/>
+    <w:basedOn w:val="Fuentedeprrafopredeter"/>
+    <w:link w:val="Piedepgina"/>
+    <w:uiPriority w:val="99"/>
+    <w:rsid w:val="002E0526"/>
   </w:style>
 </w:styles>
 </file>
